--- a/09_Zweidimensionale_Arrays/Übungen/MatrixMultiply/MatrixMultiply.docx
+++ b/09_Zweidimensionale_Arrays/Übungen/MatrixMultiply/MatrixMultiply.docx
@@ -1,7 +1,54 @@
 
 <file path=word/document.xml><?xml version="1.0" encoding="utf-8"?>
-<w:document xmlns:wpc="http://schemas.microsoft.com/office/word/2010/wordprocessingCanvas" xmlns:mc="http://schemas.openxmlformats.org/markup-compatibility/2006" xmlns:o="urn:schemas-microsoft-com:office:office" xmlns:r="http://schemas.openxmlformats.org/officeDocument/2006/relationships" xmlns:m="http://schemas.openxmlformats.org/officeDocument/2006/math" xmlns:v="urn:schemas-microsoft-com:vml" xmlns:wp14="http://schemas.microsoft.com/office/word/2010/wordprocessingDrawing" xmlns:wp="http://schemas.openxmlformats.org/drawingml/2006/wordprocessingDrawing" xmlns:w10="urn:schemas-microsoft-com:office:word" xmlns:w="http://schemas.openxmlformats.org/wordprocessingml/2006/main" xmlns:w14="http://schemas.microsoft.com/office/word/2010/wordml" xmlns:w15="http://schemas.microsoft.com/office/word/2012/wordml" xmlns:wpg="http://schemas.microsoft.com/office/word/2010/wordprocessingGroup" xmlns:wpi="http://schemas.microsoft.com/office/word/2010/wordprocessingInk" xmlns:wne="http://schemas.microsoft.com/office/word/2006/wordml" xmlns:wps="http://schemas.microsoft.com/office/word/2010/wordprocessingShape" mc:Ignorable="w14 w15 wp14">
+<w:document xmlns:wpc="http://schemas.microsoft.com/office/word/2010/wordprocessingCanvas" xmlns:cx="http://schemas.microsoft.com/office/drawing/2014/chartex" xmlns:cx1="http://schemas.microsoft.com/office/drawing/2015/9/8/chartex" xmlns:cx2="http://schemas.microsoft.com/office/drawing/2015/10/21/chartex" xmlns:cx3="http://schemas.microsoft.com/office/drawing/2016/5/9/chartex" xmlns:cx4="http://schemas.microsoft.com/office/drawing/2016/5/10/chartex" xmlns:cx5="http://schemas.microsoft.com/office/drawing/2016/5/11/chartex" xmlns:cx6="http://schemas.microsoft.com/office/drawing/2016/5/12/chartex" xmlns:cx7="http://schemas.microsoft.com/office/drawing/2016/5/13/chartex" xmlns:cx8="http://schemas.microsoft.com/office/drawing/2016/5/14/chartex" xmlns:mc="http://schemas.openxmlformats.org/markup-compatibility/2006" xmlns:aink="http://schemas.microsoft.com/office/drawing/2016/ink" xmlns:am3d="http://schemas.microsoft.com/office/drawing/2017/model3d" xmlns:o="urn:schemas-microsoft-com:office:office" xmlns:r="http://schemas.openxmlformats.org/officeDocument/2006/relationships" xmlns:m="http://schemas.openxmlformats.org/officeDocument/2006/math" xmlns:v="urn:schemas-microsoft-com:vml" xmlns:wp14="http://schemas.microsoft.com/office/word/2010/wordprocessingDrawing" xmlns:wp="http://schemas.openxmlformats.org/drawingml/2006/wordprocessingDrawing" xmlns:w10="urn:schemas-microsoft-com:office:word" xmlns:w="http://schemas.openxmlformats.org/wordprocessingml/2006/main" xmlns:w14="http://schemas.microsoft.com/office/word/2010/wordml" xmlns:w15="http://schemas.microsoft.com/office/word/2012/wordml" xmlns:w16cex="http://schemas.microsoft.com/office/word/2018/wordml/cex" xmlns:w16cid="http://schemas.microsoft.com/office/word/2016/wordml/cid" xmlns:w16="http://schemas.microsoft.com/office/word/2018/wordml" xmlns:w16sdtdh="http://schemas.microsoft.com/office/word/2020/wordml/sdtdatahash" xmlns:w16se="http://schemas.microsoft.com/office/word/2015/wordml/symex" xmlns:wpg="http://schemas.microsoft.com/office/word/2010/wordprocessingGroup" xmlns:wpi="http://schemas.microsoft.com/office/word/2010/wordprocessingInk" xmlns:wne="http://schemas.microsoft.com/office/word/2006/wordml" xmlns:wps="http://schemas.microsoft.com/office/word/2010/wordprocessingShape" mc:Ignorable="w14 w15 w16se w16cid w16 w16cex w16sdtdh wp14">
   <w:body>
+    <w:p>
+      <w:pPr>
+        <w:pStyle w:val="berschrift2"/>
+      </w:pPr>
+      <w:r>
+        <w:t>Lehrziele:</w:t>
+      </w:r>
+    </w:p>
+    <w:p>
+      <w:pPr>
+        <w:pStyle w:val="Listenabsatz"/>
+        <w:numPr>
+          <w:ilvl w:val="0"/>
+          <w:numId w:val="20"/>
+        </w:numPr>
+      </w:pPr>
+      <w:r>
+        <w:t>Methoden</w:t>
+      </w:r>
+    </w:p>
+    <w:p>
+      <w:pPr>
+        <w:pStyle w:val="Listenabsatz"/>
+        <w:numPr>
+          <w:ilvl w:val="0"/>
+          <w:numId w:val="20"/>
+        </w:numPr>
+      </w:pPr>
+      <w:proofErr w:type="spellStart"/>
+      <w:r>
+        <w:t>UnitTest</w:t>
+      </w:r>
+      <w:proofErr w:type="spellEnd"/>
+    </w:p>
+    <w:p>
+      <w:pPr>
+        <w:pStyle w:val="Listenabsatz"/>
+        <w:numPr>
+          <w:ilvl w:val="0"/>
+          <w:numId w:val="20"/>
+        </w:numPr>
+        <w:spacing w:after="0" w:line="240" w:lineRule="auto"/>
+      </w:pPr>
+      <w:r>
+        <w:t>Matrix</w:t>
+      </w:r>
+    </w:p>
     <w:p>
       <w:pPr>
         <w:pBdr>
@@ -22,13 +69,13 @@
           <w:lang w:eastAsia="de-AT"/>
         </w:rPr>
         <w:drawing>
-          <wp:anchor distT="0" distB="0" distL="114300" distR="114300" simplePos="0" relativeHeight="251659264" behindDoc="0" locked="0" layoutInCell="1" allowOverlap="1" wp14:anchorId="56E23163" wp14:editId="3E8D99E0">
+          <wp:anchor distT="0" distB="0" distL="114300" distR="114300" simplePos="0" relativeHeight="251659264" behindDoc="0" locked="0" layoutInCell="1" allowOverlap="1" wp14:anchorId="3A034F8F" wp14:editId="2EC29286">
             <wp:simplePos x="0" y="0"/>
             <wp:positionH relativeFrom="margin">
-              <wp:posOffset>3761105</wp:posOffset>
+              <wp:posOffset>3789363</wp:posOffset>
             </wp:positionH>
-            <wp:positionV relativeFrom="margin">
-              <wp:posOffset>-143375</wp:posOffset>
+            <wp:positionV relativeFrom="paragraph">
+              <wp:posOffset>177165</wp:posOffset>
             </wp:positionV>
             <wp:extent cx="2522220" cy="1424305"/>
             <wp:effectExtent l="0" t="0" r="0" b="0"/>
@@ -106,13 +153,7 @@
         <w:t xml:space="preserve">Projektvorlage </w:t>
       </w:r>
       <w:r>
-        <w:t>für dieses</w:t>
-      </w:r>
-      <w:r>
-        <w:t xml:space="preserve"> Beispiel enthält einige Testfälle zur Multiplikation von zweidimensionalen Matrizen. </w:t>
-      </w:r>
-      <w:r>
-        <w:t>Ihre Aufgabe ist es, die vorgegebenen Methoden so zu implementieren, dass alle Testfälle passen.</w:t>
+        <w:t>für dieses Beispiel enthält einige Testfälle zur Multiplikation von zweidimensionalen Matrizen. Ihre Aufgabe ist es, die vorgegebenen Methoden so zu implementieren, dass alle Testfälle passen.</w:t>
       </w:r>
     </w:p>
     <w:p>
@@ -125,13 +166,13 @@
           <w:lang w:eastAsia="de-AT"/>
         </w:rPr>
         <w:drawing>
-          <wp:anchor distT="0" distB="0" distL="114300" distR="114300" simplePos="0" relativeHeight="251660288" behindDoc="0" locked="0" layoutInCell="1" allowOverlap="1" wp14:anchorId="134CD77F" wp14:editId="05F3D6B1">
+          <wp:anchor distT="0" distB="0" distL="114300" distR="114300" simplePos="0" relativeHeight="251660288" behindDoc="0" locked="0" layoutInCell="1" allowOverlap="1" wp14:anchorId="795A687A" wp14:editId="29DFFAA8">
             <wp:simplePos x="0" y="0"/>
             <wp:positionH relativeFrom="margin">
-              <wp:posOffset>4100701</wp:posOffset>
+              <wp:posOffset>4091305</wp:posOffset>
             </wp:positionH>
-            <wp:positionV relativeFrom="margin">
-              <wp:posOffset>1809486</wp:posOffset>
+            <wp:positionV relativeFrom="paragraph">
+              <wp:posOffset>606425</wp:posOffset>
             </wp:positionV>
             <wp:extent cx="1992630" cy="1028700"/>
             <wp:effectExtent l="0" t="0" r="0" b="0"/>
@@ -204,28 +245,25 @@
         <w:jc w:val="both"/>
         <w:rPr>
           <w:b/>
-          <w:sz w:val="24"/>
         </w:rPr>
       </w:pPr>
-      <w:bookmarkStart w:id="0" w:name="_GoBack"/>
       <w:r>
         <w:rPr>
           <w:b/>
           <w:noProof/>
-          <w:sz w:val="24"/>
           <w:lang w:eastAsia="de-AT"/>
         </w:rPr>
         <w:drawing>
-          <wp:anchor distT="0" distB="0" distL="114300" distR="114300" simplePos="0" relativeHeight="251661312" behindDoc="0" locked="0" layoutInCell="1" allowOverlap="1" wp14:anchorId="2E88E274" wp14:editId="54644EDC">
+          <wp:anchor distT="0" distB="0" distL="114300" distR="114300" simplePos="0" relativeHeight="251661312" behindDoc="0" locked="0" layoutInCell="1" allowOverlap="1" wp14:anchorId="3978D06C" wp14:editId="4DD536BA">
             <wp:simplePos x="0" y="0"/>
             <wp:positionH relativeFrom="margin">
-              <wp:posOffset>-389890</wp:posOffset>
+              <wp:posOffset>-419100</wp:posOffset>
             </wp:positionH>
             <wp:positionV relativeFrom="margin">
-              <wp:posOffset>2787650</wp:posOffset>
+              <wp:posOffset>4319270</wp:posOffset>
             </wp:positionV>
-            <wp:extent cx="6904990" cy="3155950"/>
-            <wp:effectExtent l="0" t="0" r="0" b="6350"/>
+            <wp:extent cx="6904990" cy="2823845"/>
+            <wp:effectExtent l="0" t="0" r="0" b="0"/>
             <wp:wrapSquare wrapText="bothSides"/>
             <wp:docPr id="4" name="Grafik 4"/>
             <wp:cNvGraphicFramePr>
@@ -253,7 +291,7 @@
                   <pic:spPr>
                     <a:xfrm>
                       <a:off x="0" y="0"/>
-                      <a:ext cx="6904990" cy="3155950"/>
+                      <a:ext cx="6904990" cy="2823845"/>
                     </a:xfrm>
                     <a:prstGeom prst="rect">
                       <a:avLst/>
@@ -271,11 +309,9 @@
           </wp:anchor>
         </w:drawing>
       </w:r>
-      <w:bookmarkEnd w:id="0"/>
       <w:r>
         <w:rPr>
           <w:b/>
-          <w:sz w:val="24"/>
         </w:rPr>
         <w:t>Beispiel:</w:t>
       </w:r>
@@ -285,71 +321,39 @@
         <w:jc w:val="both"/>
         <w:rPr>
           <w:b/>
-          <w:sz w:val="24"/>
         </w:rPr>
       </w:pPr>
     </w:p>
     <w:p>
       <w:pPr>
-        <w:autoSpaceDE w:val="0"/>
-        <w:autoSpaceDN w:val="0"/>
-        <w:adjustRightInd w:val="0"/>
-        <w:spacing w:after="0" w:line="240" w:lineRule="auto"/>
-        <w:rPr>
-          <w:rFonts w:ascii="Helvetica-Bold" w:hAnsi="Helvetica-Bold" w:cs="Helvetica-Bold"/>
-          <w:b/>
-          <w:bCs/>
-          <w:sz w:val="36"/>
-          <w:szCs w:val="36"/>
-        </w:rPr>
-      </w:pPr>
+        <w:pStyle w:val="berschrift2"/>
+      </w:pPr>
+      <w:bookmarkStart w:id="0" w:name="_Hlk89767996"/>
       <w:r>
-        <w:rPr>
-          <w:rFonts w:ascii="Helvetica-Bold" w:hAnsi="Helvetica-Bold" w:cs="Helvetica-Bold"/>
-          <w:b/>
-          <w:bCs/>
-          <w:sz w:val="36"/>
-          <w:szCs w:val="36"/>
-        </w:rPr>
-        <w:t>Aufgaben</w:t>
+        <w:t>Aufgabenstellung</w:t>
       </w:r>
     </w:p>
+    <w:bookmarkEnd w:id="0"/>
     <w:p>
       <w:pPr>
         <w:pStyle w:val="Listenabsatz"/>
         <w:numPr>
           <w:ilvl w:val="0"/>
-          <w:numId w:val="14"/>
+          <w:numId w:val="21"/>
         </w:numPr>
+        <w:spacing w:after="160" w:line="259" w:lineRule="auto"/>
         <w:jc w:val="both"/>
-        <w:rPr>
-          <w:sz w:val="24"/>
-        </w:rPr>
       </w:pPr>
       <w:r>
-        <w:rPr>
-          <w:sz w:val="24"/>
-        </w:rPr>
-        <w:t xml:space="preserve">Beginnen Sie bei der einfachsten Methode, nämlich </w:t>
+        <w:t>Beginnen Sie bei der einfachsten Methode, nämlich der</w:t>
       </w:r>
       <w:r>
-        <w:rPr>
-          <w:sz w:val="24"/>
-        </w:rPr>
-        <w:t>der</w:t>
-      </w:r>
-      <w:r>
-        <w:rPr>
-          <w:sz w:val="24"/>
-        </w:rPr>
         <w:t xml:space="preserve"> Ausgabe einer Matrix</w:t>
       </w:r>
       <w:r>
-        <w:rPr>
-          <w:sz w:val="24"/>
-        </w:rPr>
         <w:t xml:space="preserve"> auf die Konsole (</w:t>
       </w:r>
+      <w:proofErr w:type="spellStart"/>
       <w:r>
         <w:rPr>
           <w:rFonts w:ascii="Menlo-Regular" w:hAnsi="Menlo-Regular" w:cs="Menlo-Regular"/>
@@ -358,17 +362,9 @@
         </w:rPr>
         <w:t>PrintMatrix</w:t>
       </w:r>
+      <w:proofErr w:type="spellEnd"/>
       <w:r>
-        <w:rPr>
-          <w:sz w:val="24"/>
-        </w:rPr>
-        <w:t>).</w:t>
-      </w:r>
-      <w:r>
-        <w:rPr>
-          <w:sz w:val="24"/>
-        </w:rPr>
-        <w:t xml:space="preserve"> Dafür gibt es keinen Testfall – die Ausgabe ist visuell zu überprüfen.</w:t>
+        <w:t>). Dafür gibt es keinen Testfall – die Ausgabe ist visuell zu überprüfen.</w:t>
       </w:r>
     </w:p>
     <w:p>
@@ -376,19 +372,15 @@
         <w:pStyle w:val="Listenabsatz"/>
         <w:numPr>
           <w:ilvl w:val="0"/>
-          <w:numId w:val="14"/>
+          <w:numId w:val="21"/>
         </w:numPr>
+        <w:spacing w:after="160" w:line="259" w:lineRule="auto"/>
         <w:jc w:val="both"/>
-        <w:rPr>
-          <w:sz w:val="24"/>
-        </w:rPr>
       </w:pPr>
       <w:r>
-        <w:rPr>
-          <w:sz w:val="24"/>
-        </w:rPr>
         <w:t xml:space="preserve">Danach implementieren Sie die Methode </w:t>
       </w:r>
+      <w:proofErr w:type="spellStart"/>
       <w:r>
         <w:rPr>
           <w:rFonts w:ascii="Menlo-Regular" w:hAnsi="Menlo-Regular" w:cs="Menlo-Regular"/>
@@ -397,10 +389,8 @@
         </w:rPr>
         <w:t>CompareMatrix</w:t>
       </w:r>
+      <w:proofErr w:type="spellEnd"/>
       <w:r>
-        <w:rPr>
-          <w:sz w:val="24"/>
-        </w:rPr>
         <w:t>, die überprüft, ob zwei Matrizen gleich hoch und breit sind, und auch den gleichen Inhalt haben.</w:t>
       </w:r>
     </w:p>
@@ -409,19 +399,15 @@
         <w:pStyle w:val="Listenabsatz"/>
         <w:numPr>
           <w:ilvl w:val="0"/>
-          <w:numId w:val="14"/>
+          <w:numId w:val="21"/>
         </w:numPr>
+        <w:spacing w:after="0" w:line="240" w:lineRule="auto"/>
         <w:jc w:val="both"/>
-        <w:rPr>
-          <w:sz w:val="24"/>
-        </w:rPr>
       </w:pPr>
       <w:r>
-        <w:rPr>
-          <w:sz w:val="24"/>
-        </w:rPr>
         <w:t xml:space="preserve">Schließlich ist die Methode </w:t>
       </w:r>
+      <w:proofErr w:type="spellStart"/>
       <w:r>
         <w:rPr>
           <w:rFonts w:ascii="Menlo-Regular" w:hAnsi="Menlo-Regular" w:cs="Menlo-Regular"/>
@@ -430,49 +416,16 @@
         </w:rPr>
         <w:t>MultiplyMatrix</w:t>
       </w:r>
+      <w:proofErr w:type="spellEnd"/>
       <w:r>
-        <w:rPr>
-          <w:sz w:val="24"/>
-        </w:rPr>
         <w:t xml:space="preserve"> zu implementieren, die den Vorgang wie oben beschrieben durchführt.</w:t>
-      </w:r>
-    </w:p>
-    <w:p>
-      <w:pPr>
-        <w:pStyle w:val="Listenabsatz"/>
-        <w:numPr>
-          <w:ilvl w:val="0"/>
-          <w:numId w:val="14"/>
-        </w:numPr>
-        <w:jc w:val="both"/>
-        <w:rPr>
-          <w:sz w:val="24"/>
-        </w:rPr>
-      </w:pPr>
-      <w:r>
-        <w:rPr>
-          <w:sz w:val="24"/>
-        </w:rPr>
-        <w:t xml:space="preserve">Fügen Sie abschließend einen </w:t>
-      </w:r>
-      <w:r>
-        <w:rPr>
-          <w:b/>
-          <w:sz w:val="24"/>
-        </w:rPr>
-        <w:t>neuen Testfall</w:t>
-      </w:r>
-      <w:r>
-        <w:rPr>
-          <w:sz w:val="24"/>
-        </w:rPr>
-        <w:t xml:space="preserve"> hinzu, in dem zwei Matrizen, die nicht multiplizierbar sind (weil die Größen nicht passen), als Input für die Multiplikation verwendet werden!</w:t>
       </w:r>
     </w:p>
     <w:sectPr>
       <w:headerReference w:type="default" r:id="rId10"/>
+      <w:footerReference w:type="default" r:id="rId11"/>
       <w:pgSz w:w="11906" w:h="16838"/>
-      <w:pgMar w:top="1417" w:right="1417" w:bottom="1134" w:left="1417" w:header="708" w:footer="708" w:gutter="0"/>
+      <w:pgMar w:top="1417" w:right="707" w:bottom="1134" w:left="1417" w:header="708" w:footer="708" w:gutter="0"/>
       <w:cols w:space="708"/>
       <w:docGrid w:linePitch="360"/>
     </w:sectPr>
@@ -481,7 +434,7 @@
 </file>
 
 <file path=word/endnotes.xml><?xml version="1.0" encoding="utf-8"?>
-<w:endnotes xmlns:wpc="http://schemas.microsoft.com/office/word/2010/wordprocessingCanvas" xmlns:mc="http://schemas.openxmlformats.org/markup-compatibility/2006" xmlns:o="urn:schemas-microsoft-com:office:office" xmlns:r="http://schemas.openxmlformats.org/officeDocument/2006/relationships" xmlns:m="http://schemas.openxmlformats.org/officeDocument/2006/math" xmlns:v="urn:schemas-microsoft-com:vml" xmlns:wp14="http://schemas.microsoft.com/office/word/2010/wordprocessingDrawing" xmlns:wp="http://schemas.openxmlformats.org/drawingml/2006/wordprocessingDrawing" xmlns:w10="urn:schemas-microsoft-com:office:word" xmlns:w="http://schemas.openxmlformats.org/wordprocessingml/2006/main" xmlns:w14="http://schemas.microsoft.com/office/word/2010/wordml" xmlns:w15="http://schemas.microsoft.com/office/word/2012/wordml" xmlns:wpg="http://schemas.microsoft.com/office/word/2010/wordprocessingGroup" xmlns:wpi="http://schemas.microsoft.com/office/word/2010/wordprocessingInk" xmlns:wne="http://schemas.microsoft.com/office/word/2006/wordml" xmlns:wps="http://schemas.microsoft.com/office/word/2010/wordprocessingShape" mc:Ignorable="w14 w15 wp14">
+<w:endnotes xmlns:wpc="http://schemas.microsoft.com/office/word/2010/wordprocessingCanvas" xmlns:cx="http://schemas.microsoft.com/office/drawing/2014/chartex" xmlns:cx1="http://schemas.microsoft.com/office/drawing/2015/9/8/chartex" xmlns:cx2="http://schemas.microsoft.com/office/drawing/2015/10/21/chartex" xmlns:cx3="http://schemas.microsoft.com/office/drawing/2016/5/9/chartex" xmlns:cx4="http://schemas.microsoft.com/office/drawing/2016/5/10/chartex" xmlns:cx5="http://schemas.microsoft.com/office/drawing/2016/5/11/chartex" xmlns:cx6="http://schemas.microsoft.com/office/drawing/2016/5/12/chartex" xmlns:cx7="http://schemas.microsoft.com/office/drawing/2016/5/13/chartex" xmlns:cx8="http://schemas.microsoft.com/office/drawing/2016/5/14/chartex" xmlns:mc="http://schemas.openxmlformats.org/markup-compatibility/2006" xmlns:aink="http://schemas.microsoft.com/office/drawing/2016/ink" xmlns:am3d="http://schemas.microsoft.com/office/drawing/2017/model3d" xmlns:o="urn:schemas-microsoft-com:office:office" xmlns:r="http://schemas.openxmlformats.org/officeDocument/2006/relationships" xmlns:m="http://schemas.openxmlformats.org/officeDocument/2006/math" xmlns:v="urn:schemas-microsoft-com:vml" xmlns:wp14="http://schemas.microsoft.com/office/word/2010/wordprocessingDrawing" xmlns:wp="http://schemas.openxmlformats.org/drawingml/2006/wordprocessingDrawing" xmlns:w10="urn:schemas-microsoft-com:office:word" xmlns:w="http://schemas.openxmlformats.org/wordprocessingml/2006/main" xmlns:w14="http://schemas.microsoft.com/office/word/2010/wordml" xmlns:w15="http://schemas.microsoft.com/office/word/2012/wordml" xmlns:w16cex="http://schemas.microsoft.com/office/word/2018/wordml/cex" xmlns:w16cid="http://schemas.microsoft.com/office/word/2016/wordml/cid" xmlns:w16="http://schemas.microsoft.com/office/word/2018/wordml" xmlns:w16sdtdh="http://schemas.microsoft.com/office/word/2020/wordml/sdtdatahash" xmlns:w16se="http://schemas.microsoft.com/office/word/2015/wordml/symex" xmlns:wpg="http://schemas.microsoft.com/office/word/2010/wordprocessingGroup" xmlns:wpi="http://schemas.microsoft.com/office/word/2010/wordprocessingInk" xmlns:wne="http://schemas.microsoft.com/office/word/2006/wordml" xmlns:wps="http://schemas.microsoft.com/office/word/2010/wordprocessingShape" mc:Ignorable="w14 w15 w16se w16cid w16 w16cex w16sdtdh wp14">
   <w:endnote w:type="separator" w:id="-1">
     <w:p>
       <w:pPr>
@@ -505,8 +458,50 @@
 </w:endnotes>
 </file>
 
+<file path=word/footer1.xml><?xml version="1.0" encoding="utf-8"?>
+<w:ftr xmlns:wpc="http://schemas.microsoft.com/office/word/2010/wordprocessingCanvas" xmlns:cx="http://schemas.microsoft.com/office/drawing/2014/chartex" xmlns:cx1="http://schemas.microsoft.com/office/drawing/2015/9/8/chartex" xmlns:cx2="http://schemas.microsoft.com/office/drawing/2015/10/21/chartex" xmlns:cx3="http://schemas.microsoft.com/office/drawing/2016/5/9/chartex" xmlns:cx4="http://schemas.microsoft.com/office/drawing/2016/5/10/chartex" xmlns:cx5="http://schemas.microsoft.com/office/drawing/2016/5/11/chartex" xmlns:cx6="http://schemas.microsoft.com/office/drawing/2016/5/12/chartex" xmlns:cx7="http://schemas.microsoft.com/office/drawing/2016/5/13/chartex" xmlns:cx8="http://schemas.microsoft.com/office/drawing/2016/5/14/chartex" xmlns:mc="http://schemas.openxmlformats.org/markup-compatibility/2006" xmlns:aink="http://schemas.microsoft.com/office/drawing/2016/ink" xmlns:am3d="http://schemas.microsoft.com/office/drawing/2017/model3d" xmlns:o="urn:schemas-microsoft-com:office:office" xmlns:r="http://schemas.openxmlformats.org/officeDocument/2006/relationships" xmlns:m="http://schemas.openxmlformats.org/officeDocument/2006/math" xmlns:v="urn:schemas-microsoft-com:vml" xmlns:wp14="http://schemas.microsoft.com/office/word/2010/wordprocessingDrawing" xmlns:wp="http://schemas.openxmlformats.org/drawingml/2006/wordprocessingDrawing" xmlns:w10="urn:schemas-microsoft-com:office:word" xmlns:w="http://schemas.openxmlformats.org/wordprocessingml/2006/main" xmlns:w14="http://schemas.microsoft.com/office/word/2010/wordml" xmlns:w15="http://schemas.microsoft.com/office/word/2012/wordml" xmlns:w16cex="http://schemas.microsoft.com/office/word/2018/wordml/cex" xmlns:w16cid="http://schemas.microsoft.com/office/word/2016/wordml/cid" xmlns:w16="http://schemas.microsoft.com/office/word/2018/wordml" xmlns:w16sdtdh="http://schemas.microsoft.com/office/word/2020/wordml/sdtdatahash" xmlns:w16se="http://schemas.microsoft.com/office/word/2015/wordml/symex" xmlns:wpg="http://schemas.microsoft.com/office/word/2010/wordprocessingGroup" xmlns:wpi="http://schemas.microsoft.com/office/word/2010/wordprocessingInk" xmlns:wne="http://schemas.microsoft.com/office/word/2006/wordml" xmlns:wps="http://schemas.microsoft.com/office/word/2010/wordprocessingShape" mc:Ignorable="w14 w15 w16se w16cid w16 w16cex w16sdtdh wp14">
+  <w:sdt>
+    <w:sdtPr>
+      <w:id w:val="-883172744"/>
+      <w:docPartObj>
+        <w:docPartGallery w:val="Page Numbers (Bottom of Page)"/>
+        <w:docPartUnique/>
+      </w:docPartObj>
+    </w:sdtPr>
+    <w:sdtEndPr/>
+    <w:sdtContent>
+      <w:p>
+        <w:pPr>
+          <w:pStyle w:val="Fuzeile"/>
+          <w:jc w:val="center"/>
+        </w:pPr>
+        <w:r>
+          <w:fldChar w:fldCharType="begin"/>
+        </w:r>
+        <w:r>
+          <w:instrText>PAGE   \* MERGEFORMAT</w:instrText>
+        </w:r>
+        <w:r>
+          <w:fldChar w:fldCharType="separate"/>
+        </w:r>
+        <w:r>
+          <w:rPr>
+            <w:noProof/>
+            <w:lang w:val="de-DE"/>
+          </w:rPr>
+          <w:t>1</w:t>
+        </w:r>
+        <w:r>
+          <w:fldChar w:fldCharType="end"/>
+        </w:r>
+      </w:p>
+    </w:sdtContent>
+  </w:sdt>
+</w:ftr>
+</file>
+
 <file path=word/footnotes.xml><?xml version="1.0" encoding="utf-8"?>
-<w:footnotes xmlns:wpc="http://schemas.microsoft.com/office/word/2010/wordprocessingCanvas" xmlns:mc="http://schemas.openxmlformats.org/markup-compatibility/2006" xmlns:o="urn:schemas-microsoft-com:office:office" xmlns:r="http://schemas.openxmlformats.org/officeDocument/2006/relationships" xmlns:m="http://schemas.openxmlformats.org/officeDocument/2006/math" xmlns:v="urn:schemas-microsoft-com:vml" xmlns:wp14="http://schemas.microsoft.com/office/word/2010/wordprocessingDrawing" xmlns:wp="http://schemas.openxmlformats.org/drawingml/2006/wordprocessingDrawing" xmlns:w10="urn:schemas-microsoft-com:office:word" xmlns:w="http://schemas.openxmlformats.org/wordprocessingml/2006/main" xmlns:w14="http://schemas.microsoft.com/office/word/2010/wordml" xmlns:w15="http://schemas.microsoft.com/office/word/2012/wordml" xmlns:wpg="http://schemas.microsoft.com/office/word/2010/wordprocessingGroup" xmlns:wpi="http://schemas.microsoft.com/office/word/2010/wordprocessingInk" xmlns:wne="http://schemas.microsoft.com/office/word/2006/wordml" xmlns:wps="http://schemas.microsoft.com/office/word/2010/wordprocessingShape" mc:Ignorable="w14 w15 wp14">
+<w:footnotes xmlns:wpc="http://schemas.microsoft.com/office/word/2010/wordprocessingCanvas" xmlns:cx="http://schemas.microsoft.com/office/drawing/2014/chartex" xmlns:cx1="http://schemas.microsoft.com/office/drawing/2015/9/8/chartex" xmlns:cx2="http://schemas.microsoft.com/office/drawing/2015/10/21/chartex" xmlns:cx3="http://schemas.microsoft.com/office/drawing/2016/5/9/chartex" xmlns:cx4="http://schemas.microsoft.com/office/drawing/2016/5/10/chartex" xmlns:cx5="http://schemas.microsoft.com/office/drawing/2016/5/11/chartex" xmlns:cx6="http://schemas.microsoft.com/office/drawing/2016/5/12/chartex" xmlns:cx7="http://schemas.microsoft.com/office/drawing/2016/5/13/chartex" xmlns:cx8="http://schemas.microsoft.com/office/drawing/2016/5/14/chartex" xmlns:mc="http://schemas.openxmlformats.org/markup-compatibility/2006" xmlns:aink="http://schemas.microsoft.com/office/drawing/2016/ink" xmlns:am3d="http://schemas.microsoft.com/office/drawing/2017/model3d" xmlns:o="urn:schemas-microsoft-com:office:office" xmlns:r="http://schemas.openxmlformats.org/officeDocument/2006/relationships" xmlns:m="http://schemas.openxmlformats.org/officeDocument/2006/math" xmlns:v="urn:schemas-microsoft-com:vml" xmlns:wp14="http://schemas.microsoft.com/office/word/2010/wordprocessingDrawing" xmlns:wp="http://schemas.openxmlformats.org/drawingml/2006/wordprocessingDrawing" xmlns:w10="urn:schemas-microsoft-com:office:word" xmlns:w="http://schemas.openxmlformats.org/wordprocessingml/2006/main" xmlns:w14="http://schemas.microsoft.com/office/word/2010/wordml" xmlns:w15="http://schemas.microsoft.com/office/word/2012/wordml" xmlns:w16cex="http://schemas.microsoft.com/office/word/2018/wordml/cex" xmlns:w16cid="http://schemas.microsoft.com/office/word/2016/wordml/cid" xmlns:w16="http://schemas.microsoft.com/office/word/2018/wordml" xmlns:w16sdtdh="http://schemas.microsoft.com/office/word/2020/wordml/sdtdatahash" xmlns:w16se="http://schemas.microsoft.com/office/word/2015/wordml/symex" xmlns:wpg="http://schemas.microsoft.com/office/word/2010/wordprocessingGroup" xmlns:wpi="http://schemas.microsoft.com/office/word/2010/wordprocessingInk" xmlns:wne="http://schemas.microsoft.com/office/word/2006/wordml" xmlns:wps="http://schemas.microsoft.com/office/word/2010/wordprocessingShape" mc:Ignorable="w14 w15 w16se w16cid w16 w16cex w16sdtdh wp14">
   <w:footnote w:type="separator" w:id="-1">
     <w:p>
       <w:pPr>
@@ -531,657 +526,1018 @@
 </file>
 
 <file path=word/header1.xml><?xml version="1.0" encoding="utf-8"?>
-<w:hdr xmlns:wpc="http://schemas.microsoft.com/office/word/2010/wordprocessingCanvas" xmlns:mc="http://schemas.openxmlformats.org/markup-compatibility/2006" xmlns:o="urn:schemas-microsoft-com:office:office" xmlns:r="http://schemas.openxmlformats.org/officeDocument/2006/relationships" xmlns:m="http://schemas.openxmlformats.org/officeDocument/2006/math" xmlns:v="urn:schemas-microsoft-com:vml" xmlns:wp14="http://schemas.microsoft.com/office/word/2010/wordprocessingDrawing" xmlns:wp="http://schemas.openxmlformats.org/drawingml/2006/wordprocessingDrawing" xmlns:w10="urn:schemas-microsoft-com:office:word" xmlns:w="http://schemas.openxmlformats.org/wordprocessingml/2006/main" xmlns:w14="http://schemas.microsoft.com/office/word/2010/wordml" xmlns:w15="http://schemas.microsoft.com/office/word/2012/wordml" xmlns:wpg="http://schemas.microsoft.com/office/word/2010/wordprocessingGroup" xmlns:wpi="http://schemas.microsoft.com/office/word/2010/wordprocessingInk" xmlns:wne="http://schemas.microsoft.com/office/word/2006/wordml" xmlns:wps="http://schemas.microsoft.com/office/word/2010/wordprocessingShape" mc:Ignorable="w14 w15 wp14">
+<w:hdr xmlns:wpc="http://schemas.microsoft.com/office/word/2010/wordprocessingCanvas" xmlns:cx="http://schemas.microsoft.com/office/drawing/2014/chartex" xmlns:cx1="http://schemas.microsoft.com/office/drawing/2015/9/8/chartex" xmlns:cx2="http://schemas.microsoft.com/office/drawing/2015/10/21/chartex" xmlns:cx3="http://schemas.microsoft.com/office/drawing/2016/5/9/chartex" xmlns:cx4="http://schemas.microsoft.com/office/drawing/2016/5/10/chartex" xmlns:cx5="http://schemas.microsoft.com/office/drawing/2016/5/11/chartex" xmlns:cx6="http://schemas.microsoft.com/office/drawing/2016/5/12/chartex" xmlns:cx7="http://schemas.microsoft.com/office/drawing/2016/5/13/chartex" xmlns:cx8="http://schemas.microsoft.com/office/drawing/2016/5/14/chartex" xmlns:mc="http://schemas.openxmlformats.org/markup-compatibility/2006" xmlns:aink="http://schemas.microsoft.com/office/drawing/2016/ink" xmlns:am3d="http://schemas.microsoft.com/office/drawing/2017/model3d" xmlns:o="urn:schemas-microsoft-com:office:office" xmlns:r="http://schemas.openxmlformats.org/officeDocument/2006/relationships" xmlns:m="http://schemas.openxmlformats.org/officeDocument/2006/math" xmlns:v="urn:schemas-microsoft-com:vml" xmlns:wp14="http://schemas.microsoft.com/office/word/2010/wordprocessingDrawing" xmlns:wp="http://schemas.openxmlformats.org/drawingml/2006/wordprocessingDrawing" xmlns:w10="urn:schemas-microsoft-com:office:word" xmlns:w="http://schemas.openxmlformats.org/wordprocessingml/2006/main" xmlns:w14="http://schemas.microsoft.com/office/word/2010/wordml" xmlns:w15="http://schemas.microsoft.com/office/word/2012/wordml" xmlns:w16cex="http://schemas.microsoft.com/office/word/2018/wordml/cex" xmlns:w16cid="http://schemas.microsoft.com/office/word/2016/wordml/cid" xmlns:w16="http://schemas.microsoft.com/office/word/2018/wordml" xmlns:w16sdtdh="http://schemas.microsoft.com/office/word/2020/wordml/sdtdatahash" xmlns:w16se="http://schemas.microsoft.com/office/word/2015/wordml/symex" xmlns:wpg="http://schemas.microsoft.com/office/word/2010/wordprocessingGroup" xmlns:wpi="http://schemas.microsoft.com/office/word/2010/wordprocessingInk" xmlns:wne="http://schemas.microsoft.com/office/word/2006/wordml" xmlns:wps="http://schemas.microsoft.com/office/word/2010/wordprocessingShape" mc:Ignorable="w14 w15 w16se w16cid w16 w16cex w16sdtdh wp14">
+  <w:tbl>
+    <w:tblPr>
+      <w:tblStyle w:val="Tabellenraster"/>
+      <w:tblW w:w="9498" w:type="dxa"/>
+      <w:tblBorders>
+        <w:top w:val="none" w:sz="0" w:space="0" w:color="auto"/>
+        <w:left w:val="none" w:sz="0" w:space="0" w:color="auto"/>
+        <w:bottom w:val="none" w:sz="0" w:space="0" w:color="auto"/>
+        <w:right w:val="none" w:sz="0" w:space="0" w:color="auto"/>
+        <w:insideH w:val="none" w:sz="0" w:space="0" w:color="auto"/>
+        <w:insideV w:val="none" w:sz="0" w:space="0" w:color="auto"/>
+      </w:tblBorders>
+      <w:tblLook w:val="04A0" w:firstRow="1" w:lastRow="0" w:firstColumn="1" w:lastColumn="0" w:noHBand="0" w:noVBand="1"/>
+    </w:tblPr>
+    <w:tblGrid>
+      <w:gridCol w:w="7230"/>
+      <w:gridCol w:w="2268"/>
+    </w:tblGrid>
+    <w:tr>
+      <w:tc>
+        <w:tcPr>
+          <w:tcW w:w="7230" w:type="dxa"/>
+        </w:tcPr>
+        <w:p>
+          <w:pPr>
+            <w:pStyle w:val="Kopfzeile"/>
+            <w:tabs>
+              <w:tab w:val="clear" w:pos="4536"/>
+              <w:tab w:val="clear" w:pos="9072"/>
+              <w:tab w:val="center" w:pos="4145"/>
+            </w:tabs>
+            <w:ind w:left="-109"/>
+            <w:rPr>
+              <w:rFonts w:ascii="Times New Roman" w:hAnsi="Times New Roman" w:cs="Times New Roman"/>
+              <w:sz w:val="28"/>
+              <w:szCs w:val="28"/>
+            </w:rPr>
+          </w:pPr>
+          <w:r>
+            <w:rPr>
+              <w:rFonts w:ascii="Times New Roman" w:hAnsi="Times New Roman" w:cs="Times New Roman"/>
+              <w:sz w:val="28"/>
+              <w:szCs w:val="28"/>
+            </w:rPr>
+            <w:t>C# Programmieren</w:t>
+          </w:r>
+          <w:r>
+            <w:rPr>
+              <w:rFonts w:ascii="Times New Roman" w:hAnsi="Times New Roman" w:cs="Times New Roman"/>
+              <w:sz w:val="28"/>
+              <w:szCs w:val="28"/>
+            </w:rPr>
+            <w:tab/>
+          </w:r>
+          <w:r>
+            <w:rPr>
+              <w:rFonts w:ascii="Times New Roman" w:hAnsi="Times New Roman" w:cs="Times New Roman"/>
+              <w:sz w:val="28"/>
+              <w:szCs w:val="28"/>
+            </w:rPr>
+            <w:t xml:space="preserve">Übung: </w:t>
+          </w:r>
+          <w:r>
+            <w:rPr>
+              <w:rFonts w:ascii="Times New Roman" w:hAnsi="Times New Roman" w:cs="Times New Roman"/>
+              <w:sz w:val="28"/>
+              <w:szCs w:val="28"/>
+            </w:rPr>
+            <w:t>„</w:t>
+          </w:r>
+          <w:r>
+            <w:rPr>
+              <w:rFonts w:ascii="Times New Roman" w:hAnsi="Times New Roman" w:cs="Times New Roman"/>
+              <w:sz w:val="28"/>
+              <w:szCs w:val="28"/>
+            </w:rPr>
+            <w:t>M</w:t>
+          </w:r>
+          <w:r>
+            <w:rPr>
+              <w:rFonts w:ascii="Times New Roman" w:hAnsi="Times New Roman" w:cs="Times New Roman"/>
+              <w:sz w:val="28"/>
+              <w:szCs w:val="28"/>
+            </w:rPr>
+            <w:t xml:space="preserve">atrix </w:t>
+          </w:r>
+          <w:proofErr w:type="spellStart"/>
+          <w:r>
+            <w:rPr>
+              <w:rFonts w:ascii="Times New Roman" w:hAnsi="Times New Roman" w:cs="Times New Roman"/>
+              <w:sz w:val="28"/>
+              <w:szCs w:val="28"/>
+            </w:rPr>
+            <w:t>Calculation</w:t>
+          </w:r>
+          <w:proofErr w:type="spellEnd"/>
+          <w:r>
+            <w:rPr>
+              <w:rFonts w:ascii="Times New Roman" w:hAnsi="Times New Roman" w:cs="Times New Roman"/>
+              <w:sz w:val="28"/>
+              <w:szCs w:val="28"/>
+            </w:rPr>
+            <w:t>“</w:t>
+          </w:r>
+        </w:p>
+      </w:tc>
+      <w:tc>
+        <w:tcPr>
+          <w:tcW w:w="2268" w:type="dxa"/>
+        </w:tcPr>
+        <w:p>
+          <w:pPr>
+            <w:pStyle w:val="Kopfzeile"/>
+          </w:pPr>
+          <w:r>
+            <w:rPr>
+              <w:noProof/>
+              <w:lang w:eastAsia="de-AT"/>
+            </w:rPr>
+            <w:drawing>
+              <wp:inline distT="0" distB="0" distL="0" distR="0" wp14:anchorId="4F44E892" wp14:editId="219B0E7F">
+                <wp:extent cx="1270000" cy="286657"/>
+                <wp:effectExtent l="0" t="0" r="6350" b="0"/>
+                <wp:docPr id="9" name="Grafik 9"/>
+                <wp:cNvGraphicFramePr>
+                  <a:graphicFrameLocks xmlns:a="http://schemas.openxmlformats.org/drawingml/2006/main" noChangeAspect="1"/>
+                </wp:cNvGraphicFramePr>
+                <a:graphic xmlns:a="http://schemas.openxmlformats.org/drawingml/2006/main">
+                  <a:graphicData uri="http://schemas.openxmlformats.org/drawingml/2006/picture">
+                    <pic:pic xmlns:pic="http://schemas.openxmlformats.org/drawingml/2006/picture">
+                      <pic:nvPicPr>
+                        <pic:cNvPr id="1" name=""/>
+                        <pic:cNvPicPr/>
+                      </pic:nvPicPr>
+                      <pic:blipFill>
+                        <a:blip r:embed="rId1"/>
+                        <a:stretch>
+                          <a:fillRect/>
+                        </a:stretch>
+                      </pic:blipFill>
+                      <pic:spPr>
+                        <a:xfrm>
+                          <a:off x="0" y="0"/>
+                          <a:ext cx="1443166" cy="325743"/>
+                        </a:xfrm>
+                        <a:prstGeom prst="rect">
+                          <a:avLst/>
+                        </a:prstGeom>
+                      </pic:spPr>
+                    </pic:pic>
+                  </a:graphicData>
+                </a:graphic>
+              </wp:inline>
+            </w:drawing>
+          </w:r>
+        </w:p>
+      </w:tc>
+    </w:tr>
+  </w:tbl>
   <w:p>
     <w:pPr>
       <w:pStyle w:val="Kopfzeile"/>
       <w:pBdr>
-        <w:bottom w:val="single" w:sz="4" w:space="1" w:color="auto"/>
+        <w:bottom w:val="single" w:sz="12" w:space="1" w:color="5B9BD5" w:themeColor="accent1"/>
       </w:pBdr>
-    </w:pPr>
-    <w:r>
-      <w:t>Multiplizieren von Matrizen</w:t>
-    </w:r>
-    <w:r>
-      <w:tab/>
-    </w:r>
-    <w:r>
-      <w:tab/>
-      <w:t>UnitTesting, 2-dimensionale Arrays</w:t>
-    </w:r>
-  </w:p>
-  <w:p>
-    <w:pPr>
-      <w:pStyle w:val="Kopfzeile"/>
+      <w:rPr>
+        <w:rFonts w:ascii="Times New Roman" w:hAnsi="Times New Roman" w:cs="Times New Roman"/>
+      </w:rPr>
     </w:pPr>
   </w:p>
 </w:hdr>
 </file>
 
 <file path=word/numbering.xml><?xml version="1.0" encoding="utf-8"?>
-<w:numbering xmlns:wpc="http://schemas.microsoft.com/office/word/2010/wordprocessingCanvas" xmlns:mc="http://schemas.openxmlformats.org/markup-compatibility/2006" xmlns:o="urn:schemas-microsoft-com:office:office" xmlns:r="http://schemas.openxmlformats.org/officeDocument/2006/relationships" xmlns:m="http://schemas.openxmlformats.org/officeDocument/2006/math" xmlns:v="urn:schemas-microsoft-com:vml" xmlns:wp14="http://schemas.microsoft.com/office/word/2010/wordprocessingDrawing" xmlns:wp="http://schemas.openxmlformats.org/drawingml/2006/wordprocessingDrawing" xmlns:w10="urn:schemas-microsoft-com:office:word" xmlns:w="http://schemas.openxmlformats.org/wordprocessingml/2006/main" xmlns:w14="http://schemas.microsoft.com/office/word/2010/wordml" xmlns:w15="http://schemas.microsoft.com/office/word/2012/wordml" xmlns:wpg="http://schemas.microsoft.com/office/word/2010/wordprocessingGroup" xmlns:wpi="http://schemas.microsoft.com/office/word/2010/wordprocessingInk" xmlns:wne="http://schemas.microsoft.com/office/word/2006/wordml" xmlns:wps="http://schemas.microsoft.com/office/word/2010/wordprocessingShape" mc:Ignorable="w14 w15 wp14">
+<w:numbering xmlns:wpc="http://schemas.microsoft.com/office/word/2010/wordprocessingCanvas" xmlns:cx="http://schemas.microsoft.com/office/drawing/2014/chartex" xmlns:cx1="http://schemas.microsoft.com/office/drawing/2015/9/8/chartex" xmlns:cx2="http://schemas.microsoft.com/office/drawing/2015/10/21/chartex" xmlns:cx3="http://schemas.microsoft.com/office/drawing/2016/5/9/chartex" xmlns:cx4="http://schemas.microsoft.com/office/drawing/2016/5/10/chartex" xmlns:cx5="http://schemas.microsoft.com/office/drawing/2016/5/11/chartex" xmlns:cx6="http://schemas.microsoft.com/office/drawing/2016/5/12/chartex" xmlns:cx7="http://schemas.microsoft.com/office/drawing/2016/5/13/chartex" xmlns:cx8="http://schemas.microsoft.com/office/drawing/2016/5/14/chartex" xmlns:mc="http://schemas.openxmlformats.org/markup-compatibility/2006" xmlns:aink="http://schemas.microsoft.com/office/drawing/2016/ink" xmlns:am3d="http://schemas.microsoft.com/office/drawing/2017/model3d" xmlns:o="urn:schemas-microsoft-com:office:office" xmlns:r="http://schemas.openxmlformats.org/officeDocument/2006/relationships" xmlns:m="http://schemas.openxmlformats.org/officeDocument/2006/math" xmlns:v="urn:schemas-microsoft-com:vml" xmlns:wp14="http://schemas.microsoft.com/office/word/2010/wordprocessingDrawing" xmlns:wp="http://schemas.openxmlformats.org/drawingml/2006/wordprocessingDrawing" xmlns:w10="urn:schemas-microsoft-com:office:word" xmlns:w="http://schemas.openxmlformats.org/wordprocessingml/2006/main" xmlns:w14="http://schemas.microsoft.com/office/word/2010/wordml" xmlns:w15="http://schemas.microsoft.com/office/word/2012/wordml" xmlns:w16cex="http://schemas.microsoft.com/office/word/2018/wordml/cex" xmlns:w16cid="http://schemas.microsoft.com/office/word/2016/wordml/cid" xmlns:w16="http://schemas.microsoft.com/office/word/2018/wordml" xmlns:w16sdtdh="http://schemas.microsoft.com/office/word/2020/wordml/sdtdatahash" xmlns:w16se="http://schemas.microsoft.com/office/word/2015/wordml/symex" xmlns:wpg="http://schemas.microsoft.com/office/word/2010/wordprocessingGroup" xmlns:wpi="http://schemas.microsoft.com/office/word/2010/wordprocessingInk" xmlns:wne="http://schemas.microsoft.com/office/word/2006/wordml" xmlns:wps="http://schemas.microsoft.com/office/word/2010/wordprocessingShape" mc:Ignorable="w14 w15 w16se w16cid w16 w16cex w16sdtdh wp14">
   <w:abstractNum w:abstractNumId="0" w15:restartNumberingAfterBreak="0">
-    <w:nsid w:val="019559EE"/>
-    <w:multiLevelType w:val="hybridMultilevel"/>
-    <w:tmpl w:val="808C09FA"/>
-    <w:lvl w:ilvl="0" w:tplc="0C07000F">
-      <w:start w:val="1"/>
-      <w:numFmt w:val="decimal"/>
-      <w:lvlText w:val="%1."/>
-      <w:lvlJc w:val="left"/>
-      <w:pPr>
-        <w:ind w:left="360" w:hanging="360"/>
-      </w:pPr>
-    </w:lvl>
-    <w:lvl w:ilvl="1" w:tplc="0C070019" w:tentative="1">
-      <w:start w:val="1"/>
-      <w:numFmt w:val="lowerLetter"/>
-      <w:lvlText w:val="%2."/>
-      <w:lvlJc w:val="left"/>
-      <w:pPr>
-        <w:ind w:left="1080" w:hanging="360"/>
-      </w:pPr>
-    </w:lvl>
-    <w:lvl w:ilvl="2" w:tplc="0C07001B" w:tentative="1">
-      <w:start w:val="1"/>
-      <w:numFmt w:val="lowerRoman"/>
-      <w:lvlText w:val="%3."/>
-      <w:lvlJc w:val="right"/>
-      <w:pPr>
-        <w:ind w:left="1800" w:hanging="180"/>
-      </w:pPr>
-    </w:lvl>
-    <w:lvl w:ilvl="3" w:tplc="0C07000F" w:tentative="1">
-      <w:start w:val="1"/>
-      <w:numFmt w:val="decimal"/>
-      <w:lvlText w:val="%4."/>
-      <w:lvlJc w:val="left"/>
-      <w:pPr>
-        <w:ind w:left="2520" w:hanging="360"/>
-      </w:pPr>
-    </w:lvl>
-    <w:lvl w:ilvl="4" w:tplc="0C070019" w:tentative="1">
-      <w:start w:val="1"/>
-      <w:numFmt w:val="lowerLetter"/>
-      <w:lvlText w:val="%5."/>
-      <w:lvlJc w:val="left"/>
-      <w:pPr>
-        <w:ind w:left="3240" w:hanging="360"/>
-      </w:pPr>
-    </w:lvl>
-    <w:lvl w:ilvl="5" w:tplc="0C07001B" w:tentative="1">
-      <w:start w:val="1"/>
-      <w:numFmt w:val="lowerRoman"/>
-      <w:lvlText w:val="%6."/>
-      <w:lvlJc w:val="right"/>
-      <w:pPr>
-        <w:ind w:left="3960" w:hanging="180"/>
-      </w:pPr>
-    </w:lvl>
-    <w:lvl w:ilvl="6" w:tplc="0C07000F" w:tentative="1">
-      <w:start w:val="1"/>
-      <w:numFmt w:val="decimal"/>
-      <w:lvlText w:val="%7."/>
-      <w:lvlJc w:val="left"/>
-      <w:pPr>
-        <w:ind w:left="4680" w:hanging="360"/>
-      </w:pPr>
-    </w:lvl>
-    <w:lvl w:ilvl="7" w:tplc="0C070019" w:tentative="1">
-      <w:start w:val="1"/>
-      <w:numFmt w:val="lowerLetter"/>
-      <w:lvlText w:val="%8."/>
-      <w:lvlJc w:val="left"/>
-      <w:pPr>
-        <w:ind w:left="5400" w:hanging="360"/>
-      </w:pPr>
-    </w:lvl>
-    <w:lvl w:ilvl="8" w:tplc="0C07001B" w:tentative="1">
-      <w:start w:val="1"/>
-      <w:numFmt w:val="lowerRoman"/>
-      <w:lvlText w:val="%9."/>
-      <w:lvlJc w:val="right"/>
-      <w:pPr>
-        <w:ind w:left="6120" w:hanging="180"/>
-      </w:pPr>
+    <w:nsid w:val="073E7307"/>
+    <w:multiLevelType w:val="multilevel"/>
+    <w:tmpl w:val="3D0A3774"/>
+    <w:lvl w:ilvl="0">
+      <w:start w:val="1"/>
+      <w:numFmt w:val="bullet"/>
+      <w:lvlText w:val=""/>
+      <w:lvlJc w:val="left"/>
+      <w:pPr>
+        <w:tabs>
+          <w:tab w:val="num" w:pos="720"/>
+        </w:tabs>
+        <w:ind w:left="720" w:hanging="360"/>
+      </w:pPr>
+      <w:rPr>
+        <w:rFonts w:ascii="Symbol" w:hAnsi="Symbol" w:hint="default"/>
+        <w:sz w:val="20"/>
+      </w:rPr>
+    </w:lvl>
+    <w:lvl w:ilvl="1" w:tentative="1">
+      <w:start w:val="1"/>
+      <w:numFmt w:val="bullet"/>
+      <w:lvlText w:val="o"/>
+      <w:lvlJc w:val="left"/>
+      <w:pPr>
+        <w:tabs>
+          <w:tab w:val="num" w:pos="1440"/>
+        </w:tabs>
+        <w:ind w:left="1440" w:hanging="360"/>
+      </w:pPr>
+      <w:rPr>
+        <w:rFonts w:ascii="Courier New" w:hAnsi="Courier New" w:hint="default"/>
+        <w:sz w:val="20"/>
+      </w:rPr>
+    </w:lvl>
+    <w:lvl w:ilvl="2" w:tentative="1">
+      <w:start w:val="1"/>
+      <w:numFmt w:val="bullet"/>
+      <w:lvlText w:val=""/>
+      <w:lvlJc w:val="left"/>
+      <w:pPr>
+        <w:tabs>
+          <w:tab w:val="num" w:pos="2160"/>
+        </w:tabs>
+        <w:ind w:left="2160" w:hanging="360"/>
+      </w:pPr>
+      <w:rPr>
+        <w:rFonts w:ascii="Wingdings" w:hAnsi="Wingdings" w:hint="default"/>
+        <w:sz w:val="20"/>
+      </w:rPr>
+    </w:lvl>
+    <w:lvl w:ilvl="3" w:tentative="1">
+      <w:start w:val="1"/>
+      <w:numFmt w:val="bullet"/>
+      <w:lvlText w:val=""/>
+      <w:lvlJc w:val="left"/>
+      <w:pPr>
+        <w:tabs>
+          <w:tab w:val="num" w:pos="2880"/>
+        </w:tabs>
+        <w:ind w:left="2880" w:hanging="360"/>
+      </w:pPr>
+      <w:rPr>
+        <w:rFonts w:ascii="Wingdings" w:hAnsi="Wingdings" w:hint="default"/>
+        <w:sz w:val="20"/>
+      </w:rPr>
+    </w:lvl>
+    <w:lvl w:ilvl="4" w:tentative="1">
+      <w:start w:val="1"/>
+      <w:numFmt w:val="bullet"/>
+      <w:lvlText w:val=""/>
+      <w:lvlJc w:val="left"/>
+      <w:pPr>
+        <w:tabs>
+          <w:tab w:val="num" w:pos="3600"/>
+        </w:tabs>
+        <w:ind w:left="3600" w:hanging="360"/>
+      </w:pPr>
+      <w:rPr>
+        <w:rFonts w:ascii="Wingdings" w:hAnsi="Wingdings" w:hint="default"/>
+        <w:sz w:val="20"/>
+      </w:rPr>
+    </w:lvl>
+    <w:lvl w:ilvl="5" w:tentative="1">
+      <w:start w:val="1"/>
+      <w:numFmt w:val="bullet"/>
+      <w:lvlText w:val=""/>
+      <w:lvlJc w:val="left"/>
+      <w:pPr>
+        <w:tabs>
+          <w:tab w:val="num" w:pos="4320"/>
+        </w:tabs>
+        <w:ind w:left="4320" w:hanging="360"/>
+      </w:pPr>
+      <w:rPr>
+        <w:rFonts w:ascii="Wingdings" w:hAnsi="Wingdings" w:hint="default"/>
+        <w:sz w:val="20"/>
+      </w:rPr>
+    </w:lvl>
+    <w:lvl w:ilvl="6" w:tentative="1">
+      <w:start w:val="1"/>
+      <w:numFmt w:val="bullet"/>
+      <w:lvlText w:val=""/>
+      <w:lvlJc w:val="left"/>
+      <w:pPr>
+        <w:tabs>
+          <w:tab w:val="num" w:pos="5040"/>
+        </w:tabs>
+        <w:ind w:left="5040" w:hanging="360"/>
+      </w:pPr>
+      <w:rPr>
+        <w:rFonts w:ascii="Wingdings" w:hAnsi="Wingdings" w:hint="default"/>
+        <w:sz w:val="20"/>
+      </w:rPr>
+    </w:lvl>
+    <w:lvl w:ilvl="7" w:tentative="1">
+      <w:start w:val="1"/>
+      <w:numFmt w:val="bullet"/>
+      <w:lvlText w:val=""/>
+      <w:lvlJc w:val="left"/>
+      <w:pPr>
+        <w:tabs>
+          <w:tab w:val="num" w:pos="5760"/>
+        </w:tabs>
+        <w:ind w:left="5760" w:hanging="360"/>
+      </w:pPr>
+      <w:rPr>
+        <w:rFonts w:ascii="Wingdings" w:hAnsi="Wingdings" w:hint="default"/>
+        <w:sz w:val="20"/>
+      </w:rPr>
+    </w:lvl>
+    <w:lvl w:ilvl="8" w:tentative="1">
+      <w:start w:val="1"/>
+      <w:numFmt w:val="bullet"/>
+      <w:lvlText w:val=""/>
+      <w:lvlJc w:val="left"/>
+      <w:pPr>
+        <w:tabs>
+          <w:tab w:val="num" w:pos="6480"/>
+        </w:tabs>
+        <w:ind w:left="6480" w:hanging="360"/>
+      </w:pPr>
+      <w:rPr>
+        <w:rFonts w:ascii="Wingdings" w:hAnsi="Wingdings" w:hint="default"/>
+        <w:sz w:val="20"/>
+      </w:rPr>
     </w:lvl>
   </w:abstractNum>
   <w:abstractNum w:abstractNumId="1" w15:restartNumberingAfterBreak="0">
-    <w:nsid w:val="01DE5472"/>
+    <w:nsid w:val="099C4E28"/>
     <w:multiLevelType w:val="hybridMultilevel"/>
-    <w:tmpl w:val="C2CC99B8"/>
-    <w:lvl w:ilvl="0" w:tplc="0C07000F">
-      <w:start w:val="1"/>
-      <w:numFmt w:val="decimal"/>
-      <w:lvlText w:val="%1."/>
-      <w:lvlJc w:val="left"/>
-      <w:pPr>
-        <w:ind w:left="360" w:hanging="360"/>
-      </w:pPr>
-    </w:lvl>
-    <w:lvl w:ilvl="1" w:tplc="0C070019" w:tentative="1">
-      <w:start w:val="1"/>
-      <w:numFmt w:val="lowerLetter"/>
-      <w:lvlText w:val="%2."/>
-      <w:lvlJc w:val="left"/>
-      <w:pPr>
-        <w:ind w:left="1080" w:hanging="360"/>
-      </w:pPr>
-    </w:lvl>
-    <w:lvl w:ilvl="2" w:tplc="0C07001B" w:tentative="1">
-      <w:start w:val="1"/>
-      <w:numFmt w:val="lowerRoman"/>
-      <w:lvlText w:val="%3."/>
-      <w:lvlJc w:val="right"/>
-      <w:pPr>
-        <w:ind w:left="1800" w:hanging="180"/>
-      </w:pPr>
-    </w:lvl>
-    <w:lvl w:ilvl="3" w:tplc="0C07000F" w:tentative="1">
-      <w:start w:val="1"/>
-      <w:numFmt w:val="decimal"/>
-      <w:lvlText w:val="%4."/>
-      <w:lvlJc w:val="left"/>
-      <w:pPr>
-        <w:ind w:left="2520" w:hanging="360"/>
-      </w:pPr>
-    </w:lvl>
-    <w:lvl w:ilvl="4" w:tplc="0C070019" w:tentative="1">
-      <w:start w:val="1"/>
-      <w:numFmt w:val="lowerLetter"/>
-      <w:lvlText w:val="%5."/>
-      <w:lvlJc w:val="left"/>
-      <w:pPr>
-        <w:ind w:left="3240" w:hanging="360"/>
-      </w:pPr>
-    </w:lvl>
-    <w:lvl w:ilvl="5" w:tplc="0C07001B" w:tentative="1">
-      <w:start w:val="1"/>
-      <w:numFmt w:val="lowerRoman"/>
-      <w:lvlText w:val="%6."/>
-      <w:lvlJc w:val="right"/>
-      <w:pPr>
-        <w:ind w:left="3960" w:hanging="180"/>
-      </w:pPr>
-    </w:lvl>
-    <w:lvl w:ilvl="6" w:tplc="0C07000F" w:tentative="1">
-      <w:start w:val="1"/>
-      <w:numFmt w:val="decimal"/>
-      <w:lvlText w:val="%7."/>
-      <w:lvlJc w:val="left"/>
-      <w:pPr>
-        <w:ind w:left="4680" w:hanging="360"/>
-      </w:pPr>
-    </w:lvl>
-    <w:lvl w:ilvl="7" w:tplc="0C070019" w:tentative="1">
-      <w:start w:val="1"/>
-      <w:numFmt w:val="lowerLetter"/>
-      <w:lvlText w:val="%8."/>
-      <w:lvlJc w:val="left"/>
-      <w:pPr>
-        <w:ind w:left="5400" w:hanging="360"/>
-      </w:pPr>
-    </w:lvl>
-    <w:lvl w:ilvl="8" w:tplc="0C07001B" w:tentative="1">
-      <w:start w:val="1"/>
-      <w:numFmt w:val="lowerRoman"/>
-      <w:lvlText w:val="%9."/>
-      <w:lvlJc w:val="right"/>
-      <w:pPr>
-        <w:ind w:left="6120" w:hanging="180"/>
-      </w:pPr>
+    <w:tmpl w:val="43D0EE08"/>
+    <w:lvl w:ilvl="0" w:tplc="0C070001">
+      <w:start w:val="1"/>
+      <w:numFmt w:val="bullet"/>
+      <w:lvlText w:val=""/>
+      <w:lvlJc w:val="left"/>
+      <w:pPr>
+        <w:ind w:left="1146" w:hanging="360"/>
+      </w:pPr>
+      <w:rPr>
+        <w:rFonts w:ascii="Symbol" w:hAnsi="Symbol" w:hint="default"/>
+      </w:rPr>
+    </w:lvl>
+    <w:lvl w:ilvl="1" w:tplc="0C070003" w:tentative="1">
+      <w:start w:val="1"/>
+      <w:numFmt w:val="bullet"/>
+      <w:lvlText w:val="o"/>
+      <w:lvlJc w:val="left"/>
+      <w:pPr>
+        <w:ind w:left="1866" w:hanging="360"/>
+      </w:pPr>
+      <w:rPr>
+        <w:rFonts w:ascii="Courier New" w:hAnsi="Courier New" w:cs="Courier New" w:hint="default"/>
+      </w:rPr>
+    </w:lvl>
+    <w:lvl w:ilvl="2" w:tplc="0C070005" w:tentative="1">
+      <w:start w:val="1"/>
+      <w:numFmt w:val="bullet"/>
+      <w:lvlText w:val=""/>
+      <w:lvlJc w:val="left"/>
+      <w:pPr>
+        <w:ind w:left="2586" w:hanging="360"/>
+      </w:pPr>
+      <w:rPr>
+        <w:rFonts w:ascii="Wingdings" w:hAnsi="Wingdings" w:hint="default"/>
+      </w:rPr>
+    </w:lvl>
+    <w:lvl w:ilvl="3" w:tplc="0C070001" w:tentative="1">
+      <w:start w:val="1"/>
+      <w:numFmt w:val="bullet"/>
+      <w:lvlText w:val=""/>
+      <w:lvlJc w:val="left"/>
+      <w:pPr>
+        <w:ind w:left="3306" w:hanging="360"/>
+      </w:pPr>
+      <w:rPr>
+        <w:rFonts w:ascii="Symbol" w:hAnsi="Symbol" w:hint="default"/>
+      </w:rPr>
+    </w:lvl>
+    <w:lvl w:ilvl="4" w:tplc="0C070003" w:tentative="1">
+      <w:start w:val="1"/>
+      <w:numFmt w:val="bullet"/>
+      <w:lvlText w:val="o"/>
+      <w:lvlJc w:val="left"/>
+      <w:pPr>
+        <w:ind w:left="4026" w:hanging="360"/>
+      </w:pPr>
+      <w:rPr>
+        <w:rFonts w:ascii="Courier New" w:hAnsi="Courier New" w:cs="Courier New" w:hint="default"/>
+      </w:rPr>
+    </w:lvl>
+    <w:lvl w:ilvl="5" w:tplc="0C070005" w:tentative="1">
+      <w:start w:val="1"/>
+      <w:numFmt w:val="bullet"/>
+      <w:lvlText w:val=""/>
+      <w:lvlJc w:val="left"/>
+      <w:pPr>
+        <w:ind w:left="4746" w:hanging="360"/>
+      </w:pPr>
+      <w:rPr>
+        <w:rFonts w:ascii="Wingdings" w:hAnsi="Wingdings" w:hint="default"/>
+      </w:rPr>
+    </w:lvl>
+    <w:lvl w:ilvl="6" w:tplc="0C070001" w:tentative="1">
+      <w:start w:val="1"/>
+      <w:numFmt w:val="bullet"/>
+      <w:lvlText w:val=""/>
+      <w:lvlJc w:val="left"/>
+      <w:pPr>
+        <w:ind w:left="5466" w:hanging="360"/>
+      </w:pPr>
+      <w:rPr>
+        <w:rFonts w:ascii="Symbol" w:hAnsi="Symbol" w:hint="default"/>
+      </w:rPr>
+    </w:lvl>
+    <w:lvl w:ilvl="7" w:tplc="0C070003" w:tentative="1">
+      <w:start w:val="1"/>
+      <w:numFmt w:val="bullet"/>
+      <w:lvlText w:val="o"/>
+      <w:lvlJc w:val="left"/>
+      <w:pPr>
+        <w:ind w:left="6186" w:hanging="360"/>
+      </w:pPr>
+      <w:rPr>
+        <w:rFonts w:ascii="Courier New" w:hAnsi="Courier New" w:cs="Courier New" w:hint="default"/>
+      </w:rPr>
+    </w:lvl>
+    <w:lvl w:ilvl="8" w:tplc="0C070005" w:tentative="1">
+      <w:start w:val="1"/>
+      <w:numFmt w:val="bullet"/>
+      <w:lvlText w:val=""/>
+      <w:lvlJc w:val="left"/>
+      <w:pPr>
+        <w:ind w:left="6906" w:hanging="360"/>
+      </w:pPr>
+      <w:rPr>
+        <w:rFonts w:ascii="Wingdings" w:hAnsi="Wingdings" w:hint="default"/>
+      </w:rPr>
     </w:lvl>
   </w:abstractNum>
   <w:abstractNum w:abstractNumId="2" w15:restartNumberingAfterBreak="0">
-    <w:nsid w:val="025410D4"/>
+    <w:nsid w:val="1430383C"/>
     <w:multiLevelType w:val="hybridMultilevel"/>
-    <w:tmpl w:val="6D942FF6"/>
-    <w:lvl w:ilvl="0" w:tplc="0C07000F">
-      <w:start w:val="1"/>
-      <w:numFmt w:val="decimal"/>
-      <w:lvlText w:val="%1."/>
+    <w:tmpl w:val="2578CFA2"/>
+    <w:lvl w:ilvl="0" w:tplc="33B88020">
+      <w:numFmt w:val="bullet"/>
+      <w:lvlText w:val=""/>
       <w:lvlJc w:val="left"/>
       <w:pPr>
         <w:ind w:left="360" w:hanging="360"/>
       </w:pPr>
-    </w:lvl>
-    <w:lvl w:ilvl="1" w:tplc="0C070019" w:tentative="1">
-      <w:start w:val="1"/>
-      <w:numFmt w:val="lowerLetter"/>
-      <w:lvlText w:val="%2."/>
+      <w:rPr>
+        <w:rFonts w:ascii="Symbol" w:eastAsiaTheme="minorHAnsi" w:hAnsi="Symbol" w:cstheme="minorBidi" w:hint="default"/>
+      </w:rPr>
+    </w:lvl>
+    <w:lvl w:ilvl="1" w:tplc="0C070003" w:tentative="1">
+      <w:start w:val="1"/>
+      <w:numFmt w:val="bullet"/>
+      <w:lvlText w:val="o"/>
       <w:lvlJc w:val="left"/>
       <w:pPr>
         <w:ind w:left="1080" w:hanging="360"/>
       </w:pPr>
-    </w:lvl>
-    <w:lvl w:ilvl="2" w:tplc="0C07001B" w:tentative="1">
-      <w:start w:val="1"/>
-      <w:numFmt w:val="lowerRoman"/>
-      <w:lvlText w:val="%3."/>
-      <w:lvlJc w:val="right"/>
-      <w:pPr>
-        <w:ind w:left="1800" w:hanging="180"/>
-      </w:pPr>
-    </w:lvl>
-    <w:lvl w:ilvl="3" w:tplc="0C07000F" w:tentative="1">
-      <w:start w:val="1"/>
-      <w:numFmt w:val="decimal"/>
-      <w:lvlText w:val="%4."/>
+      <w:rPr>
+        <w:rFonts w:ascii="Courier New" w:hAnsi="Courier New" w:cs="Courier New" w:hint="default"/>
+      </w:rPr>
+    </w:lvl>
+    <w:lvl w:ilvl="2" w:tplc="0C070005" w:tentative="1">
+      <w:start w:val="1"/>
+      <w:numFmt w:val="bullet"/>
+      <w:lvlText w:val=""/>
+      <w:lvlJc w:val="left"/>
+      <w:pPr>
+        <w:ind w:left="1800" w:hanging="360"/>
+      </w:pPr>
+      <w:rPr>
+        <w:rFonts w:ascii="Wingdings" w:hAnsi="Wingdings" w:hint="default"/>
+      </w:rPr>
+    </w:lvl>
+    <w:lvl w:ilvl="3" w:tplc="0C070001" w:tentative="1">
+      <w:start w:val="1"/>
+      <w:numFmt w:val="bullet"/>
+      <w:lvlText w:val=""/>
       <w:lvlJc w:val="left"/>
       <w:pPr>
         <w:ind w:left="2520" w:hanging="360"/>
       </w:pPr>
-    </w:lvl>
-    <w:lvl w:ilvl="4" w:tplc="0C070019" w:tentative="1">
-      <w:start w:val="1"/>
-      <w:numFmt w:val="lowerLetter"/>
-      <w:lvlText w:val="%5."/>
+      <w:rPr>
+        <w:rFonts w:ascii="Symbol" w:hAnsi="Symbol" w:hint="default"/>
+      </w:rPr>
+    </w:lvl>
+    <w:lvl w:ilvl="4" w:tplc="0C070003" w:tentative="1">
+      <w:start w:val="1"/>
+      <w:numFmt w:val="bullet"/>
+      <w:lvlText w:val="o"/>
       <w:lvlJc w:val="left"/>
       <w:pPr>
         <w:ind w:left="3240" w:hanging="360"/>
       </w:pPr>
-    </w:lvl>
-    <w:lvl w:ilvl="5" w:tplc="0C07001B" w:tentative="1">
-      <w:start w:val="1"/>
-      <w:numFmt w:val="lowerRoman"/>
-      <w:lvlText w:val="%6."/>
-      <w:lvlJc w:val="right"/>
-      <w:pPr>
-        <w:ind w:left="3960" w:hanging="180"/>
-      </w:pPr>
-    </w:lvl>
-    <w:lvl w:ilvl="6" w:tplc="0C07000F" w:tentative="1">
-      <w:start w:val="1"/>
-      <w:numFmt w:val="decimal"/>
-      <w:lvlText w:val="%7."/>
+      <w:rPr>
+        <w:rFonts w:ascii="Courier New" w:hAnsi="Courier New" w:cs="Courier New" w:hint="default"/>
+      </w:rPr>
+    </w:lvl>
+    <w:lvl w:ilvl="5" w:tplc="0C070005" w:tentative="1">
+      <w:start w:val="1"/>
+      <w:numFmt w:val="bullet"/>
+      <w:lvlText w:val=""/>
+      <w:lvlJc w:val="left"/>
+      <w:pPr>
+        <w:ind w:left="3960" w:hanging="360"/>
+      </w:pPr>
+      <w:rPr>
+        <w:rFonts w:ascii="Wingdings" w:hAnsi="Wingdings" w:hint="default"/>
+      </w:rPr>
+    </w:lvl>
+    <w:lvl w:ilvl="6" w:tplc="0C070001" w:tentative="1">
+      <w:start w:val="1"/>
+      <w:numFmt w:val="bullet"/>
+      <w:lvlText w:val=""/>
       <w:lvlJc w:val="left"/>
       <w:pPr>
         <w:ind w:left="4680" w:hanging="360"/>
       </w:pPr>
-    </w:lvl>
-    <w:lvl w:ilvl="7" w:tplc="0C070019" w:tentative="1">
-      <w:start w:val="1"/>
-      <w:numFmt w:val="lowerLetter"/>
-      <w:lvlText w:val="%8."/>
+      <w:rPr>
+        <w:rFonts w:ascii="Symbol" w:hAnsi="Symbol" w:hint="default"/>
+      </w:rPr>
+    </w:lvl>
+    <w:lvl w:ilvl="7" w:tplc="0C070003" w:tentative="1">
+      <w:start w:val="1"/>
+      <w:numFmt w:val="bullet"/>
+      <w:lvlText w:val="o"/>
       <w:lvlJc w:val="left"/>
       <w:pPr>
         <w:ind w:left="5400" w:hanging="360"/>
       </w:pPr>
-    </w:lvl>
-    <w:lvl w:ilvl="8" w:tplc="0C07001B" w:tentative="1">
-      <w:start w:val="1"/>
-      <w:numFmt w:val="lowerRoman"/>
-      <w:lvlText w:val="%9."/>
-      <w:lvlJc w:val="right"/>
-      <w:pPr>
-        <w:ind w:left="6120" w:hanging="180"/>
-      </w:pPr>
+      <w:rPr>
+        <w:rFonts w:ascii="Courier New" w:hAnsi="Courier New" w:cs="Courier New" w:hint="default"/>
+      </w:rPr>
+    </w:lvl>
+    <w:lvl w:ilvl="8" w:tplc="0C070005" w:tentative="1">
+      <w:start w:val="1"/>
+      <w:numFmt w:val="bullet"/>
+      <w:lvlText w:val=""/>
+      <w:lvlJc w:val="left"/>
+      <w:pPr>
+        <w:ind w:left="6120" w:hanging="360"/>
+      </w:pPr>
+      <w:rPr>
+        <w:rFonts w:ascii="Wingdings" w:hAnsi="Wingdings" w:hint="default"/>
+      </w:rPr>
     </w:lvl>
   </w:abstractNum>
   <w:abstractNum w:abstractNumId="3" w15:restartNumberingAfterBreak="0">
-    <w:nsid w:val="0D6F1BDD"/>
+    <w:nsid w:val="20632974"/>
     <w:multiLevelType w:val="hybridMultilevel"/>
-    <w:tmpl w:val="3294CEEC"/>
-    <w:lvl w:ilvl="0" w:tplc="0C07000F">
-      <w:start w:val="1"/>
-      <w:numFmt w:val="decimal"/>
-      <w:lvlText w:val="%1."/>
-      <w:lvlJc w:val="left"/>
-      <w:pPr>
-        <w:ind w:left="720" w:hanging="360"/>
-      </w:pPr>
-    </w:lvl>
-    <w:lvl w:ilvl="1" w:tplc="0C070019" w:tentative="1">
-      <w:start w:val="1"/>
-      <w:numFmt w:val="lowerLetter"/>
-      <w:lvlText w:val="%2."/>
-      <w:lvlJc w:val="left"/>
-      <w:pPr>
-        <w:ind w:left="1440" w:hanging="360"/>
-      </w:pPr>
-    </w:lvl>
-    <w:lvl w:ilvl="2" w:tplc="0C07001B" w:tentative="1">
-      <w:start w:val="1"/>
-      <w:numFmt w:val="lowerRoman"/>
-      <w:lvlText w:val="%3."/>
-      <w:lvlJc w:val="right"/>
-      <w:pPr>
-        <w:ind w:left="2160" w:hanging="180"/>
-      </w:pPr>
-    </w:lvl>
-    <w:lvl w:ilvl="3" w:tplc="0C07000F" w:tentative="1">
-      <w:start w:val="1"/>
-      <w:numFmt w:val="decimal"/>
-      <w:lvlText w:val="%4."/>
-      <w:lvlJc w:val="left"/>
-      <w:pPr>
-        <w:ind w:left="2880" w:hanging="360"/>
-      </w:pPr>
-    </w:lvl>
-    <w:lvl w:ilvl="4" w:tplc="0C070019" w:tentative="1">
-      <w:start w:val="1"/>
-      <w:numFmt w:val="lowerLetter"/>
-      <w:lvlText w:val="%5."/>
-      <w:lvlJc w:val="left"/>
-      <w:pPr>
-        <w:ind w:left="3600" w:hanging="360"/>
-      </w:pPr>
-    </w:lvl>
-    <w:lvl w:ilvl="5" w:tplc="0C07001B" w:tentative="1">
-      <w:start w:val="1"/>
-      <w:numFmt w:val="lowerRoman"/>
-      <w:lvlText w:val="%6."/>
-      <w:lvlJc w:val="right"/>
-      <w:pPr>
-        <w:ind w:left="4320" w:hanging="180"/>
-      </w:pPr>
-    </w:lvl>
-    <w:lvl w:ilvl="6" w:tplc="0C07000F" w:tentative="1">
-      <w:start w:val="1"/>
-      <w:numFmt w:val="decimal"/>
-      <w:lvlText w:val="%7."/>
-      <w:lvlJc w:val="left"/>
-      <w:pPr>
-        <w:ind w:left="5040" w:hanging="360"/>
-      </w:pPr>
-    </w:lvl>
-    <w:lvl w:ilvl="7" w:tplc="0C070019" w:tentative="1">
-      <w:start w:val="1"/>
-      <w:numFmt w:val="lowerLetter"/>
-      <w:lvlText w:val="%8."/>
-      <w:lvlJc w:val="left"/>
-      <w:pPr>
-        <w:ind w:left="5760" w:hanging="360"/>
-      </w:pPr>
-    </w:lvl>
-    <w:lvl w:ilvl="8" w:tplc="0C07001B" w:tentative="1">
-      <w:start w:val="1"/>
-      <w:numFmt w:val="lowerRoman"/>
-      <w:lvlText w:val="%9."/>
-      <w:lvlJc w:val="right"/>
-      <w:pPr>
-        <w:ind w:left="6480" w:hanging="180"/>
-      </w:pPr>
+    <w:tmpl w:val="799E30BA"/>
+    <w:lvl w:ilvl="0" w:tplc="0C070001">
+      <w:start w:val="1"/>
+      <w:numFmt w:val="bullet"/>
+      <w:lvlText w:val=""/>
+      <w:lvlJc w:val="left"/>
+      <w:pPr>
+        <w:ind w:left="360" w:hanging="360"/>
+      </w:pPr>
+      <w:rPr>
+        <w:rFonts w:ascii="Symbol" w:hAnsi="Symbol" w:hint="default"/>
+      </w:rPr>
+    </w:lvl>
+    <w:lvl w:ilvl="1" w:tplc="0C070003">
+      <w:start w:val="1"/>
+      <w:numFmt w:val="bullet"/>
+      <w:lvlText w:val="o"/>
+      <w:lvlJc w:val="left"/>
+      <w:pPr>
+        <w:ind w:left="1080" w:hanging="360"/>
+      </w:pPr>
+      <w:rPr>
+        <w:rFonts w:ascii="Courier New" w:hAnsi="Courier New" w:cs="Courier New" w:hint="default"/>
+      </w:rPr>
+    </w:lvl>
+    <w:lvl w:ilvl="2" w:tplc="0C070005">
+      <w:start w:val="1"/>
+      <w:numFmt w:val="bullet"/>
+      <w:lvlText w:val=""/>
+      <w:lvlJc w:val="left"/>
+      <w:pPr>
+        <w:ind w:left="1800" w:hanging="360"/>
+      </w:pPr>
+      <w:rPr>
+        <w:rFonts w:ascii="Wingdings" w:hAnsi="Wingdings" w:hint="default"/>
+      </w:rPr>
+    </w:lvl>
+    <w:lvl w:ilvl="3" w:tplc="0C070001">
+      <w:start w:val="1"/>
+      <w:numFmt w:val="bullet"/>
+      <w:lvlText w:val=""/>
+      <w:lvlJc w:val="left"/>
+      <w:pPr>
+        <w:ind w:left="2520" w:hanging="360"/>
+      </w:pPr>
+      <w:rPr>
+        <w:rFonts w:ascii="Symbol" w:hAnsi="Symbol" w:hint="default"/>
+      </w:rPr>
+    </w:lvl>
+    <w:lvl w:ilvl="4" w:tplc="0C070003">
+      <w:start w:val="1"/>
+      <w:numFmt w:val="bullet"/>
+      <w:lvlText w:val="o"/>
+      <w:lvlJc w:val="left"/>
+      <w:pPr>
+        <w:ind w:left="3240" w:hanging="360"/>
+      </w:pPr>
+      <w:rPr>
+        <w:rFonts w:ascii="Courier New" w:hAnsi="Courier New" w:cs="Courier New" w:hint="default"/>
+      </w:rPr>
+    </w:lvl>
+    <w:lvl w:ilvl="5" w:tplc="0C070005" w:tentative="1">
+      <w:start w:val="1"/>
+      <w:numFmt w:val="bullet"/>
+      <w:lvlText w:val=""/>
+      <w:lvlJc w:val="left"/>
+      <w:pPr>
+        <w:ind w:left="3960" w:hanging="360"/>
+      </w:pPr>
+      <w:rPr>
+        <w:rFonts w:ascii="Wingdings" w:hAnsi="Wingdings" w:hint="default"/>
+      </w:rPr>
+    </w:lvl>
+    <w:lvl w:ilvl="6" w:tplc="0C070001" w:tentative="1">
+      <w:start w:val="1"/>
+      <w:numFmt w:val="bullet"/>
+      <w:lvlText w:val=""/>
+      <w:lvlJc w:val="left"/>
+      <w:pPr>
+        <w:ind w:left="4680" w:hanging="360"/>
+      </w:pPr>
+      <w:rPr>
+        <w:rFonts w:ascii="Symbol" w:hAnsi="Symbol" w:hint="default"/>
+      </w:rPr>
+    </w:lvl>
+    <w:lvl w:ilvl="7" w:tplc="0C070003" w:tentative="1">
+      <w:start w:val="1"/>
+      <w:numFmt w:val="bullet"/>
+      <w:lvlText w:val="o"/>
+      <w:lvlJc w:val="left"/>
+      <w:pPr>
+        <w:ind w:left="5400" w:hanging="360"/>
+      </w:pPr>
+      <w:rPr>
+        <w:rFonts w:ascii="Courier New" w:hAnsi="Courier New" w:cs="Courier New" w:hint="default"/>
+      </w:rPr>
+    </w:lvl>
+    <w:lvl w:ilvl="8" w:tplc="0C070005" w:tentative="1">
+      <w:start w:val="1"/>
+      <w:numFmt w:val="bullet"/>
+      <w:lvlText w:val=""/>
+      <w:lvlJc w:val="left"/>
+      <w:pPr>
+        <w:ind w:left="6120" w:hanging="360"/>
+      </w:pPr>
+      <w:rPr>
+        <w:rFonts w:ascii="Wingdings" w:hAnsi="Wingdings" w:hint="default"/>
+      </w:rPr>
     </w:lvl>
   </w:abstractNum>
   <w:abstractNum w:abstractNumId="4" w15:restartNumberingAfterBreak="0">
-    <w:nsid w:val="1F0B19B5"/>
+    <w:nsid w:val="24CE2BB7"/>
     <w:multiLevelType w:val="hybridMultilevel"/>
-    <w:tmpl w:val="CE8C6A3A"/>
-    <w:lvl w:ilvl="0" w:tplc="5F92C018">
-      <w:start w:val="1"/>
-      <w:numFmt w:val="decimal"/>
-      <w:lvlText w:val="%1."/>
-      <w:lvlJc w:val="left"/>
-      <w:pPr>
-        <w:ind w:left="720" w:hanging="720"/>
-      </w:pPr>
-      <w:rPr>
-        <w:rFonts w:hint="default"/>
-      </w:rPr>
-    </w:lvl>
-    <w:lvl w:ilvl="1" w:tplc="0C070019" w:tentative="1">
-      <w:start w:val="1"/>
-      <w:numFmt w:val="lowerLetter"/>
-      <w:lvlText w:val="%2."/>
+    <w:tmpl w:val="9A46D95C"/>
+    <w:lvl w:ilvl="0" w:tplc="0C070001">
+      <w:start w:val="1"/>
+      <w:numFmt w:val="bullet"/>
+      <w:lvlText w:val=""/>
+      <w:lvlJc w:val="left"/>
+      <w:pPr>
+        <w:ind w:left="360" w:hanging="360"/>
+      </w:pPr>
+      <w:rPr>
+        <w:rFonts w:ascii="Symbol" w:hAnsi="Symbol" w:hint="default"/>
+      </w:rPr>
+    </w:lvl>
+    <w:lvl w:ilvl="1" w:tplc="0C070003" w:tentative="1">
+      <w:start w:val="1"/>
+      <w:numFmt w:val="bullet"/>
+      <w:lvlText w:val="o"/>
       <w:lvlJc w:val="left"/>
       <w:pPr>
         <w:ind w:left="1080" w:hanging="360"/>
       </w:pPr>
-    </w:lvl>
-    <w:lvl w:ilvl="2" w:tplc="0C07001B" w:tentative="1">
-      <w:start w:val="1"/>
-      <w:numFmt w:val="lowerRoman"/>
-      <w:lvlText w:val="%3."/>
-      <w:lvlJc w:val="right"/>
-      <w:pPr>
-        <w:ind w:left="1800" w:hanging="180"/>
-      </w:pPr>
-    </w:lvl>
-    <w:lvl w:ilvl="3" w:tplc="0C07000F" w:tentative="1">
-      <w:start w:val="1"/>
-      <w:numFmt w:val="decimal"/>
-      <w:lvlText w:val="%4."/>
+      <w:rPr>
+        <w:rFonts w:ascii="Courier New" w:hAnsi="Courier New" w:cs="Courier New" w:hint="default"/>
+      </w:rPr>
+    </w:lvl>
+    <w:lvl w:ilvl="2" w:tplc="0C070005" w:tentative="1">
+      <w:start w:val="1"/>
+      <w:numFmt w:val="bullet"/>
+      <w:lvlText w:val=""/>
+      <w:lvlJc w:val="left"/>
+      <w:pPr>
+        <w:ind w:left="1800" w:hanging="360"/>
+      </w:pPr>
+      <w:rPr>
+        <w:rFonts w:ascii="Wingdings" w:hAnsi="Wingdings" w:hint="default"/>
+      </w:rPr>
+    </w:lvl>
+    <w:lvl w:ilvl="3" w:tplc="0C070001" w:tentative="1">
+      <w:start w:val="1"/>
+      <w:numFmt w:val="bullet"/>
+      <w:lvlText w:val=""/>
       <w:lvlJc w:val="left"/>
       <w:pPr>
         <w:ind w:left="2520" w:hanging="360"/>
       </w:pPr>
-    </w:lvl>
-    <w:lvl w:ilvl="4" w:tplc="0C070019" w:tentative="1">
-      <w:start w:val="1"/>
-      <w:numFmt w:val="lowerLetter"/>
-      <w:lvlText w:val="%5."/>
+      <w:rPr>
+        <w:rFonts w:ascii="Symbol" w:hAnsi="Symbol" w:hint="default"/>
+      </w:rPr>
+    </w:lvl>
+    <w:lvl w:ilvl="4" w:tplc="0C070003" w:tentative="1">
+      <w:start w:val="1"/>
+      <w:numFmt w:val="bullet"/>
+      <w:lvlText w:val="o"/>
       <w:lvlJc w:val="left"/>
       <w:pPr>
         <w:ind w:left="3240" w:hanging="360"/>
       </w:pPr>
-    </w:lvl>
-    <w:lvl w:ilvl="5" w:tplc="0C07001B" w:tentative="1">
-      <w:start w:val="1"/>
-      <w:numFmt w:val="lowerRoman"/>
-      <w:lvlText w:val="%6."/>
-      <w:lvlJc w:val="right"/>
-      <w:pPr>
-        <w:ind w:left="3960" w:hanging="180"/>
-      </w:pPr>
-    </w:lvl>
-    <w:lvl w:ilvl="6" w:tplc="0C07000F" w:tentative="1">
-      <w:start w:val="1"/>
-      <w:numFmt w:val="decimal"/>
-      <w:lvlText w:val="%7."/>
+      <w:rPr>
+        <w:rFonts w:ascii="Courier New" w:hAnsi="Courier New" w:cs="Courier New" w:hint="default"/>
+      </w:rPr>
+    </w:lvl>
+    <w:lvl w:ilvl="5" w:tplc="0C070005" w:tentative="1">
+      <w:start w:val="1"/>
+      <w:numFmt w:val="bullet"/>
+      <w:lvlText w:val=""/>
+      <w:lvlJc w:val="left"/>
+      <w:pPr>
+        <w:ind w:left="3960" w:hanging="360"/>
+      </w:pPr>
+      <w:rPr>
+        <w:rFonts w:ascii="Wingdings" w:hAnsi="Wingdings" w:hint="default"/>
+      </w:rPr>
+    </w:lvl>
+    <w:lvl w:ilvl="6" w:tplc="0C070001" w:tentative="1">
+      <w:start w:val="1"/>
+      <w:numFmt w:val="bullet"/>
+      <w:lvlText w:val=""/>
       <w:lvlJc w:val="left"/>
       <w:pPr>
         <w:ind w:left="4680" w:hanging="360"/>
       </w:pPr>
-    </w:lvl>
-    <w:lvl w:ilvl="7" w:tplc="0C070019" w:tentative="1">
-      <w:start w:val="1"/>
-      <w:numFmt w:val="lowerLetter"/>
-      <w:lvlText w:val="%8."/>
+      <w:rPr>
+        <w:rFonts w:ascii="Symbol" w:hAnsi="Symbol" w:hint="default"/>
+      </w:rPr>
+    </w:lvl>
+    <w:lvl w:ilvl="7" w:tplc="0C070003" w:tentative="1">
+      <w:start w:val="1"/>
+      <w:numFmt w:val="bullet"/>
+      <w:lvlText w:val="o"/>
       <w:lvlJc w:val="left"/>
       <w:pPr>
         <w:ind w:left="5400" w:hanging="360"/>
       </w:pPr>
-    </w:lvl>
-    <w:lvl w:ilvl="8" w:tplc="0C07001B" w:tentative="1">
-      <w:start w:val="1"/>
-      <w:numFmt w:val="lowerRoman"/>
-      <w:lvlText w:val="%9."/>
-      <w:lvlJc w:val="right"/>
-      <w:pPr>
-        <w:ind w:left="6120" w:hanging="180"/>
-      </w:pPr>
+      <w:rPr>
+        <w:rFonts w:ascii="Courier New" w:hAnsi="Courier New" w:cs="Courier New" w:hint="default"/>
+      </w:rPr>
+    </w:lvl>
+    <w:lvl w:ilvl="8" w:tplc="0C070005" w:tentative="1">
+      <w:start w:val="1"/>
+      <w:numFmt w:val="bullet"/>
+      <w:lvlText w:val=""/>
+      <w:lvlJc w:val="left"/>
+      <w:pPr>
+        <w:ind w:left="6120" w:hanging="360"/>
+      </w:pPr>
+      <w:rPr>
+        <w:rFonts w:ascii="Wingdings" w:hAnsi="Wingdings" w:hint="default"/>
+      </w:rPr>
     </w:lvl>
   </w:abstractNum>
   <w:abstractNum w:abstractNumId="5" w15:restartNumberingAfterBreak="0">
-    <w:nsid w:val="2F272FB4"/>
+    <w:nsid w:val="25EB6CC2"/>
     <w:multiLevelType w:val="hybridMultilevel"/>
-    <w:tmpl w:val="D3E2FC9E"/>
-    <w:lvl w:ilvl="0" w:tplc="0C07000F">
-      <w:start w:val="1"/>
-      <w:numFmt w:val="decimal"/>
-      <w:lvlText w:val="%1."/>
+    <w:tmpl w:val="AF469340"/>
+    <w:lvl w:ilvl="0" w:tplc="7264EE04">
+      <w:numFmt w:val="bullet"/>
+      <w:lvlText w:val=""/>
       <w:lvlJc w:val="left"/>
       <w:pPr>
         <w:ind w:left="720" w:hanging="360"/>
       </w:pPr>
       <w:rPr>
-        <w:rFonts w:hint="default"/>
-      </w:rPr>
-    </w:lvl>
-    <w:lvl w:ilvl="1" w:tplc="0C070019" w:tentative="1">
-      <w:start w:val="1"/>
-      <w:numFmt w:val="lowerLetter"/>
-      <w:lvlText w:val="%2."/>
+        <w:rFonts w:ascii="Symbol" w:eastAsiaTheme="minorHAnsi" w:hAnsi="Symbol" w:cstheme="minorBidi" w:hint="default"/>
+      </w:rPr>
+    </w:lvl>
+    <w:lvl w:ilvl="1" w:tplc="0C070003" w:tentative="1">
+      <w:start w:val="1"/>
+      <w:numFmt w:val="bullet"/>
+      <w:lvlText w:val="o"/>
       <w:lvlJc w:val="left"/>
       <w:pPr>
         <w:ind w:left="1440" w:hanging="360"/>
       </w:pPr>
-    </w:lvl>
-    <w:lvl w:ilvl="2" w:tplc="0C07001B" w:tentative="1">
-      <w:start w:val="1"/>
-      <w:numFmt w:val="lowerRoman"/>
-      <w:lvlText w:val="%3."/>
-      <w:lvlJc w:val="right"/>
-      <w:pPr>
-        <w:ind w:left="2160" w:hanging="180"/>
-      </w:pPr>
-    </w:lvl>
-    <w:lvl w:ilvl="3" w:tplc="0C07000F" w:tentative="1">
-      <w:start w:val="1"/>
-      <w:numFmt w:val="decimal"/>
-      <w:lvlText w:val="%4."/>
+      <w:rPr>
+        <w:rFonts w:ascii="Courier New" w:hAnsi="Courier New" w:cs="Courier New" w:hint="default"/>
+      </w:rPr>
+    </w:lvl>
+    <w:lvl w:ilvl="2" w:tplc="0C070005" w:tentative="1">
+      <w:start w:val="1"/>
+      <w:numFmt w:val="bullet"/>
+      <w:lvlText w:val=""/>
+      <w:lvlJc w:val="left"/>
+      <w:pPr>
+        <w:ind w:left="2160" w:hanging="360"/>
+      </w:pPr>
+      <w:rPr>
+        <w:rFonts w:ascii="Wingdings" w:hAnsi="Wingdings" w:hint="default"/>
+      </w:rPr>
+    </w:lvl>
+    <w:lvl w:ilvl="3" w:tplc="0C070001" w:tentative="1">
+      <w:start w:val="1"/>
+      <w:numFmt w:val="bullet"/>
+      <w:lvlText w:val=""/>
       <w:lvlJc w:val="left"/>
       <w:pPr>
         <w:ind w:left="2880" w:hanging="360"/>
       </w:pPr>
-    </w:lvl>
-    <w:lvl w:ilvl="4" w:tplc="0C070019" w:tentative="1">
-      <w:start w:val="1"/>
-      <w:numFmt w:val="lowerLetter"/>
-      <w:lvlText w:val="%5."/>
+      <w:rPr>
+        <w:rFonts w:ascii="Symbol" w:hAnsi="Symbol" w:hint="default"/>
+      </w:rPr>
+    </w:lvl>
+    <w:lvl w:ilvl="4" w:tplc="0C070003" w:tentative="1">
+      <w:start w:val="1"/>
+      <w:numFmt w:val="bullet"/>
+      <w:lvlText w:val="o"/>
       <w:lvlJc w:val="left"/>
       <w:pPr>
         <w:ind w:left="3600" w:hanging="360"/>
       </w:pPr>
-    </w:lvl>
-    <w:lvl w:ilvl="5" w:tplc="0C07001B" w:tentative="1">
-      <w:start w:val="1"/>
-      <w:numFmt w:val="lowerRoman"/>
-      <w:lvlText w:val="%6."/>
-      <w:lvlJc w:val="right"/>
-      <w:pPr>
-        <w:ind w:left="4320" w:hanging="180"/>
-      </w:pPr>
-    </w:lvl>
-    <w:lvl w:ilvl="6" w:tplc="0C07000F" w:tentative="1">
-      <w:start w:val="1"/>
-      <w:numFmt w:val="decimal"/>
-      <w:lvlText w:val="%7."/>
+      <w:rPr>
+        <w:rFonts w:ascii="Courier New" w:hAnsi="Courier New" w:cs="Courier New" w:hint="default"/>
+      </w:rPr>
+    </w:lvl>
+    <w:lvl w:ilvl="5" w:tplc="0C070005" w:tentative="1">
+      <w:start w:val="1"/>
+      <w:numFmt w:val="bullet"/>
+      <w:lvlText w:val=""/>
+      <w:lvlJc w:val="left"/>
+      <w:pPr>
+        <w:ind w:left="4320" w:hanging="360"/>
+      </w:pPr>
+      <w:rPr>
+        <w:rFonts w:ascii="Wingdings" w:hAnsi="Wingdings" w:hint="default"/>
+      </w:rPr>
+    </w:lvl>
+    <w:lvl w:ilvl="6" w:tplc="0C070001" w:tentative="1">
+      <w:start w:val="1"/>
+      <w:numFmt w:val="bullet"/>
+      <w:lvlText w:val=""/>
       <w:lvlJc w:val="left"/>
       <w:pPr>
         <w:ind w:left="5040" w:hanging="360"/>
       </w:pPr>
-    </w:lvl>
-    <w:lvl w:ilvl="7" w:tplc="0C070019" w:tentative="1">
-      <w:start w:val="1"/>
-      <w:numFmt w:val="lowerLetter"/>
-      <w:lvlText w:val="%8."/>
+      <w:rPr>
+        <w:rFonts w:ascii="Symbol" w:hAnsi="Symbol" w:hint="default"/>
+      </w:rPr>
+    </w:lvl>
+    <w:lvl w:ilvl="7" w:tplc="0C070003" w:tentative="1">
+      <w:start w:val="1"/>
+      <w:numFmt w:val="bullet"/>
+      <w:lvlText w:val="o"/>
       <w:lvlJc w:val="left"/>
       <w:pPr>
         <w:ind w:left="5760" w:hanging="360"/>
       </w:pPr>
-    </w:lvl>
-    <w:lvl w:ilvl="8" w:tplc="0C07001B" w:tentative="1">
-      <w:start w:val="1"/>
-      <w:numFmt w:val="lowerRoman"/>
-      <w:lvlText w:val="%9."/>
-      <w:lvlJc w:val="right"/>
-      <w:pPr>
-        <w:ind w:left="6480" w:hanging="180"/>
-      </w:pPr>
+      <w:rPr>
+        <w:rFonts w:ascii="Courier New" w:hAnsi="Courier New" w:cs="Courier New" w:hint="default"/>
+      </w:rPr>
+    </w:lvl>
+    <w:lvl w:ilvl="8" w:tplc="0C070005" w:tentative="1">
+      <w:start w:val="1"/>
+      <w:numFmt w:val="bullet"/>
+      <w:lvlText w:val=""/>
+      <w:lvlJc w:val="left"/>
+      <w:pPr>
+        <w:ind w:left="6480" w:hanging="360"/>
+      </w:pPr>
+      <w:rPr>
+        <w:rFonts w:ascii="Wingdings" w:hAnsi="Wingdings" w:hint="default"/>
+      </w:rPr>
     </w:lvl>
   </w:abstractNum>
   <w:abstractNum w:abstractNumId="6" w15:restartNumberingAfterBreak="0">
-    <w:nsid w:val="35F36693"/>
+    <w:nsid w:val="28B609B9"/>
     <w:multiLevelType w:val="hybridMultilevel"/>
-    <w:tmpl w:val="18F61F1A"/>
-    <w:lvl w:ilvl="0" w:tplc="0C07000F">
-      <w:start w:val="1"/>
-      <w:numFmt w:val="decimal"/>
-      <w:lvlText w:val="%1."/>
+    <w:tmpl w:val="392A7AE2"/>
+    <w:lvl w:ilvl="0" w:tplc="0C070001">
+      <w:start w:val="1"/>
+      <w:numFmt w:val="bullet"/>
+      <w:lvlText w:val=""/>
       <w:lvlJc w:val="left"/>
       <w:pPr>
         <w:ind w:left="720" w:hanging="360"/>
       </w:pPr>
       <w:rPr>
-        <w:rFonts w:hint="default"/>
-      </w:rPr>
-    </w:lvl>
-    <w:lvl w:ilvl="1" w:tplc="0C070019" w:tentative="1">
-      <w:start w:val="1"/>
-      <w:numFmt w:val="lowerLetter"/>
-      <w:lvlText w:val="%2."/>
+        <w:rFonts w:ascii="Symbol" w:hAnsi="Symbol" w:hint="default"/>
+      </w:rPr>
+    </w:lvl>
+    <w:lvl w:ilvl="1" w:tplc="0C070003" w:tentative="1">
+      <w:start w:val="1"/>
+      <w:numFmt w:val="bullet"/>
+      <w:lvlText w:val="o"/>
       <w:lvlJc w:val="left"/>
       <w:pPr>
         <w:ind w:left="1440" w:hanging="360"/>
       </w:pPr>
-    </w:lvl>
-    <w:lvl w:ilvl="2" w:tplc="0C07001B" w:tentative="1">
-      <w:start w:val="1"/>
-      <w:numFmt w:val="lowerRoman"/>
-      <w:lvlText w:val="%3."/>
-      <w:lvlJc w:val="right"/>
-      <w:pPr>
-        <w:ind w:left="2160" w:hanging="180"/>
-      </w:pPr>
-    </w:lvl>
-    <w:lvl w:ilvl="3" w:tplc="0C07000F" w:tentative="1">
-      <w:start w:val="1"/>
-      <w:numFmt w:val="decimal"/>
-      <w:lvlText w:val="%4."/>
+      <w:rPr>
+        <w:rFonts w:ascii="Courier New" w:hAnsi="Courier New" w:cs="Courier New" w:hint="default"/>
+      </w:rPr>
+    </w:lvl>
+    <w:lvl w:ilvl="2" w:tplc="0C070005" w:tentative="1">
+      <w:start w:val="1"/>
+      <w:numFmt w:val="bullet"/>
+      <w:lvlText w:val=""/>
+      <w:lvlJc w:val="left"/>
+      <w:pPr>
+        <w:ind w:left="2160" w:hanging="360"/>
+      </w:pPr>
+      <w:rPr>
+        <w:rFonts w:ascii="Wingdings" w:hAnsi="Wingdings" w:hint="default"/>
+      </w:rPr>
+    </w:lvl>
+    <w:lvl w:ilvl="3" w:tplc="0C070001" w:tentative="1">
+      <w:start w:val="1"/>
+      <w:numFmt w:val="bullet"/>
+      <w:lvlText w:val=""/>
       <w:lvlJc w:val="left"/>
       <w:pPr>
         <w:ind w:left="2880" w:hanging="360"/>
       </w:pPr>
-    </w:lvl>
-    <w:lvl w:ilvl="4" w:tplc="0C070019" w:tentative="1">
-      <w:start w:val="1"/>
-      <w:numFmt w:val="lowerLetter"/>
-      <w:lvlText w:val="%5."/>
+      <w:rPr>
+        <w:rFonts w:ascii="Symbol" w:hAnsi="Symbol" w:hint="default"/>
+      </w:rPr>
+    </w:lvl>
+    <w:lvl w:ilvl="4" w:tplc="0C070003" w:tentative="1">
+      <w:start w:val="1"/>
+      <w:numFmt w:val="bullet"/>
+      <w:lvlText w:val="o"/>
       <w:lvlJc w:val="left"/>
       <w:pPr>
         <w:ind w:left="3600" w:hanging="360"/>
       </w:pPr>
-    </w:lvl>
-    <w:lvl w:ilvl="5" w:tplc="0C07001B" w:tentative="1">
-      <w:start w:val="1"/>
-      <w:numFmt w:val="lowerRoman"/>
-      <w:lvlText w:val="%6."/>
-      <w:lvlJc w:val="right"/>
-      <w:pPr>
-        <w:ind w:left="4320" w:hanging="180"/>
-      </w:pPr>
-    </w:lvl>
-    <w:lvl w:ilvl="6" w:tplc="0C07000F" w:tentative="1">
-      <w:start w:val="1"/>
-      <w:numFmt w:val="decimal"/>
-      <w:lvlText w:val="%7."/>
+      <w:rPr>
+        <w:rFonts w:ascii="Courier New" w:hAnsi="Courier New" w:cs="Courier New" w:hint="default"/>
+      </w:rPr>
+    </w:lvl>
+    <w:lvl w:ilvl="5" w:tplc="0C070005" w:tentative="1">
+      <w:start w:val="1"/>
+      <w:numFmt w:val="bullet"/>
+      <w:lvlText w:val=""/>
+      <w:lvlJc w:val="left"/>
+      <w:pPr>
+        <w:ind w:left="4320" w:hanging="360"/>
+      </w:pPr>
+      <w:rPr>
+        <w:rFonts w:ascii="Wingdings" w:hAnsi="Wingdings" w:hint="default"/>
+      </w:rPr>
+    </w:lvl>
+    <w:lvl w:ilvl="6" w:tplc="0C070001" w:tentative="1">
+      <w:start w:val="1"/>
+      <w:numFmt w:val="bullet"/>
+      <w:lvlText w:val=""/>
       <w:lvlJc w:val="left"/>
       <w:pPr>
         <w:ind w:left="5040" w:hanging="360"/>
       </w:pPr>
-    </w:lvl>
-    <w:lvl w:ilvl="7" w:tplc="0C070019" w:tentative="1">
-      <w:start w:val="1"/>
-      <w:numFmt w:val="lowerLetter"/>
-      <w:lvlText w:val="%8."/>
+      <w:rPr>
+        <w:rFonts w:ascii="Symbol" w:hAnsi="Symbol" w:hint="default"/>
+      </w:rPr>
+    </w:lvl>
+    <w:lvl w:ilvl="7" w:tplc="0C070003" w:tentative="1">
+      <w:start w:val="1"/>
+      <w:numFmt w:val="bullet"/>
+      <w:lvlText w:val="o"/>
       <w:lvlJc w:val="left"/>
       <w:pPr>
         <w:ind w:left="5760" w:hanging="360"/>
       </w:pPr>
-    </w:lvl>
-    <w:lvl w:ilvl="8" w:tplc="0C07001B" w:tentative="1">
-      <w:start w:val="1"/>
-      <w:numFmt w:val="lowerRoman"/>
-      <w:lvlText w:val="%9."/>
-      <w:lvlJc w:val="right"/>
-      <w:pPr>
-        <w:ind w:left="6480" w:hanging="180"/>
-      </w:pPr>
+      <w:rPr>
+        <w:rFonts w:ascii="Courier New" w:hAnsi="Courier New" w:cs="Courier New" w:hint="default"/>
+      </w:rPr>
+    </w:lvl>
+    <w:lvl w:ilvl="8" w:tplc="0C070005" w:tentative="1">
+      <w:start w:val="1"/>
+      <w:numFmt w:val="bullet"/>
+      <w:lvlText w:val=""/>
+      <w:lvlJc w:val="left"/>
+      <w:pPr>
+        <w:ind w:left="6480" w:hanging="360"/>
+      </w:pPr>
+      <w:rPr>
+        <w:rFonts w:ascii="Wingdings" w:hAnsi="Wingdings" w:hint="default"/>
+      </w:rPr>
     </w:lvl>
   </w:abstractNum>
   <w:abstractNum w:abstractNumId="7" w15:restartNumberingAfterBreak="0">
-    <w:nsid w:val="528B6258"/>
+    <w:nsid w:val="29F14581"/>
     <w:multiLevelType w:val="hybridMultilevel"/>
-    <w:tmpl w:val="19145700"/>
+    <w:tmpl w:val="B978A5E0"/>
     <w:lvl w:ilvl="0" w:tplc="0C070001">
       <w:start w:val="1"/>
       <w:numFmt w:val="bullet"/>
       <w:lvlText w:val=""/>
       <w:lvlJc w:val="left"/>
       <w:pPr>
-        <w:ind w:left="720" w:hanging="360"/>
+        <w:ind w:left="360" w:hanging="360"/>
       </w:pPr>
       <w:rPr>
         <w:rFonts w:ascii="Symbol" w:hAnsi="Symbol" w:hint="default"/>
@@ -1193,7 +1549,7 @@
       <w:lvlText w:val="o"/>
       <w:lvlJc w:val="left"/>
       <w:pPr>
-        <w:ind w:left="1440" w:hanging="360"/>
+        <w:ind w:left="1080" w:hanging="360"/>
       </w:pPr>
       <w:rPr>
         <w:rFonts w:ascii="Courier New" w:hAnsi="Courier New" w:cs="Courier New" w:hint="default"/>
@@ -1205,7 +1561,7 @@
       <w:lvlText w:val=""/>
       <w:lvlJc w:val="left"/>
       <w:pPr>
-        <w:ind w:left="2160" w:hanging="360"/>
+        <w:ind w:left="1800" w:hanging="360"/>
       </w:pPr>
       <w:rPr>
         <w:rFonts w:ascii="Wingdings" w:hAnsi="Wingdings" w:hint="default"/>
@@ -1217,7 +1573,7 @@
       <w:lvlText w:val=""/>
       <w:lvlJc w:val="left"/>
       <w:pPr>
-        <w:ind w:left="2880" w:hanging="360"/>
+        <w:ind w:left="2520" w:hanging="360"/>
       </w:pPr>
       <w:rPr>
         <w:rFonts w:ascii="Symbol" w:hAnsi="Symbol" w:hint="default"/>
@@ -1229,7 +1585,7 @@
       <w:lvlText w:val="o"/>
       <w:lvlJc w:val="left"/>
       <w:pPr>
-        <w:ind w:left="3600" w:hanging="360"/>
+        <w:ind w:left="3240" w:hanging="360"/>
       </w:pPr>
       <w:rPr>
         <w:rFonts w:ascii="Courier New" w:hAnsi="Courier New" w:cs="Courier New" w:hint="default"/>
@@ -1241,7 +1597,7 @@
       <w:lvlText w:val=""/>
       <w:lvlJc w:val="left"/>
       <w:pPr>
-        <w:ind w:left="4320" w:hanging="360"/>
+        <w:ind w:left="3960" w:hanging="360"/>
       </w:pPr>
       <w:rPr>
         <w:rFonts w:ascii="Wingdings" w:hAnsi="Wingdings" w:hint="default"/>
@@ -1253,7 +1609,7 @@
       <w:lvlText w:val=""/>
       <w:lvlJc w:val="left"/>
       <w:pPr>
-        <w:ind w:left="5040" w:hanging="360"/>
+        <w:ind w:left="4680" w:hanging="360"/>
       </w:pPr>
       <w:rPr>
         <w:rFonts w:ascii="Symbol" w:hAnsi="Symbol" w:hint="default"/>
@@ -1265,7 +1621,7 @@
       <w:lvlText w:val="o"/>
       <w:lvlJc w:val="left"/>
       <w:pPr>
-        <w:ind w:left="5760" w:hanging="360"/>
+        <w:ind w:left="5400" w:hanging="360"/>
       </w:pPr>
       <w:rPr>
         <w:rFonts w:ascii="Courier New" w:hAnsi="Courier New" w:cs="Courier New" w:hint="default"/>
@@ -1277,7 +1633,7 @@
       <w:lvlText w:val=""/>
       <w:lvlJc w:val="left"/>
       <w:pPr>
-        <w:ind w:left="6480" w:hanging="360"/>
+        <w:ind w:left="6120" w:hanging="360"/>
       </w:pPr>
       <w:rPr>
         <w:rFonts w:ascii="Wingdings" w:hAnsi="Wingdings" w:hint="default"/>
@@ -1285,6 +1641,823 @@
     </w:lvl>
   </w:abstractNum>
   <w:abstractNum w:abstractNumId="8" w15:restartNumberingAfterBreak="0">
+    <w:nsid w:val="2A7C0827"/>
+    <w:multiLevelType w:val="hybridMultilevel"/>
+    <w:tmpl w:val="F6A24A20"/>
+    <w:lvl w:ilvl="0" w:tplc="0C07000B">
+      <w:start w:val="1"/>
+      <w:numFmt w:val="bullet"/>
+      <w:lvlText w:val=""/>
+      <w:lvlJc w:val="left"/>
+      <w:pPr>
+        <w:ind w:left="720" w:hanging="360"/>
+      </w:pPr>
+      <w:rPr>
+        <w:rFonts w:ascii="Wingdings" w:hAnsi="Wingdings" w:hint="default"/>
+      </w:rPr>
+    </w:lvl>
+    <w:lvl w:ilvl="1" w:tplc="0C070003" w:tentative="1">
+      <w:start w:val="1"/>
+      <w:numFmt w:val="bullet"/>
+      <w:lvlText w:val="o"/>
+      <w:lvlJc w:val="left"/>
+      <w:pPr>
+        <w:ind w:left="1440" w:hanging="360"/>
+      </w:pPr>
+      <w:rPr>
+        <w:rFonts w:ascii="Courier New" w:hAnsi="Courier New" w:cs="Courier New" w:hint="default"/>
+      </w:rPr>
+    </w:lvl>
+    <w:lvl w:ilvl="2" w:tplc="0C070005" w:tentative="1">
+      <w:start w:val="1"/>
+      <w:numFmt w:val="bullet"/>
+      <w:lvlText w:val=""/>
+      <w:lvlJc w:val="left"/>
+      <w:pPr>
+        <w:ind w:left="2160" w:hanging="360"/>
+      </w:pPr>
+      <w:rPr>
+        <w:rFonts w:ascii="Wingdings" w:hAnsi="Wingdings" w:hint="default"/>
+      </w:rPr>
+    </w:lvl>
+    <w:lvl w:ilvl="3" w:tplc="0C070001" w:tentative="1">
+      <w:start w:val="1"/>
+      <w:numFmt w:val="bullet"/>
+      <w:lvlText w:val=""/>
+      <w:lvlJc w:val="left"/>
+      <w:pPr>
+        <w:ind w:left="2880" w:hanging="360"/>
+      </w:pPr>
+      <w:rPr>
+        <w:rFonts w:ascii="Symbol" w:hAnsi="Symbol" w:hint="default"/>
+      </w:rPr>
+    </w:lvl>
+    <w:lvl w:ilvl="4" w:tplc="0C070003" w:tentative="1">
+      <w:start w:val="1"/>
+      <w:numFmt w:val="bullet"/>
+      <w:lvlText w:val="o"/>
+      <w:lvlJc w:val="left"/>
+      <w:pPr>
+        <w:ind w:left="3600" w:hanging="360"/>
+      </w:pPr>
+      <w:rPr>
+        <w:rFonts w:ascii="Courier New" w:hAnsi="Courier New" w:cs="Courier New" w:hint="default"/>
+      </w:rPr>
+    </w:lvl>
+    <w:lvl w:ilvl="5" w:tplc="0C070005" w:tentative="1">
+      <w:start w:val="1"/>
+      <w:numFmt w:val="bullet"/>
+      <w:lvlText w:val=""/>
+      <w:lvlJc w:val="left"/>
+      <w:pPr>
+        <w:ind w:left="4320" w:hanging="360"/>
+      </w:pPr>
+      <w:rPr>
+        <w:rFonts w:ascii="Wingdings" w:hAnsi="Wingdings" w:hint="default"/>
+      </w:rPr>
+    </w:lvl>
+    <w:lvl w:ilvl="6" w:tplc="0C070001" w:tentative="1">
+      <w:start w:val="1"/>
+      <w:numFmt w:val="bullet"/>
+      <w:lvlText w:val=""/>
+      <w:lvlJc w:val="left"/>
+      <w:pPr>
+        <w:ind w:left="5040" w:hanging="360"/>
+      </w:pPr>
+      <w:rPr>
+        <w:rFonts w:ascii="Symbol" w:hAnsi="Symbol" w:hint="default"/>
+      </w:rPr>
+    </w:lvl>
+    <w:lvl w:ilvl="7" w:tplc="0C070003" w:tentative="1">
+      <w:start w:val="1"/>
+      <w:numFmt w:val="bullet"/>
+      <w:lvlText w:val="o"/>
+      <w:lvlJc w:val="left"/>
+      <w:pPr>
+        <w:ind w:left="5760" w:hanging="360"/>
+      </w:pPr>
+      <w:rPr>
+        <w:rFonts w:ascii="Courier New" w:hAnsi="Courier New" w:cs="Courier New" w:hint="default"/>
+      </w:rPr>
+    </w:lvl>
+    <w:lvl w:ilvl="8" w:tplc="0C070005" w:tentative="1">
+      <w:start w:val="1"/>
+      <w:numFmt w:val="bullet"/>
+      <w:lvlText w:val=""/>
+      <w:lvlJc w:val="left"/>
+      <w:pPr>
+        <w:ind w:left="6480" w:hanging="360"/>
+      </w:pPr>
+      <w:rPr>
+        <w:rFonts w:ascii="Wingdings" w:hAnsi="Wingdings" w:hint="default"/>
+      </w:rPr>
+    </w:lvl>
+  </w:abstractNum>
+  <w:abstractNum w:abstractNumId="9" w15:restartNumberingAfterBreak="0">
+    <w:nsid w:val="37FF73BC"/>
+    <w:multiLevelType w:val="hybridMultilevel"/>
+    <w:tmpl w:val="6CC2E56E"/>
+    <w:lvl w:ilvl="0" w:tplc="0C070001">
+      <w:start w:val="1"/>
+      <w:numFmt w:val="bullet"/>
+      <w:lvlText w:val=""/>
+      <w:lvlJc w:val="left"/>
+      <w:pPr>
+        <w:ind w:left="720" w:hanging="360"/>
+      </w:pPr>
+      <w:rPr>
+        <w:rFonts w:ascii="Symbol" w:hAnsi="Symbol" w:hint="default"/>
+      </w:rPr>
+    </w:lvl>
+    <w:lvl w:ilvl="1" w:tplc="0C070003" w:tentative="1">
+      <w:start w:val="1"/>
+      <w:numFmt w:val="bullet"/>
+      <w:lvlText w:val="o"/>
+      <w:lvlJc w:val="left"/>
+      <w:pPr>
+        <w:ind w:left="1440" w:hanging="360"/>
+      </w:pPr>
+      <w:rPr>
+        <w:rFonts w:ascii="Courier New" w:hAnsi="Courier New" w:cs="Courier New" w:hint="default"/>
+      </w:rPr>
+    </w:lvl>
+    <w:lvl w:ilvl="2" w:tplc="0C070005" w:tentative="1">
+      <w:start w:val="1"/>
+      <w:numFmt w:val="bullet"/>
+      <w:lvlText w:val=""/>
+      <w:lvlJc w:val="left"/>
+      <w:pPr>
+        <w:ind w:left="2160" w:hanging="360"/>
+      </w:pPr>
+      <w:rPr>
+        <w:rFonts w:ascii="Wingdings" w:hAnsi="Wingdings" w:hint="default"/>
+      </w:rPr>
+    </w:lvl>
+    <w:lvl w:ilvl="3" w:tplc="0C070001" w:tentative="1">
+      <w:start w:val="1"/>
+      <w:numFmt w:val="bullet"/>
+      <w:lvlText w:val=""/>
+      <w:lvlJc w:val="left"/>
+      <w:pPr>
+        <w:ind w:left="2880" w:hanging="360"/>
+      </w:pPr>
+      <w:rPr>
+        <w:rFonts w:ascii="Symbol" w:hAnsi="Symbol" w:hint="default"/>
+      </w:rPr>
+    </w:lvl>
+    <w:lvl w:ilvl="4" w:tplc="0C070003" w:tentative="1">
+      <w:start w:val="1"/>
+      <w:numFmt w:val="bullet"/>
+      <w:lvlText w:val="o"/>
+      <w:lvlJc w:val="left"/>
+      <w:pPr>
+        <w:ind w:left="3600" w:hanging="360"/>
+      </w:pPr>
+      <w:rPr>
+        <w:rFonts w:ascii="Courier New" w:hAnsi="Courier New" w:cs="Courier New" w:hint="default"/>
+      </w:rPr>
+    </w:lvl>
+    <w:lvl w:ilvl="5" w:tplc="0C070005" w:tentative="1">
+      <w:start w:val="1"/>
+      <w:numFmt w:val="bullet"/>
+      <w:lvlText w:val=""/>
+      <w:lvlJc w:val="left"/>
+      <w:pPr>
+        <w:ind w:left="4320" w:hanging="360"/>
+      </w:pPr>
+      <w:rPr>
+        <w:rFonts w:ascii="Wingdings" w:hAnsi="Wingdings" w:hint="default"/>
+      </w:rPr>
+    </w:lvl>
+    <w:lvl w:ilvl="6" w:tplc="0C070001" w:tentative="1">
+      <w:start w:val="1"/>
+      <w:numFmt w:val="bullet"/>
+      <w:lvlText w:val=""/>
+      <w:lvlJc w:val="left"/>
+      <w:pPr>
+        <w:ind w:left="5040" w:hanging="360"/>
+      </w:pPr>
+      <w:rPr>
+        <w:rFonts w:ascii="Symbol" w:hAnsi="Symbol" w:hint="default"/>
+      </w:rPr>
+    </w:lvl>
+    <w:lvl w:ilvl="7" w:tplc="0C070003" w:tentative="1">
+      <w:start w:val="1"/>
+      <w:numFmt w:val="bullet"/>
+      <w:lvlText w:val="o"/>
+      <w:lvlJc w:val="left"/>
+      <w:pPr>
+        <w:ind w:left="5760" w:hanging="360"/>
+      </w:pPr>
+      <w:rPr>
+        <w:rFonts w:ascii="Courier New" w:hAnsi="Courier New" w:cs="Courier New" w:hint="default"/>
+      </w:rPr>
+    </w:lvl>
+    <w:lvl w:ilvl="8" w:tplc="0C070005" w:tentative="1">
+      <w:start w:val="1"/>
+      <w:numFmt w:val="bullet"/>
+      <w:lvlText w:val=""/>
+      <w:lvlJc w:val="left"/>
+      <w:pPr>
+        <w:ind w:left="6480" w:hanging="360"/>
+      </w:pPr>
+      <w:rPr>
+        <w:rFonts w:ascii="Wingdings" w:hAnsi="Wingdings" w:hint="default"/>
+      </w:rPr>
+    </w:lvl>
+  </w:abstractNum>
+  <w:abstractNum w:abstractNumId="10" w15:restartNumberingAfterBreak="0">
+    <w:nsid w:val="39041E2D"/>
+    <w:multiLevelType w:val="hybridMultilevel"/>
+    <w:tmpl w:val="A21A5EDC"/>
+    <w:lvl w:ilvl="0" w:tplc="0C070001">
+      <w:start w:val="1"/>
+      <w:numFmt w:val="bullet"/>
+      <w:lvlText w:val=""/>
+      <w:lvlJc w:val="left"/>
+      <w:pPr>
+        <w:ind w:left="720" w:hanging="360"/>
+      </w:pPr>
+      <w:rPr>
+        <w:rFonts w:ascii="Symbol" w:hAnsi="Symbol" w:hint="default"/>
+      </w:rPr>
+    </w:lvl>
+    <w:lvl w:ilvl="1" w:tplc="0C070003">
+      <w:start w:val="1"/>
+      <w:numFmt w:val="bullet"/>
+      <w:lvlText w:val="o"/>
+      <w:lvlJc w:val="left"/>
+      <w:pPr>
+        <w:ind w:left="1440" w:hanging="360"/>
+      </w:pPr>
+      <w:rPr>
+        <w:rFonts w:ascii="Courier New" w:hAnsi="Courier New" w:cs="Courier New" w:hint="default"/>
+      </w:rPr>
+    </w:lvl>
+    <w:lvl w:ilvl="2" w:tplc="0C070005" w:tentative="1">
+      <w:start w:val="1"/>
+      <w:numFmt w:val="bullet"/>
+      <w:lvlText w:val=""/>
+      <w:lvlJc w:val="left"/>
+      <w:pPr>
+        <w:ind w:left="2160" w:hanging="360"/>
+      </w:pPr>
+      <w:rPr>
+        <w:rFonts w:ascii="Wingdings" w:hAnsi="Wingdings" w:hint="default"/>
+      </w:rPr>
+    </w:lvl>
+    <w:lvl w:ilvl="3" w:tplc="0C070001" w:tentative="1">
+      <w:start w:val="1"/>
+      <w:numFmt w:val="bullet"/>
+      <w:lvlText w:val=""/>
+      <w:lvlJc w:val="left"/>
+      <w:pPr>
+        <w:ind w:left="2880" w:hanging="360"/>
+      </w:pPr>
+      <w:rPr>
+        <w:rFonts w:ascii="Symbol" w:hAnsi="Symbol" w:hint="default"/>
+      </w:rPr>
+    </w:lvl>
+    <w:lvl w:ilvl="4" w:tplc="0C070003" w:tentative="1">
+      <w:start w:val="1"/>
+      <w:numFmt w:val="bullet"/>
+      <w:lvlText w:val="o"/>
+      <w:lvlJc w:val="left"/>
+      <w:pPr>
+        <w:ind w:left="3600" w:hanging="360"/>
+      </w:pPr>
+      <w:rPr>
+        <w:rFonts w:ascii="Courier New" w:hAnsi="Courier New" w:cs="Courier New" w:hint="default"/>
+      </w:rPr>
+    </w:lvl>
+    <w:lvl w:ilvl="5" w:tplc="0C070005" w:tentative="1">
+      <w:start w:val="1"/>
+      <w:numFmt w:val="bullet"/>
+      <w:lvlText w:val=""/>
+      <w:lvlJc w:val="left"/>
+      <w:pPr>
+        <w:ind w:left="4320" w:hanging="360"/>
+      </w:pPr>
+      <w:rPr>
+        <w:rFonts w:ascii="Wingdings" w:hAnsi="Wingdings" w:hint="default"/>
+      </w:rPr>
+    </w:lvl>
+    <w:lvl w:ilvl="6" w:tplc="0C070001" w:tentative="1">
+      <w:start w:val="1"/>
+      <w:numFmt w:val="bullet"/>
+      <w:lvlText w:val=""/>
+      <w:lvlJc w:val="left"/>
+      <w:pPr>
+        <w:ind w:left="5040" w:hanging="360"/>
+      </w:pPr>
+      <w:rPr>
+        <w:rFonts w:ascii="Symbol" w:hAnsi="Symbol" w:hint="default"/>
+      </w:rPr>
+    </w:lvl>
+    <w:lvl w:ilvl="7" w:tplc="0C070003" w:tentative="1">
+      <w:start w:val="1"/>
+      <w:numFmt w:val="bullet"/>
+      <w:lvlText w:val="o"/>
+      <w:lvlJc w:val="left"/>
+      <w:pPr>
+        <w:ind w:left="5760" w:hanging="360"/>
+      </w:pPr>
+      <w:rPr>
+        <w:rFonts w:ascii="Courier New" w:hAnsi="Courier New" w:cs="Courier New" w:hint="default"/>
+      </w:rPr>
+    </w:lvl>
+    <w:lvl w:ilvl="8" w:tplc="0C070005" w:tentative="1">
+      <w:start w:val="1"/>
+      <w:numFmt w:val="bullet"/>
+      <w:lvlText w:val=""/>
+      <w:lvlJc w:val="left"/>
+      <w:pPr>
+        <w:ind w:left="6480" w:hanging="360"/>
+      </w:pPr>
+      <w:rPr>
+        <w:rFonts w:ascii="Wingdings" w:hAnsi="Wingdings" w:hint="default"/>
+      </w:rPr>
+    </w:lvl>
+  </w:abstractNum>
+  <w:abstractNum w:abstractNumId="11" w15:restartNumberingAfterBreak="0">
+    <w:nsid w:val="449C57DA"/>
+    <w:multiLevelType w:val="hybridMultilevel"/>
+    <w:tmpl w:val="34D2E24A"/>
+    <w:lvl w:ilvl="0" w:tplc="52EA6190">
+      <w:numFmt w:val="bullet"/>
+      <w:lvlText w:val=""/>
+      <w:lvlJc w:val="left"/>
+      <w:pPr>
+        <w:ind w:left="720" w:hanging="360"/>
+      </w:pPr>
+      <w:rPr>
+        <w:rFonts w:ascii="Symbol" w:eastAsiaTheme="minorHAnsi" w:hAnsi="Symbol" w:cstheme="minorBidi" w:hint="default"/>
+      </w:rPr>
+    </w:lvl>
+    <w:lvl w:ilvl="1" w:tplc="0C070003" w:tentative="1">
+      <w:start w:val="1"/>
+      <w:numFmt w:val="bullet"/>
+      <w:lvlText w:val="o"/>
+      <w:lvlJc w:val="left"/>
+      <w:pPr>
+        <w:ind w:left="1440" w:hanging="360"/>
+      </w:pPr>
+      <w:rPr>
+        <w:rFonts w:ascii="Courier New" w:hAnsi="Courier New" w:cs="Courier New" w:hint="default"/>
+      </w:rPr>
+    </w:lvl>
+    <w:lvl w:ilvl="2" w:tplc="0C070005" w:tentative="1">
+      <w:start w:val="1"/>
+      <w:numFmt w:val="bullet"/>
+      <w:lvlText w:val=""/>
+      <w:lvlJc w:val="left"/>
+      <w:pPr>
+        <w:ind w:left="2160" w:hanging="360"/>
+      </w:pPr>
+      <w:rPr>
+        <w:rFonts w:ascii="Wingdings" w:hAnsi="Wingdings" w:hint="default"/>
+      </w:rPr>
+    </w:lvl>
+    <w:lvl w:ilvl="3" w:tplc="0C070001" w:tentative="1">
+      <w:start w:val="1"/>
+      <w:numFmt w:val="bullet"/>
+      <w:lvlText w:val=""/>
+      <w:lvlJc w:val="left"/>
+      <w:pPr>
+        <w:ind w:left="2880" w:hanging="360"/>
+      </w:pPr>
+      <w:rPr>
+        <w:rFonts w:ascii="Symbol" w:hAnsi="Symbol" w:hint="default"/>
+      </w:rPr>
+    </w:lvl>
+    <w:lvl w:ilvl="4" w:tplc="0C070003" w:tentative="1">
+      <w:start w:val="1"/>
+      <w:numFmt w:val="bullet"/>
+      <w:lvlText w:val="o"/>
+      <w:lvlJc w:val="left"/>
+      <w:pPr>
+        <w:ind w:left="3600" w:hanging="360"/>
+      </w:pPr>
+      <w:rPr>
+        <w:rFonts w:ascii="Courier New" w:hAnsi="Courier New" w:cs="Courier New" w:hint="default"/>
+      </w:rPr>
+    </w:lvl>
+    <w:lvl w:ilvl="5" w:tplc="0C070005" w:tentative="1">
+      <w:start w:val="1"/>
+      <w:numFmt w:val="bullet"/>
+      <w:lvlText w:val=""/>
+      <w:lvlJc w:val="left"/>
+      <w:pPr>
+        <w:ind w:left="4320" w:hanging="360"/>
+      </w:pPr>
+      <w:rPr>
+        <w:rFonts w:ascii="Wingdings" w:hAnsi="Wingdings" w:hint="default"/>
+      </w:rPr>
+    </w:lvl>
+    <w:lvl w:ilvl="6" w:tplc="0C070001" w:tentative="1">
+      <w:start w:val="1"/>
+      <w:numFmt w:val="bullet"/>
+      <w:lvlText w:val=""/>
+      <w:lvlJc w:val="left"/>
+      <w:pPr>
+        <w:ind w:left="5040" w:hanging="360"/>
+      </w:pPr>
+      <w:rPr>
+        <w:rFonts w:ascii="Symbol" w:hAnsi="Symbol" w:hint="default"/>
+      </w:rPr>
+    </w:lvl>
+    <w:lvl w:ilvl="7" w:tplc="0C070003" w:tentative="1">
+      <w:start w:val="1"/>
+      <w:numFmt w:val="bullet"/>
+      <w:lvlText w:val="o"/>
+      <w:lvlJc w:val="left"/>
+      <w:pPr>
+        <w:ind w:left="5760" w:hanging="360"/>
+      </w:pPr>
+      <w:rPr>
+        <w:rFonts w:ascii="Courier New" w:hAnsi="Courier New" w:cs="Courier New" w:hint="default"/>
+      </w:rPr>
+    </w:lvl>
+    <w:lvl w:ilvl="8" w:tplc="0C070005" w:tentative="1">
+      <w:start w:val="1"/>
+      <w:numFmt w:val="bullet"/>
+      <w:lvlText w:val=""/>
+      <w:lvlJc w:val="left"/>
+      <w:pPr>
+        <w:ind w:left="6480" w:hanging="360"/>
+      </w:pPr>
+      <w:rPr>
+        <w:rFonts w:ascii="Wingdings" w:hAnsi="Wingdings" w:hint="default"/>
+      </w:rPr>
+    </w:lvl>
+  </w:abstractNum>
+  <w:abstractNum w:abstractNumId="12" w15:restartNumberingAfterBreak="0">
+    <w:nsid w:val="46321CCB"/>
+    <w:multiLevelType w:val="multilevel"/>
+    <w:tmpl w:val="A8566D82"/>
+    <w:lvl w:ilvl="0">
+      <w:start w:val="1"/>
+      <w:numFmt w:val="bullet"/>
+      <w:pStyle w:val="Aufzhlung1"/>
+      <w:lvlText w:val=""/>
+      <w:lvlJc w:val="left"/>
+      <w:pPr>
+        <w:tabs>
+          <w:tab w:val="num" w:pos="360"/>
+        </w:tabs>
+        <w:ind w:left="360" w:hanging="360"/>
+      </w:pPr>
+      <w:rPr>
+        <w:rFonts w:ascii="Symbol" w:hAnsi="Symbol" w:hint="default"/>
+      </w:rPr>
+    </w:lvl>
+    <w:lvl w:ilvl="1">
+      <w:start w:val="1"/>
+      <w:numFmt w:val="bullet"/>
+      <w:lvlText w:val="o"/>
+      <w:lvlJc w:val="left"/>
+      <w:pPr>
+        <w:tabs>
+          <w:tab w:val="num" w:pos="1080"/>
+        </w:tabs>
+        <w:ind w:left="1080" w:hanging="360"/>
+      </w:pPr>
+      <w:rPr>
+        <w:rFonts w:ascii="Courier New" w:hAnsi="Courier New" w:cs="MS Outlook" w:hint="default"/>
+      </w:rPr>
+    </w:lvl>
+    <w:lvl w:ilvl="2" w:tentative="1">
+      <w:start w:val="1"/>
+      <w:numFmt w:val="bullet"/>
+      <w:lvlText w:val=""/>
+      <w:lvlJc w:val="left"/>
+      <w:pPr>
+        <w:tabs>
+          <w:tab w:val="num" w:pos="1800"/>
+        </w:tabs>
+        <w:ind w:left="1800" w:hanging="360"/>
+      </w:pPr>
+      <w:rPr>
+        <w:rFonts w:ascii="Wingdings" w:hAnsi="Wingdings" w:hint="default"/>
+      </w:rPr>
+    </w:lvl>
+    <w:lvl w:ilvl="3" w:tentative="1">
+      <w:start w:val="1"/>
+      <w:numFmt w:val="bullet"/>
+      <w:lvlText w:val=""/>
+      <w:lvlJc w:val="left"/>
+      <w:pPr>
+        <w:tabs>
+          <w:tab w:val="num" w:pos="2520"/>
+        </w:tabs>
+        <w:ind w:left="2520" w:hanging="360"/>
+      </w:pPr>
+      <w:rPr>
+        <w:rFonts w:ascii="Symbol" w:hAnsi="Symbol" w:hint="default"/>
+      </w:rPr>
+    </w:lvl>
+    <w:lvl w:ilvl="4" w:tentative="1">
+      <w:start w:val="1"/>
+      <w:numFmt w:val="bullet"/>
+      <w:lvlText w:val="o"/>
+      <w:lvlJc w:val="left"/>
+      <w:pPr>
+        <w:tabs>
+          <w:tab w:val="num" w:pos="3240"/>
+        </w:tabs>
+        <w:ind w:left="3240" w:hanging="360"/>
+      </w:pPr>
+      <w:rPr>
+        <w:rFonts w:ascii="Courier New" w:hAnsi="Courier New" w:cs="MS Outlook" w:hint="default"/>
+      </w:rPr>
+    </w:lvl>
+    <w:lvl w:ilvl="5" w:tentative="1">
+      <w:start w:val="1"/>
+      <w:numFmt w:val="bullet"/>
+      <w:lvlText w:val=""/>
+      <w:lvlJc w:val="left"/>
+      <w:pPr>
+        <w:tabs>
+          <w:tab w:val="num" w:pos="3960"/>
+        </w:tabs>
+        <w:ind w:left="3960" w:hanging="360"/>
+      </w:pPr>
+      <w:rPr>
+        <w:rFonts w:ascii="Wingdings" w:hAnsi="Wingdings" w:hint="default"/>
+      </w:rPr>
+    </w:lvl>
+    <w:lvl w:ilvl="6" w:tentative="1">
+      <w:start w:val="1"/>
+      <w:numFmt w:val="bullet"/>
+      <w:lvlText w:val=""/>
+      <w:lvlJc w:val="left"/>
+      <w:pPr>
+        <w:tabs>
+          <w:tab w:val="num" w:pos="4680"/>
+        </w:tabs>
+        <w:ind w:left="4680" w:hanging="360"/>
+      </w:pPr>
+      <w:rPr>
+        <w:rFonts w:ascii="Symbol" w:hAnsi="Symbol" w:hint="default"/>
+      </w:rPr>
+    </w:lvl>
+    <w:lvl w:ilvl="7" w:tentative="1">
+      <w:start w:val="1"/>
+      <w:numFmt w:val="bullet"/>
+      <w:lvlText w:val="o"/>
+      <w:lvlJc w:val="left"/>
+      <w:pPr>
+        <w:tabs>
+          <w:tab w:val="num" w:pos="5400"/>
+        </w:tabs>
+        <w:ind w:left="5400" w:hanging="360"/>
+      </w:pPr>
+      <w:rPr>
+        <w:rFonts w:ascii="Courier New" w:hAnsi="Courier New" w:cs="MS Outlook" w:hint="default"/>
+      </w:rPr>
+    </w:lvl>
+    <w:lvl w:ilvl="8" w:tentative="1">
+      <w:start w:val="1"/>
+      <w:numFmt w:val="bullet"/>
+      <w:lvlText w:val=""/>
+      <w:lvlJc w:val="left"/>
+      <w:pPr>
+        <w:tabs>
+          <w:tab w:val="num" w:pos="6120"/>
+        </w:tabs>
+        <w:ind w:left="6120" w:hanging="360"/>
+      </w:pPr>
+      <w:rPr>
+        <w:rFonts w:ascii="Wingdings" w:hAnsi="Wingdings" w:hint="default"/>
+      </w:rPr>
+    </w:lvl>
+  </w:abstractNum>
+  <w:abstractNum w:abstractNumId="13" w15:restartNumberingAfterBreak="0">
+    <w:nsid w:val="47CC2269"/>
+    <w:multiLevelType w:val="hybridMultilevel"/>
+    <w:tmpl w:val="117AE242"/>
+    <w:lvl w:ilvl="0" w:tplc="33B88020">
+      <w:numFmt w:val="bullet"/>
+      <w:lvlText w:val=""/>
+      <w:lvlJc w:val="left"/>
+      <w:pPr>
+        <w:ind w:left="720" w:hanging="360"/>
+      </w:pPr>
+      <w:rPr>
+        <w:rFonts w:ascii="Symbol" w:eastAsiaTheme="minorHAnsi" w:hAnsi="Symbol" w:cstheme="minorBidi" w:hint="default"/>
+      </w:rPr>
+    </w:lvl>
+    <w:lvl w:ilvl="1" w:tplc="0C070003" w:tentative="1">
+      <w:start w:val="1"/>
+      <w:numFmt w:val="bullet"/>
+      <w:lvlText w:val="o"/>
+      <w:lvlJc w:val="left"/>
+      <w:pPr>
+        <w:ind w:left="1440" w:hanging="360"/>
+      </w:pPr>
+      <w:rPr>
+        <w:rFonts w:ascii="Courier New" w:hAnsi="Courier New" w:cs="Courier New" w:hint="default"/>
+      </w:rPr>
+    </w:lvl>
+    <w:lvl w:ilvl="2" w:tplc="0C070005" w:tentative="1">
+      <w:start w:val="1"/>
+      <w:numFmt w:val="bullet"/>
+      <w:lvlText w:val=""/>
+      <w:lvlJc w:val="left"/>
+      <w:pPr>
+        <w:ind w:left="2160" w:hanging="360"/>
+      </w:pPr>
+      <w:rPr>
+        <w:rFonts w:ascii="Wingdings" w:hAnsi="Wingdings" w:hint="default"/>
+      </w:rPr>
+    </w:lvl>
+    <w:lvl w:ilvl="3" w:tplc="0C070001" w:tentative="1">
+      <w:start w:val="1"/>
+      <w:numFmt w:val="bullet"/>
+      <w:lvlText w:val=""/>
+      <w:lvlJc w:val="left"/>
+      <w:pPr>
+        <w:ind w:left="2880" w:hanging="360"/>
+      </w:pPr>
+      <w:rPr>
+        <w:rFonts w:ascii="Symbol" w:hAnsi="Symbol" w:hint="default"/>
+      </w:rPr>
+    </w:lvl>
+    <w:lvl w:ilvl="4" w:tplc="0C070003" w:tentative="1">
+      <w:start w:val="1"/>
+      <w:numFmt w:val="bullet"/>
+      <w:lvlText w:val="o"/>
+      <w:lvlJc w:val="left"/>
+      <w:pPr>
+        <w:ind w:left="3600" w:hanging="360"/>
+      </w:pPr>
+      <w:rPr>
+        <w:rFonts w:ascii="Courier New" w:hAnsi="Courier New" w:cs="Courier New" w:hint="default"/>
+      </w:rPr>
+    </w:lvl>
+    <w:lvl w:ilvl="5" w:tplc="0C070005" w:tentative="1">
+      <w:start w:val="1"/>
+      <w:numFmt w:val="bullet"/>
+      <w:lvlText w:val=""/>
+      <w:lvlJc w:val="left"/>
+      <w:pPr>
+        <w:ind w:left="4320" w:hanging="360"/>
+      </w:pPr>
+      <w:rPr>
+        <w:rFonts w:ascii="Wingdings" w:hAnsi="Wingdings" w:hint="default"/>
+      </w:rPr>
+    </w:lvl>
+    <w:lvl w:ilvl="6" w:tplc="0C070001" w:tentative="1">
+      <w:start w:val="1"/>
+      <w:numFmt w:val="bullet"/>
+      <w:lvlText w:val=""/>
+      <w:lvlJc w:val="left"/>
+      <w:pPr>
+        <w:ind w:left="5040" w:hanging="360"/>
+      </w:pPr>
+      <w:rPr>
+        <w:rFonts w:ascii="Symbol" w:hAnsi="Symbol" w:hint="default"/>
+      </w:rPr>
+    </w:lvl>
+    <w:lvl w:ilvl="7" w:tplc="0C070003" w:tentative="1">
+      <w:start w:val="1"/>
+      <w:numFmt w:val="bullet"/>
+      <w:lvlText w:val="o"/>
+      <w:lvlJc w:val="left"/>
+      <w:pPr>
+        <w:ind w:left="5760" w:hanging="360"/>
+      </w:pPr>
+      <w:rPr>
+        <w:rFonts w:ascii="Courier New" w:hAnsi="Courier New" w:cs="Courier New" w:hint="default"/>
+      </w:rPr>
+    </w:lvl>
+    <w:lvl w:ilvl="8" w:tplc="0C070005" w:tentative="1">
+      <w:start w:val="1"/>
+      <w:numFmt w:val="bullet"/>
+      <w:lvlText w:val=""/>
+      <w:lvlJc w:val="left"/>
+      <w:pPr>
+        <w:ind w:left="6480" w:hanging="360"/>
+      </w:pPr>
+      <w:rPr>
+        <w:rFonts w:ascii="Wingdings" w:hAnsi="Wingdings" w:hint="default"/>
+      </w:rPr>
+    </w:lvl>
+  </w:abstractNum>
+  <w:abstractNum w:abstractNumId="14" w15:restartNumberingAfterBreak="0">
+    <w:nsid w:val="54DC321F"/>
+    <w:multiLevelType w:val="hybridMultilevel"/>
+    <w:tmpl w:val="23002172"/>
+    <w:lvl w:ilvl="0" w:tplc="0C070001">
+      <w:start w:val="1"/>
+      <w:numFmt w:val="bullet"/>
+      <w:lvlText w:val=""/>
+      <w:lvlJc w:val="left"/>
+      <w:pPr>
+        <w:ind w:left="720" w:hanging="360"/>
+      </w:pPr>
+      <w:rPr>
+        <w:rFonts w:ascii="Symbol" w:hAnsi="Symbol" w:hint="default"/>
+      </w:rPr>
+    </w:lvl>
+    <w:lvl w:ilvl="1" w:tplc="0C070003" w:tentative="1">
+      <w:start w:val="1"/>
+      <w:numFmt w:val="bullet"/>
+      <w:lvlText w:val="o"/>
+      <w:lvlJc w:val="left"/>
+      <w:pPr>
+        <w:ind w:left="1440" w:hanging="360"/>
+      </w:pPr>
+      <w:rPr>
+        <w:rFonts w:ascii="Courier New" w:hAnsi="Courier New" w:cs="Courier New" w:hint="default"/>
+      </w:rPr>
+    </w:lvl>
+    <w:lvl w:ilvl="2" w:tplc="0C070005" w:tentative="1">
+      <w:start w:val="1"/>
+      <w:numFmt w:val="bullet"/>
+      <w:lvlText w:val=""/>
+      <w:lvlJc w:val="left"/>
+      <w:pPr>
+        <w:ind w:left="2160" w:hanging="360"/>
+      </w:pPr>
+      <w:rPr>
+        <w:rFonts w:ascii="Wingdings" w:hAnsi="Wingdings" w:hint="default"/>
+      </w:rPr>
+    </w:lvl>
+    <w:lvl w:ilvl="3" w:tplc="0C070001" w:tentative="1">
+      <w:start w:val="1"/>
+      <w:numFmt w:val="bullet"/>
+      <w:lvlText w:val=""/>
+      <w:lvlJc w:val="left"/>
+      <w:pPr>
+        <w:ind w:left="2880" w:hanging="360"/>
+      </w:pPr>
+      <w:rPr>
+        <w:rFonts w:ascii="Symbol" w:hAnsi="Symbol" w:hint="default"/>
+      </w:rPr>
+    </w:lvl>
+    <w:lvl w:ilvl="4" w:tplc="0C070003" w:tentative="1">
+      <w:start w:val="1"/>
+      <w:numFmt w:val="bullet"/>
+      <w:lvlText w:val="o"/>
+      <w:lvlJc w:val="left"/>
+      <w:pPr>
+        <w:ind w:left="3600" w:hanging="360"/>
+      </w:pPr>
+      <w:rPr>
+        <w:rFonts w:ascii="Courier New" w:hAnsi="Courier New" w:cs="Courier New" w:hint="default"/>
+      </w:rPr>
+    </w:lvl>
+    <w:lvl w:ilvl="5" w:tplc="0C070005" w:tentative="1">
+      <w:start w:val="1"/>
+      <w:numFmt w:val="bullet"/>
+      <w:lvlText w:val=""/>
+      <w:lvlJc w:val="left"/>
+      <w:pPr>
+        <w:ind w:left="4320" w:hanging="360"/>
+      </w:pPr>
+      <w:rPr>
+        <w:rFonts w:ascii="Wingdings" w:hAnsi="Wingdings" w:hint="default"/>
+      </w:rPr>
+    </w:lvl>
+    <w:lvl w:ilvl="6" w:tplc="0C070001" w:tentative="1">
+      <w:start w:val="1"/>
+      <w:numFmt w:val="bullet"/>
+      <w:lvlText w:val=""/>
+      <w:lvlJc w:val="left"/>
+      <w:pPr>
+        <w:ind w:left="5040" w:hanging="360"/>
+      </w:pPr>
+      <w:rPr>
+        <w:rFonts w:ascii="Symbol" w:hAnsi="Symbol" w:hint="default"/>
+      </w:rPr>
+    </w:lvl>
+    <w:lvl w:ilvl="7" w:tplc="0C070003" w:tentative="1">
+      <w:start w:val="1"/>
+      <w:numFmt w:val="bullet"/>
+      <w:lvlText w:val="o"/>
+      <w:lvlJc w:val="left"/>
+      <w:pPr>
+        <w:ind w:left="5760" w:hanging="360"/>
+      </w:pPr>
+      <w:rPr>
+        <w:rFonts w:ascii="Courier New" w:hAnsi="Courier New" w:cs="Courier New" w:hint="default"/>
+      </w:rPr>
+    </w:lvl>
+    <w:lvl w:ilvl="8" w:tplc="0C070005" w:tentative="1">
+      <w:start w:val="1"/>
+      <w:numFmt w:val="bullet"/>
+      <w:lvlText w:val=""/>
+      <w:lvlJc w:val="left"/>
+      <w:pPr>
+        <w:ind w:left="6480" w:hanging="360"/>
+      </w:pPr>
+      <w:rPr>
+        <w:rFonts w:ascii="Wingdings" w:hAnsi="Wingdings" w:hint="default"/>
+      </w:rPr>
+    </w:lvl>
+  </w:abstractNum>
+  <w:abstractNum w:abstractNumId="15" w15:restartNumberingAfterBreak="0">
     <w:nsid w:val="59A60227"/>
     <w:multiLevelType w:val="hybridMultilevel"/>
     <w:tmpl w:val="7E480E9E"/>
@@ -1370,10 +2543,10 @@
       </w:pPr>
     </w:lvl>
   </w:abstractNum>
-  <w:abstractNum w:abstractNumId="9" w15:restartNumberingAfterBreak="0">
-    <w:nsid w:val="5D4855EC"/>
+  <w:abstractNum w:abstractNumId="16" w15:restartNumberingAfterBreak="0">
+    <w:nsid w:val="5FDB17A2"/>
     <w:multiLevelType w:val="hybridMultilevel"/>
-    <w:tmpl w:val="EF8A2FA2"/>
+    <w:tmpl w:val="AECEAAA4"/>
     <w:lvl w:ilvl="0" w:tplc="0C070001">
       <w:start w:val="1"/>
       <w:numFmt w:val="bullet"/>
@@ -1483,10 +2656,10 @@
       </w:rPr>
     </w:lvl>
   </w:abstractNum>
-  <w:abstractNum w:abstractNumId="10" w15:restartNumberingAfterBreak="0">
-    <w:nsid w:val="67881E4A"/>
+  <w:abstractNum w:abstractNumId="17" w15:restartNumberingAfterBreak="0">
+    <w:nsid w:val="63127570"/>
     <w:multiLevelType w:val="hybridMultilevel"/>
-    <w:tmpl w:val="58A2B9F4"/>
+    <w:tmpl w:val="4A44A094"/>
     <w:lvl w:ilvl="0" w:tplc="0C070001">
       <w:start w:val="1"/>
       <w:numFmt w:val="bullet"/>
@@ -1499,6 +2672,119 @@
         <w:rFonts w:ascii="Symbol" w:hAnsi="Symbol" w:hint="default"/>
       </w:rPr>
     </w:lvl>
+    <w:lvl w:ilvl="1" w:tplc="0C070003">
+      <w:start w:val="1"/>
+      <w:numFmt w:val="bullet"/>
+      <w:lvlText w:val="o"/>
+      <w:lvlJc w:val="left"/>
+      <w:pPr>
+        <w:ind w:left="1440" w:hanging="360"/>
+      </w:pPr>
+      <w:rPr>
+        <w:rFonts w:ascii="Courier New" w:hAnsi="Courier New" w:cs="Courier New" w:hint="default"/>
+      </w:rPr>
+    </w:lvl>
+    <w:lvl w:ilvl="2" w:tplc="0C070005" w:tentative="1">
+      <w:start w:val="1"/>
+      <w:numFmt w:val="bullet"/>
+      <w:lvlText w:val=""/>
+      <w:lvlJc w:val="left"/>
+      <w:pPr>
+        <w:ind w:left="2160" w:hanging="360"/>
+      </w:pPr>
+      <w:rPr>
+        <w:rFonts w:ascii="Wingdings" w:hAnsi="Wingdings" w:hint="default"/>
+      </w:rPr>
+    </w:lvl>
+    <w:lvl w:ilvl="3" w:tplc="0C070001" w:tentative="1">
+      <w:start w:val="1"/>
+      <w:numFmt w:val="bullet"/>
+      <w:lvlText w:val=""/>
+      <w:lvlJc w:val="left"/>
+      <w:pPr>
+        <w:ind w:left="2880" w:hanging="360"/>
+      </w:pPr>
+      <w:rPr>
+        <w:rFonts w:ascii="Symbol" w:hAnsi="Symbol" w:hint="default"/>
+      </w:rPr>
+    </w:lvl>
+    <w:lvl w:ilvl="4" w:tplc="0C070003" w:tentative="1">
+      <w:start w:val="1"/>
+      <w:numFmt w:val="bullet"/>
+      <w:lvlText w:val="o"/>
+      <w:lvlJc w:val="left"/>
+      <w:pPr>
+        <w:ind w:left="3600" w:hanging="360"/>
+      </w:pPr>
+      <w:rPr>
+        <w:rFonts w:ascii="Courier New" w:hAnsi="Courier New" w:cs="Courier New" w:hint="default"/>
+      </w:rPr>
+    </w:lvl>
+    <w:lvl w:ilvl="5" w:tplc="0C070005" w:tentative="1">
+      <w:start w:val="1"/>
+      <w:numFmt w:val="bullet"/>
+      <w:lvlText w:val=""/>
+      <w:lvlJc w:val="left"/>
+      <w:pPr>
+        <w:ind w:left="4320" w:hanging="360"/>
+      </w:pPr>
+      <w:rPr>
+        <w:rFonts w:ascii="Wingdings" w:hAnsi="Wingdings" w:hint="default"/>
+      </w:rPr>
+    </w:lvl>
+    <w:lvl w:ilvl="6" w:tplc="0C070001" w:tentative="1">
+      <w:start w:val="1"/>
+      <w:numFmt w:val="bullet"/>
+      <w:lvlText w:val=""/>
+      <w:lvlJc w:val="left"/>
+      <w:pPr>
+        <w:ind w:left="5040" w:hanging="360"/>
+      </w:pPr>
+      <w:rPr>
+        <w:rFonts w:ascii="Symbol" w:hAnsi="Symbol" w:hint="default"/>
+      </w:rPr>
+    </w:lvl>
+    <w:lvl w:ilvl="7" w:tplc="0C070003" w:tentative="1">
+      <w:start w:val="1"/>
+      <w:numFmt w:val="bullet"/>
+      <w:lvlText w:val="o"/>
+      <w:lvlJc w:val="left"/>
+      <w:pPr>
+        <w:ind w:left="5760" w:hanging="360"/>
+      </w:pPr>
+      <w:rPr>
+        <w:rFonts w:ascii="Courier New" w:hAnsi="Courier New" w:cs="Courier New" w:hint="default"/>
+      </w:rPr>
+    </w:lvl>
+    <w:lvl w:ilvl="8" w:tplc="0C070005" w:tentative="1">
+      <w:start w:val="1"/>
+      <w:numFmt w:val="bullet"/>
+      <w:lvlText w:val=""/>
+      <w:lvlJc w:val="left"/>
+      <w:pPr>
+        <w:ind w:left="6480" w:hanging="360"/>
+      </w:pPr>
+      <w:rPr>
+        <w:rFonts w:ascii="Wingdings" w:hAnsi="Wingdings" w:hint="default"/>
+      </w:rPr>
+    </w:lvl>
+  </w:abstractNum>
+  <w:abstractNum w:abstractNumId="18" w15:restartNumberingAfterBreak="0">
+    <w:nsid w:val="65215DBB"/>
+    <w:multiLevelType w:val="hybridMultilevel"/>
+    <w:tmpl w:val="2BA27376"/>
+    <w:lvl w:ilvl="0" w:tplc="0C070001">
+      <w:start w:val="1"/>
+      <w:numFmt w:val="bullet"/>
+      <w:lvlText w:val=""/>
+      <w:lvlJc w:val="left"/>
+      <w:pPr>
+        <w:ind w:left="720" w:hanging="360"/>
+      </w:pPr>
+      <w:rPr>
+        <w:rFonts w:ascii="Symbol" w:hAnsi="Symbol" w:hint="default"/>
+      </w:rPr>
+    </w:lvl>
     <w:lvl w:ilvl="1" w:tplc="0C070003" w:tentative="1">
       <w:start w:val="1"/>
       <w:numFmt w:val="bullet"/>
@@ -1596,98 +2882,124 @@
       </w:rPr>
     </w:lvl>
   </w:abstractNum>
-  <w:abstractNum w:abstractNumId="11" w15:restartNumberingAfterBreak="0">
-    <w:nsid w:val="6CF960E8"/>
+  <w:abstractNum w:abstractNumId="19" w15:restartNumberingAfterBreak="0">
+    <w:nsid w:val="6962113D"/>
     <w:multiLevelType w:val="hybridMultilevel"/>
-    <w:tmpl w:val="ECC4A68A"/>
-    <w:lvl w:ilvl="0" w:tplc="0C07000F">
-      <w:start w:val="1"/>
-      <w:numFmt w:val="decimal"/>
-      <w:lvlText w:val="%1."/>
+    <w:tmpl w:val="10F03594"/>
+    <w:lvl w:ilvl="0" w:tplc="0C070001">
+      <w:start w:val="1"/>
+      <w:numFmt w:val="bullet"/>
+      <w:lvlText w:val=""/>
       <w:lvlJc w:val="left"/>
       <w:pPr>
         <w:ind w:left="720" w:hanging="360"/>
       </w:pPr>
-    </w:lvl>
-    <w:lvl w:ilvl="1" w:tplc="0C070019" w:tentative="1">
-      <w:start w:val="1"/>
-      <w:numFmt w:val="lowerLetter"/>
-      <w:lvlText w:val="%2."/>
+      <w:rPr>
+        <w:rFonts w:ascii="Symbol" w:hAnsi="Symbol" w:hint="default"/>
+      </w:rPr>
+    </w:lvl>
+    <w:lvl w:ilvl="1" w:tplc="0C070003">
+      <w:start w:val="1"/>
+      <w:numFmt w:val="bullet"/>
+      <w:lvlText w:val="o"/>
       <w:lvlJc w:val="left"/>
       <w:pPr>
         <w:ind w:left="1440" w:hanging="360"/>
       </w:pPr>
-    </w:lvl>
-    <w:lvl w:ilvl="2" w:tplc="0C07001B" w:tentative="1">
-      <w:start w:val="1"/>
-      <w:numFmt w:val="lowerRoman"/>
-      <w:lvlText w:val="%3."/>
-      <w:lvlJc w:val="right"/>
-      <w:pPr>
-        <w:ind w:left="2160" w:hanging="180"/>
-      </w:pPr>
-    </w:lvl>
-    <w:lvl w:ilvl="3" w:tplc="0C07000F" w:tentative="1">
-      <w:start w:val="1"/>
-      <w:numFmt w:val="decimal"/>
-      <w:lvlText w:val="%4."/>
+      <w:rPr>
+        <w:rFonts w:ascii="Courier New" w:hAnsi="Courier New" w:cs="Courier New" w:hint="default"/>
+      </w:rPr>
+    </w:lvl>
+    <w:lvl w:ilvl="2" w:tplc="0C070005" w:tentative="1">
+      <w:start w:val="1"/>
+      <w:numFmt w:val="bullet"/>
+      <w:lvlText w:val=""/>
+      <w:lvlJc w:val="left"/>
+      <w:pPr>
+        <w:ind w:left="2160" w:hanging="360"/>
+      </w:pPr>
+      <w:rPr>
+        <w:rFonts w:ascii="Wingdings" w:hAnsi="Wingdings" w:hint="default"/>
+      </w:rPr>
+    </w:lvl>
+    <w:lvl w:ilvl="3" w:tplc="0C070001" w:tentative="1">
+      <w:start w:val="1"/>
+      <w:numFmt w:val="bullet"/>
+      <w:lvlText w:val=""/>
       <w:lvlJc w:val="left"/>
       <w:pPr>
         <w:ind w:left="2880" w:hanging="360"/>
       </w:pPr>
-    </w:lvl>
-    <w:lvl w:ilvl="4" w:tplc="0C070019" w:tentative="1">
-      <w:start w:val="1"/>
-      <w:numFmt w:val="lowerLetter"/>
-      <w:lvlText w:val="%5."/>
+      <w:rPr>
+        <w:rFonts w:ascii="Symbol" w:hAnsi="Symbol" w:hint="default"/>
+      </w:rPr>
+    </w:lvl>
+    <w:lvl w:ilvl="4" w:tplc="0C070003" w:tentative="1">
+      <w:start w:val="1"/>
+      <w:numFmt w:val="bullet"/>
+      <w:lvlText w:val="o"/>
       <w:lvlJc w:val="left"/>
       <w:pPr>
         <w:ind w:left="3600" w:hanging="360"/>
       </w:pPr>
-    </w:lvl>
-    <w:lvl w:ilvl="5" w:tplc="0C07001B" w:tentative="1">
-      <w:start w:val="1"/>
-      <w:numFmt w:val="lowerRoman"/>
-      <w:lvlText w:val="%6."/>
-      <w:lvlJc w:val="right"/>
-      <w:pPr>
-        <w:ind w:left="4320" w:hanging="180"/>
-      </w:pPr>
-    </w:lvl>
-    <w:lvl w:ilvl="6" w:tplc="0C07000F" w:tentative="1">
-      <w:start w:val="1"/>
-      <w:numFmt w:val="decimal"/>
-      <w:lvlText w:val="%7."/>
+      <w:rPr>
+        <w:rFonts w:ascii="Courier New" w:hAnsi="Courier New" w:cs="Courier New" w:hint="default"/>
+      </w:rPr>
+    </w:lvl>
+    <w:lvl w:ilvl="5" w:tplc="0C070005" w:tentative="1">
+      <w:start w:val="1"/>
+      <w:numFmt w:val="bullet"/>
+      <w:lvlText w:val=""/>
+      <w:lvlJc w:val="left"/>
+      <w:pPr>
+        <w:ind w:left="4320" w:hanging="360"/>
+      </w:pPr>
+      <w:rPr>
+        <w:rFonts w:ascii="Wingdings" w:hAnsi="Wingdings" w:hint="default"/>
+      </w:rPr>
+    </w:lvl>
+    <w:lvl w:ilvl="6" w:tplc="0C070001" w:tentative="1">
+      <w:start w:val="1"/>
+      <w:numFmt w:val="bullet"/>
+      <w:lvlText w:val=""/>
       <w:lvlJc w:val="left"/>
       <w:pPr>
         <w:ind w:left="5040" w:hanging="360"/>
       </w:pPr>
-    </w:lvl>
-    <w:lvl w:ilvl="7" w:tplc="0C070019" w:tentative="1">
-      <w:start w:val="1"/>
-      <w:numFmt w:val="lowerLetter"/>
-      <w:lvlText w:val="%8."/>
+      <w:rPr>
+        <w:rFonts w:ascii="Symbol" w:hAnsi="Symbol" w:hint="default"/>
+      </w:rPr>
+    </w:lvl>
+    <w:lvl w:ilvl="7" w:tplc="0C070003" w:tentative="1">
+      <w:start w:val="1"/>
+      <w:numFmt w:val="bullet"/>
+      <w:lvlText w:val="o"/>
       <w:lvlJc w:val="left"/>
       <w:pPr>
         <w:ind w:left="5760" w:hanging="360"/>
       </w:pPr>
-    </w:lvl>
-    <w:lvl w:ilvl="8" w:tplc="0C07001B" w:tentative="1">
-      <w:start w:val="1"/>
-      <w:numFmt w:val="lowerRoman"/>
-      <w:lvlText w:val="%9."/>
-      <w:lvlJc w:val="right"/>
-      <w:pPr>
-        <w:ind w:left="6480" w:hanging="180"/>
-      </w:pPr>
+      <w:rPr>
+        <w:rFonts w:ascii="Courier New" w:hAnsi="Courier New" w:cs="Courier New" w:hint="default"/>
+      </w:rPr>
+    </w:lvl>
+    <w:lvl w:ilvl="8" w:tplc="0C070005" w:tentative="1">
+      <w:start w:val="1"/>
+      <w:numFmt w:val="bullet"/>
+      <w:lvlText w:val=""/>
+      <w:lvlJc w:val="left"/>
+      <w:pPr>
+        <w:ind w:left="6480" w:hanging="360"/>
+      </w:pPr>
+      <w:rPr>
+        <w:rFonts w:ascii="Wingdings" w:hAnsi="Wingdings" w:hint="default"/>
+      </w:rPr>
     </w:lvl>
   </w:abstractNum>
-  <w:abstractNum w:abstractNumId="12" w15:restartNumberingAfterBreak="0">
-    <w:nsid w:val="7298706A"/>
+  <w:abstractNum w:abstractNumId="20" w15:restartNumberingAfterBreak="0">
+    <w:nsid w:val="78D726E2"/>
     <w:multiLevelType w:val="hybridMultilevel"/>
-    <w:tmpl w:val="A0E6135E"/>
-    <w:lvl w:ilvl="0" w:tplc="04070001">
-      <w:start w:val="1"/>
+    <w:tmpl w:val="CC044256"/>
+    <w:lvl w:ilvl="0" w:tplc="33B88020">
       <w:numFmt w:val="bullet"/>
       <w:lvlText w:val=""/>
       <w:lvlJc w:val="left"/>
@@ -1695,209 +3007,7 @@
         <w:ind w:left="720" w:hanging="360"/>
       </w:pPr>
       <w:rPr>
-        <w:rFonts w:ascii="Symbol" w:hAnsi="Symbol" w:hint="default"/>
-      </w:rPr>
-    </w:lvl>
-    <w:lvl w:ilvl="1" w:tplc="04070003" w:tentative="1">
-      <w:start w:val="1"/>
-      <w:numFmt w:val="bullet"/>
-      <w:lvlText w:val="o"/>
-      <w:lvlJc w:val="left"/>
-      <w:pPr>
-        <w:ind w:left="1440" w:hanging="360"/>
-      </w:pPr>
-      <w:rPr>
-        <w:rFonts w:ascii="Courier New" w:hAnsi="Courier New" w:cs="Courier New" w:hint="default"/>
-      </w:rPr>
-    </w:lvl>
-    <w:lvl w:ilvl="2" w:tplc="04070005" w:tentative="1">
-      <w:start w:val="1"/>
-      <w:numFmt w:val="bullet"/>
-      <w:lvlText w:val=""/>
-      <w:lvlJc w:val="left"/>
-      <w:pPr>
-        <w:ind w:left="2160" w:hanging="360"/>
-      </w:pPr>
-      <w:rPr>
-        <w:rFonts w:ascii="Wingdings" w:hAnsi="Wingdings" w:hint="default"/>
-      </w:rPr>
-    </w:lvl>
-    <w:lvl w:ilvl="3" w:tplc="04070001" w:tentative="1">
-      <w:start w:val="1"/>
-      <w:numFmt w:val="bullet"/>
-      <w:lvlText w:val=""/>
-      <w:lvlJc w:val="left"/>
-      <w:pPr>
-        <w:ind w:left="2880" w:hanging="360"/>
-      </w:pPr>
-      <w:rPr>
-        <w:rFonts w:ascii="Symbol" w:hAnsi="Symbol" w:hint="default"/>
-      </w:rPr>
-    </w:lvl>
-    <w:lvl w:ilvl="4" w:tplc="04070003" w:tentative="1">
-      <w:start w:val="1"/>
-      <w:numFmt w:val="bullet"/>
-      <w:lvlText w:val="o"/>
-      <w:lvlJc w:val="left"/>
-      <w:pPr>
-        <w:ind w:left="3600" w:hanging="360"/>
-      </w:pPr>
-      <w:rPr>
-        <w:rFonts w:ascii="Courier New" w:hAnsi="Courier New" w:cs="Courier New" w:hint="default"/>
-      </w:rPr>
-    </w:lvl>
-    <w:lvl w:ilvl="5" w:tplc="04070005" w:tentative="1">
-      <w:start w:val="1"/>
-      <w:numFmt w:val="bullet"/>
-      <w:lvlText w:val=""/>
-      <w:lvlJc w:val="left"/>
-      <w:pPr>
-        <w:ind w:left="4320" w:hanging="360"/>
-      </w:pPr>
-      <w:rPr>
-        <w:rFonts w:ascii="Wingdings" w:hAnsi="Wingdings" w:hint="default"/>
-      </w:rPr>
-    </w:lvl>
-    <w:lvl w:ilvl="6" w:tplc="04070001" w:tentative="1">
-      <w:start w:val="1"/>
-      <w:numFmt w:val="bullet"/>
-      <w:lvlText w:val=""/>
-      <w:lvlJc w:val="left"/>
-      <w:pPr>
-        <w:ind w:left="5040" w:hanging="360"/>
-      </w:pPr>
-      <w:rPr>
-        <w:rFonts w:ascii="Symbol" w:hAnsi="Symbol" w:hint="default"/>
-      </w:rPr>
-    </w:lvl>
-    <w:lvl w:ilvl="7" w:tplc="04070003" w:tentative="1">
-      <w:start w:val="1"/>
-      <w:numFmt w:val="bullet"/>
-      <w:lvlText w:val="o"/>
-      <w:lvlJc w:val="left"/>
-      <w:pPr>
-        <w:ind w:left="5760" w:hanging="360"/>
-      </w:pPr>
-      <w:rPr>
-        <w:rFonts w:ascii="Courier New" w:hAnsi="Courier New" w:cs="Courier New" w:hint="default"/>
-      </w:rPr>
-    </w:lvl>
-    <w:lvl w:ilvl="8" w:tplc="04070005" w:tentative="1">
-      <w:start w:val="1"/>
-      <w:numFmt w:val="bullet"/>
-      <w:lvlText w:val=""/>
-      <w:lvlJc w:val="left"/>
-      <w:pPr>
-        <w:ind w:left="6480" w:hanging="360"/>
-      </w:pPr>
-      <w:rPr>
-        <w:rFonts w:ascii="Wingdings" w:hAnsi="Wingdings" w:hint="default"/>
-      </w:rPr>
-    </w:lvl>
-  </w:abstractNum>
-  <w:abstractNum w:abstractNumId="13" w15:restartNumberingAfterBreak="0">
-    <w:nsid w:val="7AC479EE"/>
-    <w:multiLevelType w:val="hybridMultilevel"/>
-    <w:tmpl w:val="CAA0FCAA"/>
-    <w:lvl w:ilvl="0" w:tplc="0C07000F">
-      <w:start w:val="1"/>
-      <w:numFmt w:val="decimal"/>
-      <w:lvlText w:val="%1."/>
-      <w:lvlJc w:val="left"/>
-      <w:pPr>
-        <w:ind w:left="720" w:hanging="360"/>
-      </w:pPr>
-      <w:rPr>
-        <w:rFonts w:hint="default"/>
-      </w:rPr>
-    </w:lvl>
-    <w:lvl w:ilvl="1" w:tplc="0C070019" w:tentative="1">
-      <w:start w:val="1"/>
-      <w:numFmt w:val="lowerLetter"/>
-      <w:lvlText w:val="%2."/>
-      <w:lvlJc w:val="left"/>
-      <w:pPr>
-        <w:ind w:left="1440" w:hanging="360"/>
-      </w:pPr>
-    </w:lvl>
-    <w:lvl w:ilvl="2" w:tplc="0C07001B" w:tentative="1">
-      <w:start w:val="1"/>
-      <w:numFmt w:val="lowerRoman"/>
-      <w:lvlText w:val="%3."/>
-      <w:lvlJc w:val="right"/>
-      <w:pPr>
-        <w:ind w:left="2160" w:hanging="180"/>
-      </w:pPr>
-    </w:lvl>
-    <w:lvl w:ilvl="3" w:tplc="0C07000F" w:tentative="1">
-      <w:start w:val="1"/>
-      <w:numFmt w:val="decimal"/>
-      <w:lvlText w:val="%4."/>
-      <w:lvlJc w:val="left"/>
-      <w:pPr>
-        <w:ind w:left="2880" w:hanging="360"/>
-      </w:pPr>
-    </w:lvl>
-    <w:lvl w:ilvl="4" w:tplc="0C070019" w:tentative="1">
-      <w:start w:val="1"/>
-      <w:numFmt w:val="lowerLetter"/>
-      <w:lvlText w:val="%5."/>
-      <w:lvlJc w:val="left"/>
-      <w:pPr>
-        <w:ind w:left="3600" w:hanging="360"/>
-      </w:pPr>
-    </w:lvl>
-    <w:lvl w:ilvl="5" w:tplc="0C07001B" w:tentative="1">
-      <w:start w:val="1"/>
-      <w:numFmt w:val="lowerRoman"/>
-      <w:lvlText w:val="%6."/>
-      <w:lvlJc w:val="right"/>
-      <w:pPr>
-        <w:ind w:left="4320" w:hanging="180"/>
-      </w:pPr>
-    </w:lvl>
-    <w:lvl w:ilvl="6" w:tplc="0C07000F" w:tentative="1">
-      <w:start w:val="1"/>
-      <w:numFmt w:val="decimal"/>
-      <w:lvlText w:val="%7."/>
-      <w:lvlJc w:val="left"/>
-      <w:pPr>
-        <w:ind w:left="5040" w:hanging="360"/>
-      </w:pPr>
-    </w:lvl>
-    <w:lvl w:ilvl="7" w:tplc="0C070019" w:tentative="1">
-      <w:start w:val="1"/>
-      <w:numFmt w:val="lowerLetter"/>
-      <w:lvlText w:val="%8."/>
-      <w:lvlJc w:val="left"/>
-      <w:pPr>
-        <w:ind w:left="5760" w:hanging="360"/>
-      </w:pPr>
-    </w:lvl>
-    <w:lvl w:ilvl="8" w:tplc="0C07001B" w:tentative="1">
-      <w:start w:val="1"/>
-      <w:numFmt w:val="lowerRoman"/>
-      <w:lvlText w:val="%9."/>
-      <w:lvlJc w:val="right"/>
-      <w:pPr>
-        <w:ind w:left="6480" w:hanging="180"/>
-      </w:pPr>
-    </w:lvl>
-  </w:abstractNum>
-  <w:abstractNum w:abstractNumId="14" w15:restartNumberingAfterBreak="0">
-    <w:nsid w:val="7DFA40A9"/>
-    <w:multiLevelType w:val="hybridMultilevel"/>
-    <w:tmpl w:val="3862594C"/>
-    <w:lvl w:ilvl="0" w:tplc="B024F6D0">
-      <w:start w:val="1"/>
-      <w:numFmt w:val="bullet"/>
-      <w:lvlText w:val="-"/>
-      <w:lvlJc w:val="left"/>
-      <w:pPr>
-        <w:ind w:left="720" w:hanging="360"/>
-      </w:pPr>
-      <w:rPr>
-        <w:rFonts w:ascii="Arial" w:eastAsia="Times New Roman" w:hAnsi="Arial" w:cs="Arial" w:hint="default"/>
+        <w:rFonts w:ascii="Symbol" w:eastAsiaTheme="minorHAnsi" w:hAnsi="Symbol" w:cstheme="minorBidi" w:hint="default"/>
       </w:rPr>
     </w:lvl>
     <w:lvl w:ilvl="1" w:tplc="0C070003" w:tentative="1">
@@ -1998,55 +3108,73 @@
     </w:lvl>
   </w:abstractNum>
   <w:num w:numId="1">
-    <w:abstractNumId w:val="13"/>
+    <w:abstractNumId w:val="5"/>
   </w:num>
   <w:num w:numId="2">
-    <w:abstractNumId w:val="5"/>
+    <w:abstractNumId w:val="4"/>
   </w:num>
   <w:num w:numId="3">
+    <w:abstractNumId w:val="3"/>
+  </w:num>
+  <w:num w:numId="4">
+    <w:abstractNumId w:val="1"/>
+  </w:num>
+  <w:num w:numId="5">
+    <w:abstractNumId w:val="6"/>
+  </w:num>
+  <w:num w:numId="6">
+    <w:abstractNumId w:val="8"/>
+  </w:num>
+  <w:num w:numId="7">
+    <w:abstractNumId w:val="7"/>
+  </w:num>
+  <w:num w:numId="8">
     <w:abstractNumId w:val="14"/>
   </w:num>
-  <w:num w:numId="4">
-    <w:abstractNumId w:val="6"/>
-  </w:num>
-  <w:num w:numId="5">
-    <w:abstractNumId w:val="4"/>
-  </w:num>
-  <w:num w:numId="6">
-    <w:abstractNumId w:val="9"/>
-  </w:num>
-  <w:num w:numId="7">
-    <w:abstractNumId w:val="10"/>
-  </w:num>
-  <w:num w:numId="8">
-    <w:abstractNumId w:val="1"/>
-  </w:num>
   <w:num w:numId="9">
-    <w:abstractNumId w:val="0"/>
+    <w:abstractNumId w:val="11"/>
   </w:num>
   <w:num w:numId="10">
     <w:abstractNumId w:val="12"/>
   </w:num>
   <w:num w:numId="11">
-    <w:abstractNumId w:val="7"/>
+    <w:abstractNumId w:val="10"/>
   </w:num>
   <w:num w:numId="12">
+    <w:abstractNumId w:val="19"/>
+  </w:num>
+  <w:num w:numId="13">
+    <w:abstractNumId w:val="17"/>
+  </w:num>
+  <w:num w:numId="14">
+    <w:abstractNumId w:val="9"/>
+  </w:num>
+  <w:num w:numId="15">
+    <w:abstractNumId w:val="13"/>
+  </w:num>
+  <w:num w:numId="16">
+    <w:abstractNumId w:val="0"/>
+  </w:num>
+  <w:num w:numId="17">
     <w:abstractNumId w:val="2"/>
   </w:num>
-  <w:num w:numId="13">
-    <w:abstractNumId w:val="3"/>
+  <w:num w:numId="18">
+    <w:abstractNumId w:val="16"/>
   </w:num>
-  <w:num w:numId="14">
-    <w:abstractNumId w:val="8"/>
+  <w:num w:numId="19">
+    <w:abstractNumId w:val="20"/>
   </w:num>
-  <w:num w:numId="15">
-    <w:abstractNumId w:val="11"/>
+  <w:num w:numId="20">
+    <w:abstractNumId w:val="18"/>
+  </w:num>
+  <w:num w:numId="21">
+    <w:abstractNumId w:val="15"/>
   </w:num>
 </w:numbering>
 </file>
 
 <file path=word/styles.xml><?xml version="1.0" encoding="utf-8"?>
-<w:styles xmlns:mc="http://schemas.openxmlformats.org/markup-compatibility/2006" xmlns:r="http://schemas.openxmlformats.org/officeDocument/2006/relationships" xmlns:w="http://schemas.openxmlformats.org/wordprocessingml/2006/main" xmlns:w14="http://schemas.microsoft.com/office/word/2010/wordml" xmlns:w15="http://schemas.microsoft.com/office/word/2012/wordml" mc:Ignorable="w14 w15">
+<w:styles xmlns:mc="http://schemas.openxmlformats.org/markup-compatibility/2006" xmlns:r="http://schemas.openxmlformats.org/officeDocument/2006/relationships" xmlns:w="http://schemas.openxmlformats.org/wordprocessingml/2006/main" xmlns:w14="http://schemas.microsoft.com/office/word/2010/wordml" xmlns:w15="http://schemas.microsoft.com/office/word/2012/wordml" xmlns:w16cex="http://schemas.microsoft.com/office/word/2018/wordml/cex" xmlns:w16cid="http://schemas.microsoft.com/office/word/2016/wordml/cid" xmlns:w16="http://schemas.microsoft.com/office/word/2018/wordml" xmlns:w16sdtdh="http://schemas.microsoft.com/office/word/2020/wordml/sdtdatahash" xmlns:w16se="http://schemas.microsoft.com/office/word/2015/wordml/symex" mc:Ignorable="w14 w15 w16se w16cid w16 w16cex w16sdtdh">
   <w:docDefaults>
     <w:rPrDefault>
       <w:rPr>
@@ -2062,7 +3190,7 @@
       </w:pPr>
     </w:pPrDefault>
   </w:docDefaults>
-  <w:latentStyles w:defLockedState="0" w:defUIPriority="99" w:defSemiHidden="0" w:defUnhideWhenUsed="0" w:defQFormat="0" w:count="371">
+  <w:latentStyles w:defLockedState="0" w:defUIPriority="99" w:defSemiHidden="0" w:defUnhideWhenUsed="0" w:defQFormat="0" w:count="376">
     <w:lsdException w:name="Normal" w:uiPriority="0" w:qFormat="1"/>
     <w:lsdException w:name="heading 1" w:uiPriority="9" w:qFormat="1"/>
     <w:lsdException w:name="heading 2" w:semiHidden="1" w:uiPriority="9" w:unhideWhenUsed="1" w:qFormat="1"/>
@@ -2148,7 +3276,7 @@
     <w:lsdException w:name="Body Text Indent 2" w:semiHidden="1" w:unhideWhenUsed="1"/>
     <w:lsdException w:name="Body Text Indent 3" w:semiHidden="1" w:unhideWhenUsed="1"/>
     <w:lsdException w:name="Block Text" w:semiHidden="1" w:unhideWhenUsed="1"/>
-    <w:lsdException w:name="Hyperlink" w:semiHidden="1" w:unhideWhenUsed="1"/>
+    <w:lsdException w:name="Hyperlink" w:semiHidden="1" w:uiPriority="0" w:unhideWhenUsed="1"/>
     <w:lsdException w:name="FollowedHyperlink" w:semiHidden="1" w:unhideWhenUsed="1"/>
     <w:lsdException w:name="Strong" w:uiPriority="22" w:qFormat="1"/>
     <w:lsdException w:name="Emphasis" w:uiPriority="20" w:qFormat="1"/>
@@ -2217,7 +3345,7 @@
     <w:lsdException w:name="Table Web 2" w:semiHidden="1" w:unhideWhenUsed="1"/>
     <w:lsdException w:name="Table Web 3" w:semiHidden="1" w:unhideWhenUsed="1"/>
     <w:lsdException w:name="Balloon Text" w:semiHidden="1" w:unhideWhenUsed="1"/>
-    <w:lsdException w:name="Table Grid" w:uiPriority="39"/>
+    <w:lsdException w:name="Table Grid" w:uiPriority="0"/>
     <w:lsdException w:name="Table Theme" w:semiHidden="1" w:unhideWhenUsed="1"/>
     <w:lsdException w:name="Placeholder Text" w:semiHidden="1"/>
     <w:lsdException w:name="No Spacing" w:uiPriority="1" w:qFormat="1"/>
@@ -2434,10 +3562,22 @@
     <w:lsdException w:name="List Table 5 Dark Accent 6" w:uiPriority="50"/>
     <w:lsdException w:name="List Table 6 Colorful Accent 6" w:uiPriority="51"/>
     <w:lsdException w:name="List Table 7 Colorful Accent 6" w:uiPriority="52"/>
+    <w:lsdException w:name="Mention" w:semiHidden="1" w:unhideWhenUsed="1"/>
+    <w:lsdException w:name="Smart Hyperlink" w:semiHidden="1" w:unhideWhenUsed="1"/>
+    <w:lsdException w:name="Hashtag" w:semiHidden="1" w:unhideWhenUsed="1"/>
+    <w:lsdException w:name="Unresolved Mention" w:semiHidden="1" w:unhideWhenUsed="1"/>
+    <w:lsdException w:name="Smart Link" w:semiHidden="1" w:unhideWhenUsed="1"/>
   </w:latentStyles>
   <w:style w:type="paragraph" w:default="1" w:styleId="Standard">
     <w:name w:val="Normal"/>
     <w:qFormat/>
+    <w:rsid w:val="00A503FC"/>
+    <w:pPr>
+      <w:spacing w:after="200" w:line="276" w:lineRule="auto"/>
+    </w:pPr>
+    <w:rPr>
+      <w:sz w:val="24"/>
+    </w:rPr>
   </w:style>
   <w:style w:type="paragraph" w:styleId="berschrift1">
     <w:name w:val="heading 1"/>
@@ -2446,7 +3586,7 @@
     <w:link w:val="berschrift1Zchn"/>
     <w:uiPriority w:val="9"/>
     <w:qFormat/>
-    <w:rsid w:val="00C3392E"/>
+    <w:rsid w:val="004B038D"/>
     <w:pPr>
       <w:keepNext/>
       <w:keepLines/>
@@ -2468,18 +3608,43 @@
     <w:uiPriority w:val="9"/>
     <w:unhideWhenUsed/>
     <w:qFormat/>
-    <w:rsid w:val="00733A33"/>
+    <w:rsid w:val="0083473C"/>
+    <w:pPr>
+      <w:keepNext/>
+      <w:keepLines/>
+      <w:spacing w:before="200" w:after="0"/>
+      <w:outlineLvl w:val="1"/>
+    </w:pPr>
+    <w:rPr>
+      <w:rFonts w:asciiTheme="majorHAnsi" w:eastAsiaTheme="majorEastAsia" w:hAnsiTheme="majorHAnsi" w:cstheme="majorBidi"/>
+      <w:b/>
+      <w:bCs/>
+      <w:color w:val="5B9BD5" w:themeColor="accent1"/>
+      <w:sz w:val="26"/>
+      <w:szCs w:val="26"/>
+    </w:rPr>
+  </w:style>
+  <w:style w:type="paragraph" w:styleId="berschrift4">
+    <w:name w:val="heading 4"/>
+    <w:basedOn w:val="Standard"/>
+    <w:next w:val="Standard"/>
+    <w:link w:val="berschrift4Zchn"/>
+    <w:uiPriority w:val="9"/>
+    <w:semiHidden/>
+    <w:unhideWhenUsed/>
+    <w:qFormat/>
+    <w:rsid w:val="007F1466"/>
     <w:pPr>
       <w:keepNext/>
       <w:keepLines/>
       <w:spacing w:before="40" w:after="0"/>
-      <w:outlineLvl w:val="1"/>
+      <w:outlineLvl w:val="3"/>
     </w:pPr>
     <w:rPr>
       <w:rFonts w:asciiTheme="majorHAnsi" w:eastAsiaTheme="majorEastAsia" w:hAnsiTheme="majorHAnsi" w:cstheme="majorBidi"/>
+      <w:i/>
+      <w:iCs/>
       <w:color w:val="2E74B5" w:themeColor="accent1" w:themeShade="BF"/>
-      <w:sz w:val="26"/>
-      <w:szCs w:val="26"/>
     </w:rPr>
   </w:style>
   <w:style w:type="character" w:default="1" w:styleId="Absatz-Standardschriftart">
@@ -2509,71 +3674,13 @@
     <w:semiHidden/>
     <w:unhideWhenUsed/>
   </w:style>
-  <w:style w:type="paragraph" w:styleId="Listenabsatz">
-    <w:name w:val="List Paragraph"/>
-    <w:basedOn w:val="Standard"/>
-    <w:uiPriority w:val="34"/>
-    <w:qFormat/>
-    <w:rsid w:val="00C3392E"/>
-    <w:pPr>
-      <w:ind w:left="720"/>
-      <w:contextualSpacing/>
-    </w:pPr>
-  </w:style>
-  <w:style w:type="character" w:customStyle="1" w:styleId="berschrift1Zchn">
-    <w:name w:val="Überschrift 1 Zchn"/>
-    <w:basedOn w:val="Absatz-Standardschriftart"/>
-    <w:link w:val="berschrift1"/>
-    <w:uiPriority w:val="9"/>
-    <w:rsid w:val="00C3392E"/>
-    <w:rPr>
-      <w:rFonts w:asciiTheme="majorHAnsi" w:eastAsiaTheme="majorEastAsia" w:hAnsiTheme="majorHAnsi" w:cstheme="majorBidi"/>
-      <w:color w:val="2E74B5" w:themeColor="accent1" w:themeShade="BF"/>
-      <w:sz w:val="32"/>
-      <w:szCs w:val="32"/>
-    </w:rPr>
-  </w:style>
-  <w:style w:type="paragraph" w:styleId="Titel">
-    <w:name w:val="Title"/>
-    <w:basedOn w:val="Standard"/>
-    <w:next w:val="Standard"/>
-    <w:link w:val="TitelZchn"/>
-    <w:uiPriority w:val="10"/>
-    <w:qFormat/>
-    <w:rsid w:val="00C63D49"/>
-    <w:pPr>
-      <w:spacing w:after="0" w:line="240" w:lineRule="auto"/>
-      <w:contextualSpacing/>
-    </w:pPr>
-    <w:rPr>
-      <w:rFonts w:asciiTheme="majorHAnsi" w:eastAsiaTheme="majorEastAsia" w:hAnsiTheme="majorHAnsi" w:cstheme="majorBidi"/>
-      <w:spacing w:val="-10"/>
-      <w:kern w:val="28"/>
-      <w:sz w:val="56"/>
-      <w:szCs w:val="56"/>
-    </w:rPr>
-  </w:style>
-  <w:style w:type="character" w:customStyle="1" w:styleId="TitelZchn">
-    <w:name w:val="Titel Zchn"/>
-    <w:basedOn w:val="Absatz-Standardschriftart"/>
-    <w:link w:val="Titel"/>
-    <w:uiPriority w:val="10"/>
-    <w:rsid w:val="00C63D49"/>
-    <w:rPr>
-      <w:rFonts w:asciiTheme="majorHAnsi" w:eastAsiaTheme="majorEastAsia" w:hAnsiTheme="majorHAnsi" w:cstheme="majorBidi"/>
-      <w:spacing w:val="-10"/>
-      <w:kern w:val="28"/>
-      <w:sz w:val="56"/>
-      <w:szCs w:val="56"/>
-    </w:rPr>
-  </w:style>
   <w:style w:type="paragraph" w:styleId="Kopfzeile">
     <w:name w:val="header"/>
     <w:basedOn w:val="Standard"/>
     <w:link w:val="KopfzeileZchn"/>
     <w:uiPriority w:val="99"/>
     <w:unhideWhenUsed/>
-    <w:rsid w:val="00E72626"/>
+    <w:rsid w:val="004E322A"/>
     <w:pPr>
       <w:tabs>
         <w:tab w:val="center" w:pos="4536"/>
@@ -2587,7 +3694,7 @@
     <w:basedOn w:val="Absatz-Standardschriftart"/>
     <w:link w:val="Kopfzeile"/>
     <w:uiPriority w:val="99"/>
-    <w:rsid w:val="00E72626"/>
+    <w:rsid w:val="004E322A"/>
   </w:style>
   <w:style w:type="paragraph" w:styleId="Fuzeile">
     <w:name w:val="footer"/>
@@ -2595,7 +3702,7 @@
     <w:link w:val="FuzeileZchn"/>
     <w:uiPriority w:val="99"/>
     <w:unhideWhenUsed/>
-    <w:rsid w:val="00E72626"/>
+    <w:rsid w:val="004E322A"/>
     <w:pPr>
       <w:tabs>
         <w:tab w:val="center" w:pos="4536"/>
@@ -2609,57 +3716,207 @@
     <w:basedOn w:val="Absatz-Standardschriftart"/>
     <w:link w:val="Fuzeile"/>
     <w:uiPriority w:val="99"/>
-    <w:rsid w:val="00E72626"/>
+    <w:rsid w:val="004E322A"/>
   </w:style>
-  <w:style w:type="character" w:styleId="Hyperlink">
-    <w:name w:val="Hyperlink"/>
+  <w:style w:type="paragraph" w:styleId="Sprechblasentext">
+    <w:name w:val="Balloon Text"/>
+    <w:basedOn w:val="Standard"/>
+    <w:link w:val="SprechblasentextZchn"/>
+    <w:uiPriority w:val="99"/>
+    <w:semiHidden/>
+    <w:unhideWhenUsed/>
+    <w:rsid w:val="004E322A"/>
+    <w:pPr>
+      <w:spacing w:after="0" w:line="240" w:lineRule="auto"/>
+    </w:pPr>
+    <w:rPr>
+      <w:rFonts w:ascii="Segoe UI" w:hAnsi="Segoe UI" w:cs="Segoe UI"/>
+      <w:sz w:val="18"/>
+      <w:szCs w:val="18"/>
+    </w:rPr>
+  </w:style>
+  <w:style w:type="character" w:customStyle="1" w:styleId="SprechblasentextZchn">
+    <w:name w:val="Sprechblasentext Zchn"/>
     <w:basedOn w:val="Absatz-Standardschriftart"/>
+    <w:link w:val="Sprechblasentext"/>
     <w:uiPriority w:val="99"/>
-    <w:unhideWhenUsed/>
-    <w:rsid w:val="00095DC4"/>
+    <w:semiHidden/>
+    <w:rsid w:val="004E322A"/>
     <w:rPr>
-      <w:color w:val="0563C1" w:themeColor="hyperlink"/>
-      <w:u w:val="single"/>
+      <w:rFonts w:ascii="Segoe UI" w:hAnsi="Segoe UI" w:cs="Segoe UI"/>
+      <w:sz w:val="18"/>
+      <w:szCs w:val="18"/>
     </w:rPr>
+  </w:style>
+  <w:style w:type="table" w:styleId="Tabellenraster">
+    <w:name w:val="Table Grid"/>
+    <w:basedOn w:val="NormaleTabelle"/>
+    <w:rsid w:val="004E322A"/>
+    <w:pPr>
+      <w:spacing w:after="0" w:line="240" w:lineRule="auto"/>
+    </w:pPr>
+    <w:tblPr>
+      <w:tblBorders>
+        <w:top w:val="single" w:sz="4" w:space="0" w:color="auto"/>
+        <w:left w:val="single" w:sz="4" w:space="0" w:color="auto"/>
+        <w:bottom w:val="single" w:sz="4" w:space="0" w:color="auto"/>
+        <w:right w:val="single" w:sz="4" w:space="0" w:color="auto"/>
+        <w:insideH w:val="single" w:sz="4" w:space="0" w:color="auto"/>
+        <w:insideV w:val="single" w:sz="4" w:space="0" w:color="auto"/>
+      </w:tblBorders>
+    </w:tblPr>
   </w:style>
   <w:style w:type="character" w:customStyle="1" w:styleId="berschrift2Zchn">
     <w:name w:val="Überschrift 2 Zchn"/>
     <w:basedOn w:val="Absatz-Standardschriftart"/>
     <w:link w:val="berschrift2"/>
     <w:uiPriority w:val="9"/>
-    <w:rsid w:val="00733A33"/>
+    <w:rsid w:val="0083473C"/>
+    <w:rPr>
+      <w:rFonts w:asciiTheme="majorHAnsi" w:eastAsiaTheme="majorEastAsia" w:hAnsiTheme="majorHAnsi" w:cstheme="majorBidi"/>
+      <w:b/>
+      <w:bCs/>
+      <w:color w:val="5B9BD5" w:themeColor="accent1"/>
+      <w:sz w:val="26"/>
+      <w:szCs w:val="26"/>
+    </w:rPr>
+  </w:style>
+  <w:style w:type="paragraph" w:styleId="Listenabsatz">
+    <w:name w:val="List Paragraph"/>
+    <w:basedOn w:val="Standard"/>
+    <w:uiPriority w:val="34"/>
+    <w:qFormat/>
+    <w:rsid w:val="0083473C"/>
+    <w:pPr>
+      <w:ind w:left="720"/>
+      <w:contextualSpacing/>
+    </w:pPr>
+  </w:style>
+  <w:style w:type="paragraph" w:styleId="KeinLeerraum">
+    <w:name w:val="No Spacing"/>
+    <w:uiPriority w:val="1"/>
+    <w:qFormat/>
+    <w:rsid w:val="0083473C"/>
+    <w:pPr>
+      <w:spacing w:after="0" w:line="240" w:lineRule="auto"/>
+    </w:pPr>
+  </w:style>
+  <w:style w:type="character" w:customStyle="1" w:styleId="berschrift1Zchn">
+    <w:name w:val="Überschrift 1 Zchn"/>
+    <w:basedOn w:val="Absatz-Standardschriftart"/>
+    <w:link w:val="berschrift1"/>
+    <w:uiPriority w:val="9"/>
+    <w:rsid w:val="004B038D"/>
     <w:rPr>
       <w:rFonts w:asciiTheme="majorHAnsi" w:eastAsiaTheme="majorEastAsia" w:hAnsiTheme="majorHAnsi" w:cstheme="majorBidi"/>
       <w:color w:val="2E74B5" w:themeColor="accent1" w:themeShade="BF"/>
-      <w:sz w:val="26"/>
-      <w:szCs w:val="26"/>
+      <w:sz w:val="32"/>
+      <w:szCs w:val="32"/>
+    </w:rPr>
+  </w:style>
+  <w:style w:type="character" w:styleId="Hyperlink">
+    <w:name w:val="Hyperlink"/>
+    <w:basedOn w:val="Absatz-Standardschriftart"/>
+    <w:rsid w:val="00BB4C33"/>
+    <w:rPr>
+      <w:color w:val="0000FF"/>
+      <w:u w:val="single"/>
+    </w:rPr>
+  </w:style>
+  <w:style w:type="character" w:customStyle="1" w:styleId="berschrift4Zchn">
+    <w:name w:val="Überschrift 4 Zchn"/>
+    <w:basedOn w:val="Absatz-Standardschriftart"/>
+    <w:link w:val="berschrift4"/>
+    <w:uiPriority w:val="9"/>
+    <w:semiHidden/>
+    <w:rsid w:val="007F1466"/>
+    <w:rPr>
+      <w:rFonts w:asciiTheme="majorHAnsi" w:eastAsiaTheme="majorEastAsia" w:hAnsiTheme="majorHAnsi" w:cstheme="majorBidi"/>
+      <w:i/>
+      <w:iCs/>
+      <w:color w:val="2E74B5" w:themeColor="accent1" w:themeShade="BF"/>
+    </w:rPr>
+  </w:style>
+  <w:style w:type="paragraph" w:customStyle="1" w:styleId="Text">
+    <w:name w:val="Text"/>
+    <w:basedOn w:val="Standard"/>
+    <w:link w:val="TextChar1"/>
+    <w:rsid w:val="007F1466"/>
+    <w:pPr>
+      <w:spacing w:after="0" w:line="240" w:lineRule="auto"/>
+      <w:jc w:val="both"/>
+    </w:pPr>
+    <w:rPr>
+      <w:rFonts w:ascii="Arial" w:eastAsia="Times New Roman" w:hAnsi="Arial" w:cs="Times New Roman"/>
+      <w:szCs w:val="24"/>
+      <w:lang w:val="de-DE" w:eastAsia="de-DE"/>
+    </w:rPr>
+  </w:style>
+  <w:style w:type="character" w:customStyle="1" w:styleId="TextChar1">
+    <w:name w:val="Text Char1"/>
+    <w:link w:val="Text"/>
+    <w:rsid w:val="007F1466"/>
+    <w:rPr>
+      <w:rFonts w:ascii="Arial" w:eastAsia="Times New Roman" w:hAnsi="Arial" w:cs="Times New Roman"/>
+      <w:sz w:val="24"/>
+      <w:szCs w:val="24"/>
+      <w:lang w:val="de-DE" w:eastAsia="de-DE"/>
+    </w:rPr>
+  </w:style>
+  <w:style w:type="paragraph" w:customStyle="1" w:styleId="Aufzhlung1">
+    <w:name w:val="Aufzählung 1"/>
+    <w:basedOn w:val="Standard"/>
+    <w:autoRedefine/>
+    <w:rsid w:val="007F1466"/>
+    <w:pPr>
+      <w:numPr>
+        <w:numId w:val="10"/>
+      </w:numPr>
+      <w:tabs>
+        <w:tab w:val="clear" w:pos="360"/>
+      </w:tabs>
+      <w:spacing w:before="100" w:beforeAutospacing="1" w:after="100" w:afterAutospacing="1" w:line="240" w:lineRule="auto"/>
+      <w:ind w:left="527" w:hanging="357"/>
+    </w:pPr>
+    <w:rPr>
+      <w:rFonts w:ascii="Arial" w:eastAsia="Times New Roman" w:hAnsi="Arial" w:cs="Times New Roman"/>
+      <w:sz w:val="20"/>
+      <w:szCs w:val="24"/>
+      <w:lang w:val="de-DE" w:eastAsia="de-DE"/>
+    </w:rPr>
+  </w:style>
+  <w:style w:type="character" w:styleId="NichtaufgelsteErwhnung">
+    <w:name w:val="Unresolved Mention"/>
+    <w:basedOn w:val="Absatz-Standardschriftart"/>
+    <w:uiPriority w:val="99"/>
+    <w:semiHidden/>
+    <w:unhideWhenUsed/>
+    <w:rsid w:val="00675B5F"/>
+    <w:rPr>
+      <w:color w:val="605E5C"/>
+      <w:shd w:val="clear" w:color="auto" w:fill="E1DFDD"/>
     </w:rPr>
   </w:style>
   <w:style w:type="paragraph" w:styleId="StandardWeb">
     <w:name w:val="Normal (Web)"/>
     <w:basedOn w:val="Standard"/>
     <w:uiPriority w:val="99"/>
+    <w:semiHidden/>
     <w:unhideWhenUsed/>
-    <w:rsid w:val="00A97096"/>
+    <w:rsid w:val="00675B5F"/>
     <w:pPr>
       <w:spacing w:before="100" w:beforeAutospacing="1" w:after="100" w:afterAutospacing="1" w:line="240" w:lineRule="auto"/>
     </w:pPr>
     <w:rPr>
       <w:rFonts w:ascii="Times New Roman" w:eastAsia="Times New Roman" w:hAnsi="Times New Roman" w:cs="Times New Roman"/>
-      <w:sz w:val="24"/>
       <w:szCs w:val="24"/>
       <w:lang w:eastAsia="de-AT"/>
     </w:rPr>
   </w:style>
-  <w:style w:type="character" w:styleId="Hervorhebung">
-    <w:name w:val="Emphasis"/>
-    <w:uiPriority w:val="20"/>
-    <w:qFormat/>
-    <w:rsid w:val="00A22E6E"/>
-    <w:rPr>
-      <w:i/>
-      <w:iCs/>
-    </w:rPr>
+  <w:style w:type="character" w:customStyle="1" w:styleId="mwe-math-mathml-inline">
+    <w:name w:val="mwe-math-mathml-inline"/>
+    <w:basedOn w:val="Absatz-Standardschriftart"/>
+    <w:rsid w:val="00675B5F"/>
   </w:style>
 </w:styles>
 </file>
